--- a/Tasks1-4/Отчеты/Отчет Task2.docx
+++ b/Tasks1-4/Отчеты/Отчет Task2.docx
@@ -37,7 +37,17 @@
           <w:sz w:val="24"/>
           <w:szCs w:val="24"/>
         </w:rPr>
-        <w:t>Цель работы:</w:t>
+        <w:t>Цель работы</w:t>
+      </w:r>
+      <w:proofErr w:type="gramStart"/>
+      <w:r>
+        <w:rPr>
+          <w:rFonts w:ascii="Times New Roman" w:hAnsi="Times New Roman" w:cs="Times New Roman"/>
+          <w:b/>
+          <w:sz w:val="24"/>
+          <w:szCs w:val="24"/>
+        </w:rPr>
+        <w:t>:</w:t>
       </w:r>
       <w:r>
         <w:rPr>
@@ -45,7 +55,16 @@
           <w:sz w:val="24"/>
           <w:szCs w:val="24"/>
         </w:rPr>
-        <w:t xml:space="preserve"> Получить практические навыки разработки и использования подпрограмм для обработки простых типов данных.</w:t>
+        <w:t xml:space="preserve"> Получить</w:t>
+      </w:r>
+      <w:proofErr w:type="gramEnd"/>
+      <w:r>
+        <w:rPr>
+          <w:rFonts w:ascii="Times New Roman" w:hAnsi="Times New Roman" w:cs="Times New Roman"/>
+          <w:sz w:val="24"/>
+          <w:szCs w:val="24"/>
+        </w:rPr>
+        <w:t xml:space="preserve"> практические навыки разработки и использования подпрограмм для обработки простых типов данных.</w:t>
       </w:r>
     </w:p>
     <w:p>
@@ -1279,6 +1298,7 @@
           <w:lang w:val="en-US"/>
         </w:rPr>
       </w:pPr>
+      <w:proofErr w:type="spellStart"/>
       <w:r>
         <w:rPr>
           <w:rFonts w:ascii="Times New Roman" w:eastAsiaTheme="minorEastAsia" w:hAnsi="Times New Roman" w:cstheme="minorBidi"/>
@@ -1286,7 +1306,77 @@
           <w:sz w:val="24"/>
           <w:lang w:val="en-US"/>
         </w:rPr>
-        <w:t>halfPerimeter = (this.A + this.B + this.C) / 2;</w:t>
+        <w:t>halfPerimeter</w:t>
+      </w:r>
+      <w:proofErr w:type="spellEnd"/>
+      <w:r>
+        <w:rPr>
+          <w:rFonts w:ascii="Times New Roman" w:eastAsiaTheme="minorEastAsia" w:hAnsi="Times New Roman" w:cstheme="minorBidi"/>
+          <w:iCs/>
+          <w:sz w:val="24"/>
+          <w:lang w:val="en-US"/>
+        </w:rPr>
+        <w:t xml:space="preserve"> = (</w:t>
+      </w:r>
+      <w:proofErr w:type="spellStart"/>
+      <w:r>
+        <w:rPr>
+          <w:rFonts w:ascii="Times New Roman" w:eastAsiaTheme="minorEastAsia" w:hAnsi="Times New Roman" w:cstheme="minorBidi"/>
+          <w:iCs/>
+          <w:sz w:val="24"/>
+          <w:lang w:val="en-US"/>
+        </w:rPr>
+        <w:t>this.A</w:t>
+      </w:r>
+      <w:proofErr w:type="spellEnd"/>
+      <w:r>
+        <w:rPr>
+          <w:rFonts w:ascii="Times New Roman" w:eastAsiaTheme="minorEastAsia" w:hAnsi="Times New Roman" w:cstheme="minorBidi"/>
+          <w:iCs/>
+          <w:sz w:val="24"/>
+          <w:lang w:val="en-US"/>
+        </w:rPr>
+        <w:t xml:space="preserve"> + </w:t>
+      </w:r>
+      <w:proofErr w:type="spellStart"/>
+      <w:r>
+        <w:rPr>
+          <w:rFonts w:ascii="Times New Roman" w:eastAsiaTheme="minorEastAsia" w:hAnsi="Times New Roman" w:cstheme="minorBidi"/>
+          <w:iCs/>
+          <w:sz w:val="24"/>
+          <w:lang w:val="en-US"/>
+        </w:rPr>
+        <w:t>this.B</w:t>
+      </w:r>
+      <w:proofErr w:type="spellEnd"/>
+      <w:r>
+        <w:rPr>
+          <w:rFonts w:ascii="Times New Roman" w:eastAsiaTheme="minorEastAsia" w:hAnsi="Times New Roman" w:cstheme="minorBidi"/>
+          <w:iCs/>
+          <w:sz w:val="24"/>
+          <w:lang w:val="en-US"/>
+        </w:rPr>
+        <w:t xml:space="preserve"> + </w:t>
+      </w:r>
+      <w:proofErr w:type="spellStart"/>
+      <w:r>
+        <w:rPr>
+          <w:rFonts w:ascii="Times New Roman" w:eastAsiaTheme="minorEastAsia" w:hAnsi="Times New Roman" w:cstheme="minorBidi"/>
+          <w:iCs/>
+          <w:sz w:val="24"/>
+          <w:lang w:val="en-US"/>
+        </w:rPr>
+        <w:t>this.C</w:t>
+      </w:r>
+      <w:proofErr w:type="spellEnd"/>
+      <w:r>
+        <w:rPr>
+          <w:rFonts w:ascii="Times New Roman" w:eastAsiaTheme="minorEastAsia" w:hAnsi="Times New Roman" w:cstheme="minorBidi"/>
+          <w:iCs/>
+          <w:sz w:val="24"/>
+          <w:lang w:val="en-US"/>
+        </w:rPr>
+        <w:t>) / 2;</w:t>
       </w:r>
     </w:p>
     <w:p>
@@ -1304,6 +1394,7 @@
           <w:lang w:val="en-US"/>
         </w:rPr>
       </w:pPr>
+      <w:proofErr w:type="spellStart"/>
       <w:r>
         <w:rPr>
           <w:rFonts w:ascii="Times New Roman" w:eastAsiaTheme="minorEastAsia" w:hAnsi="Times New Roman" w:cstheme="minorBidi"/>
@@ -1311,7 +1402,157 @@
           <w:sz w:val="24"/>
           <w:lang w:val="en-US"/>
         </w:rPr>
-        <w:t>Math.Sqrt(halfPerimeter * (halfPerimeter - this.A) * (halfPerimeter - this.B) * (halfPerimeter - this.C));</w:t>
+        <w:t>Math.Sqrt</w:t>
+      </w:r>
+      <w:proofErr w:type="spellEnd"/>
+      <w:r>
+        <w:rPr>
+          <w:rFonts w:ascii="Times New Roman" w:eastAsiaTheme="minorEastAsia" w:hAnsi="Times New Roman" w:cstheme="minorBidi"/>
+          <w:iCs/>
+          <w:sz w:val="24"/>
+          <w:lang w:val="en-US"/>
+        </w:rPr>
+        <w:t>(</w:t>
+      </w:r>
+      <w:proofErr w:type="spellStart"/>
+      <w:r>
+        <w:rPr>
+          <w:rFonts w:ascii="Times New Roman" w:eastAsiaTheme="minorEastAsia" w:hAnsi="Times New Roman" w:cstheme="minorBidi"/>
+          <w:iCs/>
+          <w:sz w:val="24"/>
+          <w:lang w:val="en-US"/>
+        </w:rPr>
+        <w:t>halfPerimeter</w:t>
+      </w:r>
+      <w:proofErr w:type="spellEnd"/>
+      <w:r>
+        <w:rPr>
+          <w:rFonts w:ascii="Times New Roman" w:eastAsiaTheme="minorEastAsia" w:hAnsi="Times New Roman" w:cstheme="minorBidi"/>
+          <w:iCs/>
+          <w:sz w:val="24"/>
+          <w:lang w:val="en-US"/>
+        </w:rPr>
+        <w:t xml:space="preserve"> * (</w:t>
+      </w:r>
+      <w:proofErr w:type="spellStart"/>
+      <w:r>
+        <w:rPr>
+          <w:rFonts w:ascii="Times New Roman" w:eastAsiaTheme="minorEastAsia" w:hAnsi="Times New Roman" w:cstheme="minorBidi"/>
+          <w:iCs/>
+          <w:sz w:val="24"/>
+          <w:lang w:val="en-US"/>
+        </w:rPr>
+        <w:t>halfPerimeter</w:t>
+      </w:r>
+      <w:proofErr w:type="spellEnd"/>
+      <w:r>
+        <w:rPr>
+          <w:rFonts w:ascii="Times New Roman" w:eastAsiaTheme="minorEastAsia" w:hAnsi="Times New Roman" w:cstheme="minorBidi"/>
+          <w:iCs/>
+          <w:sz w:val="24"/>
+          <w:lang w:val="en-US"/>
+        </w:rPr>
+        <w:t xml:space="preserve"> - </w:t>
+      </w:r>
+      <w:proofErr w:type="spellStart"/>
+      <w:r>
+        <w:rPr>
+          <w:rFonts w:ascii="Times New Roman" w:eastAsiaTheme="minorEastAsia" w:hAnsi="Times New Roman" w:cstheme="minorBidi"/>
+          <w:iCs/>
+          <w:sz w:val="24"/>
+          <w:lang w:val="en-US"/>
+        </w:rPr>
+        <w:t>this.A</w:t>
+      </w:r>
+      <w:proofErr w:type="spellEnd"/>
+      <w:r>
+        <w:rPr>
+          <w:rFonts w:ascii="Times New Roman" w:eastAsiaTheme="minorEastAsia" w:hAnsi="Times New Roman" w:cstheme="minorBidi"/>
+          <w:iCs/>
+          <w:sz w:val="24"/>
+          <w:lang w:val="en-US"/>
+        </w:rPr>
+        <w:t>) * (</w:t>
+      </w:r>
+      <w:proofErr w:type="spellStart"/>
+      <w:r>
+        <w:rPr>
+          <w:rFonts w:ascii="Times New Roman" w:eastAsiaTheme="minorEastAsia" w:hAnsi="Times New Roman" w:cstheme="minorBidi"/>
+          <w:iCs/>
+          <w:sz w:val="24"/>
+          <w:lang w:val="en-US"/>
+        </w:rPr>
+        <w:t>halfPerimeter</w:t>
+      </w:r>
+      <w:proofErr w:type="spellEnd"/>
+      <w:r>
+        <w:rPr>
+          <w:rFonts w:ascii="Times New Roman" w:eastAsiaTheme="minorEastAsia" w:hAnsi="Times New Roman" w:cstheme="minorBidi"/>
+          <w:iCs/>
+          <w:sz w:val="24"/>
+          <w:lang w:val="en-US"/>
+        </w:rPr>
+        <w:t xml:space="preserve"> - </w:t>
+      </w:r>
+      <w:proofErr w:type="spellStart"/>
+      <w:r>
+        <w:rPr>
+          <w:rFonts w:ascii="Times New Roman" w:eastAsiaTheme="minorEastAsia" w:hAnsi="Times New Roman" w:cstheme="minorBidi"/>
+          <w:iCs/>
+          <w:sz w:val="24"/>
+          <w:lang w:val="en-US"/>
+        </w:rPr>
+        <w:t>this.B</w:t>
+      </w:r>
+      <w:proofErr w:type="spellEnd"/>
+      <w:r>
+        <w:rPr>
+          <w:rFonts w:ascii="Times New Roman" w:eastAsiaTheme="minorEastAsia" w:hAnsi="Times New Roman" w:cstheme="minorBidi"/>
+          <w:iCs/>
+          <w:sz w:val="24"/>
+          <w:lang w:val="en-US"/>
+        </w:rPr>
+        <w:t>) * (</w:t>
+      </w:r>
+      <w:proofErr w:type="spellStart"/>
+      <w:r>
+        <w:rPr>
+          <w:rFonts w:ascii="Times New Roman" w:eastAsiaTheme="minorEastAsia" w:hAnsi="Times New Roman" w:cstheme="minorBidi"/>
+          <w:iCs/>
+          <w:sz w:val="24"/>
+          <w:lang w:val="en-US"/>
+        </w:rPr>
+        <w:t>halfPerimeter</w:t>
+      </w:r>
+      <w:proofErr w:type="spellEnd"/>
+      <w:r>
+        <w:rPr>
+          <w:rFonts w:ascii="Times New Roman" w:eastAsiaTheme="minorEastAsia" w:hAnsi="Times New Roman" w:cstheme="minorBidi"/>
+          <w:iCs/>
+          <w:sz w:val="24"/>
+          <w:lang w:val="en-US"/>
+        </w:rPr>
+        <w:t xml:space="preserve"> - </w:t>
+      </w:r>
+      <w:proofErr w:type="spellStart"/>
+      <w:r>
+        <w:rPr>
+          <w:rFonts w:ascii="Times New Roman" w:eastAsiaTheme="minorEastAsia" w:hAnsi="Times New Roman" w:cstheme="minorBidi"/>
+          <w:iCs/>
+          <w:sz w:val="24"/>
+          <w:lang w:val="en-US"/>
+        </w:rPr>
+        <w:t>this.C</w:t>
+      </w:r>
+      <w:proofErr w:type="spellEnd"/>
+      <w:r>
+        <w:rPr>
+          <w:rFonts w:ascii="Times New Roman" w:eastAsiaTheme="minorEastAsia" w:hAnsi="Times New Roman" w:cstheme="minorBidi"/>
+          <w:iCs/>
+          <w:sz w:val="24"/>
+          <w:lang w:val="en-US"/>
+        </w:rPr>
+        <w:t>));</w:t>
       </w:r>
       <w:r>
         <w:rPr>
@@ -1550,6 +1791,7 @@
         </w:rPr>
         <w:t xml:space="preserve"> = </w:t>
       </w:r>
+      <w:proofErr w:type="spellStart"/>
       <w:r>
         <w:rPr>
           <w:rFonts w:ascii="Times New Roman" w:eastAsiaTheme="minorEastAsia" w:hAnsi="Times New Roman" w:cstheme="minorBidi"/>
@@ -1559,6 +1801,7 @@
         </w:rPr>
         <w:t>Acos</w:t>
       </w:r>
+      <w:proofErr w:type="spellEnd"/>
       <w:r>
         <w:rPr>
           <w:rFonts w:ascii="Times New Roman" w:eastAsiaTheme="minorEastAsia" w:hAnsi="Times New Roman" w:cstheme="minorBidi"/>
@@ -1985,6 +2228,7 @@
         </w:rPr>
         <w:t xml:space="preserve"> = 2 * </w:t>
       </w:r>
+      <w:proofErr w:type="spellStart"/>
       <w:r>
         <w:rPr>
           <w:rFonts w:ascii="Times New Roman" w:eastAsiaTheme="minorEastAsia" w:hAnsi="Times New Roman" w:cstheme="minorBidi"/>
@@ -1994,6 +2238,7 @@
         </w:rPr>
         <w:t>trArea</w:t>
       </w:r>
+      <w:proofErr w:type="spellEnd"/>
       <w:r>
         <w:rPr>
           <w:rFonts w:ascii="Times New Roman" w:eastAsiaTheme="minorEastAsia" w:hAnsi="Times New Roman" w:cstheme="minorBidi"/>
@@ -2035,6 +2280,7 @@
         </w:rPr>
         <w:t xml:space="preserve"> </w:t>
       </w:r>
+      <w:proofErr w:type="spellStart"/>
       <w:r>
         <w:rPr>
           <w:rFonts w:ascii="Times New Roman" w:eastAsiaTheme="minorEastAsia" w:hAnsi="Times New Roman" w:cstheme="minorBidi"/>
@@ -2044,6 +2290,7 @@
         </w:rPr>
         <w:t>trArea</w:t>
       </w:r>
+      <w:proofErr w:type="spellEnd"/>
       <w:r>
         <w:rPr>
           <w:rFonts w:ascii="Times New Roman" w:eastAsiaTheme="minorEastAsia" w:hAnsi="Times New Roman" w:cstheme="minorBidi"/>
@@ -2242,7 +2489,7 @@
           <v:shape id="_x0000_i1025" type="#_x0000_t75" style="width:157.8pt;height:302.4pt" o:ole="">
             <v:imagedata r:id="rId8" o:title=""/>
           </v:shape>
-          <o:OLEObject Type="Embed" ProgID="Visio.Drawing.15" ShapeID="_x0000_i1025" DrawAspect="Content" ObjectID="_1834899720" r:id="rId9"/>
+          <o:OLEObject Type="Embed" ProgID="Visio.Drawing.15" ShapeID="_x0000_i1025" DrawAspect="Content" ObjectID="_1835336385" r:id="rId9"/>
         </w:object>
       </w:r>
     </w:p>
@@ -2267,12 +2514,14 @@
       <w:r>
         <w:t xml:space="preserve"> – Алгоритм подпрограммы </w:t>
       </w:r>
+      <w:proofErr w:type="spellStart"/>
       <w:r>
         <w:rPr>
           <w:lang w:val="en-US"/>
         </w:rPr>
         <w:t>ValidateTriangle</w:t>
       </w:r>
+      <w:proofErr w:type="spellEnd"/>
     </w:p>
     <w:p>
       <w:pPr>
@@ -2284,7 +2533,7 @@
           <v:shape id="_x0000_i1026" type="#_x0000_t75" style="width:134.4pt;height:249pt" o:ole="">
             <v:imagedata r:id="rId10" o:title=""/>
           </v:shape>
-          <o:OLEObject Type="Embed" ProgID="Visio.Drawing.15" ShapeID="_x0000_i1026" DrawAspect="Content" ObjectID="_1834899721" r:id="rId11"/>
+          <o:OLEObject Type="Embed" ProgID="Visio.Drawing.15" ShapeID="_x0000_i1026" DrawAspect="Content" ObjectID="_1835336386" r:id="rId11"/>
         </w:object>
       </w:r>
     </w:p>
@@ -2315,12 +2564,14 @@
       <w:r>
         <w:t xml:space="preserve">Алгоритм подпрограммы </w:t>
       </w:r>
+      <w:proofErr w:type="spellStart"/>
       <w:r>
         <w:rPr>
           <w:lang w:val="en-US"/>
         </w:rPr>
         <w:t>CalculateArea</w:t>
       </w:r>
+      <w:proofErr w:type="spellEnd"/>
     </w:p>
     <w:p>
       <w:pPr>
@@ -2339,7 +2590,7 @@
           <v:shape id="_x0000_i1027" type="#_x0000_t75" style="width:288.6pt;height:456.6pt" o:ole="">
             <v:imagedata r:id="rId12" o:title=""/>
           </v:shape>
-          <o:OLEObject Type="Embed" ProgID="Visio.Drawing.15" ShapeID="_x0000_i1027" DrawAspect="Content" ObjectID="_1834899722" r:id="rId13"/>
+          <o:OLEObject Type="Embed" ProgID="Visio.Drawing.15" ShapeID="_x0000_i1027" DrawAspect="Content" ObjectID="_1835336387" r:id="rId13"/>
         </w:object>
       </w:r>
     </w:p>
@@ -2370,12 +2621,14 @@
       <w:r>
         <w:t xml:space="preserve">Алгоритм подпрограммы </w:t>
       </w:r>
+      <w:proofErr w:type="spellStart"/>
       <w:r>
         <w:rPr>
           <w:lang w:val="en-US"/>
         </w:rPr>
         <w:t>CalculateAngles</w:t>
       </w:r>
+      <w:proofErr w:type="spellEnd"/>
     </w:p>
     <w:p>
       <w:pPr>
@@ -2387,7 +2640,7 @@
           <v:shape id="_x0000_i1028" type="#_x0000_t75" style="width:81.6pt;height:366.6pt" o:ole="">
             <v:imagedata r:id="rId14" o:title=""/>
           </v:shape>
-          <o:OLEObject Type="Embed" ProgID="Visio.Drawing.15" ShapeID="_x0000_i1028" DrawAspect="Content" ObjectID="_1834899723" r:id="rId15"/>
+          <o:OLEObject Type="Embed" ProgID="Visio.Drawing.15" ShapeID="_x0000_i1028" DrawAspect="Content" ObjectID="_1835336388" r:id="rId15"/>
         </w:object>
       </w:r>
     </w:p>
@@ -2418,12 +2671,14 @@
       <w:r>
         <w:t xml:space="preserve">Алгоритм подпрограммы </w:t>
       </w:r>
+      <w:proofErr w:type="spellStart"/>
       <w:r>
         <w:rPr>
           <w:lang w:val="en-US"/>
         </w:rPr>
         <w:t>CalculateHeight</w:t>
       </w:r>
+      <w:proofErr w:type="spellEnd"/>
     </w:p>
     <w:p>
       <w:pPr>
@@ -2474,6 +2729,7 @@
           <w:highlight w:val="white"/>
         </w:rPr>
       </w:pPr>
+      <w:proofErr w:type="spellStart"/>
       <w:r>
         <w:rPr>
           <w:rFonts w:ascii="Cascadia Mono" w:hAnsi="Cascadia Mono" w:cs="Cascadia Mono"/>
@@ -2484,15 +2740,38 @@
         </w:rPr>
         <w:t>using</w:t>
       </w:r>
-      <w:r>
-        <w:rPr>
-          <w:rFonts w:ascii="Cascadia Mono" w:hAnsi="Cascadia Mono" w:cs="Cascadia Mono"/>
-          <w:color w:val="000000"/>
-          <w:sz w:val="19"/>
-          <w:szCs w:val="19"/>
-          <w:highlight w:val="white"/>
-        </w:rPr>
-        <w:t xml:space="preserve"> System.Diagnostics.CodeAnalysis;</w:t>
+      <w:proofErr w:type="spellEnd"/>
+      <w:r>
+        <w:rPr>
+          <w:rFonts w:ascii="Cascadia Mono" w:hAnsi="Cascadia Mono" w:cs="Cascadia Mono"/>
+          <w:color w:val="000000"/>
+          <w:sz w:val="19"/>
+          <w:szCs w:val="19"/>
+          <w:highlight w:val="white"/>
+        </w:rPr>
+        <w:t xml:space="preserve"> </w:t>
+      </w:r>
+      <w:proofErr w:type="spellStart"/>
+      <w:r>
+        <w:rPr>
+          <w:rFonts w:ascii="Cascadia Mono" w:hAnsi="Cascadia Mono" w:cs="Cascadia Mono"/>
+          <w:color w:val="000000"/>
+          <w:sz w:val="19"/>
+          <w:szCs w:val="19"/>
+          <w:highlight w:val="white"/>
+        </w:rPr>
+        <w:t>System.Diagnostics.CodeAnalysis</w:t>
+      </w:r>
+      <w:proofErr w:type="spellEnd"/>
+      <w:r>
+        <w:rPr>
+          <w:rFonts w:ascii="Cascadia Mono" w:hAnsi="Cascadia Mono" w:cs="Cascadia Mono"/>
+          <w:color w:val="000000"/>
+          <w:sz w:val="19"/>
+          <w:szCs w:val="19"/>
+          <w:highlight w:val="white"/>
+        </w:rPr>
+        <w:t>;</w:t>
       </w:r>
     </w:p>
     <w:p>
@@ -2509,6 +2788,7 @@
           <w:highlight w:val="white"/>
         </w:rPr>
       </w:pPr>
+      <w:proofErr w:type="spellStart"/>
       <w:r>
         <w:rPr>
           <w:rFonts w:ascii="Cascadia Mono" w:hAnsi="Cascadia Mono" w:cs="Cascadia Mono"/>
@@ -2519,15 +2799,38 @@
         </w:rPr>
         <w:t>using</w:t>
       </w:r>
-      <w:r>
-        <w:rPr>
-          <w:rFonts w:ascii="Cascadia Mono" w:hAnsi="Cascadia Mono" w:cs="Cascadia Mono"/>
-          <w:color w:val="000000"/>
-          <w:sz w:val="19"/>
-          <w:szCs w:val="19"/>
-          <w:highlight w:val="white"/>
-        </w:rPr>
-        <w:t xml:space="preserve"> JetBrains.Annotations;</w:t>
+      <w:proofErr w:type="spellEnd"/>
+      <w:r>
+        <w:rPr>
+          <w:rFonts w:ascii="Cascadia Mono" w:hAnsi="Cascadia Mono" w:cs="Cascadia Mono"/>
+          <w:color w:val="000000"/>
+          <w:sz w:val="19"/>
+          <w:szCs w:val="19"/>
+          <w:highlight w:val="white"/>
+        </w:rPr>
+        <w:t xml:space="preserve"> </w:t>
+      </w:r>
+      <w:proofErr w:type="spellStart"/>
+      <w:r>
+        <w:rPr>
+          <w:rFonts w:ascii="Cascadia Mono" w:hAnsi="Cascadia Mono" w:cs="Cascadia Mono"/>
+          <w:color w:val="000000"/>
+          <w:sz w:val="19"/>
+          <w:szCs w:val="19"/>
+          <w:highlight w:val="white"/>
+        </w:rPr>
+        <w:t>JetBrains.Annotations</w:t>
+      </w:r>
+      <w:proofErr w:type="spellEnd"/>
+      <w:r>
+        <w:rPr>
+          <w:rFonts w:ascii="Cascadia Mono" w:hAnsi="Cascadia Mono" w:cs="Cascadia Mono"/>
+          <w:color w:val="000000"/>
+          <w:sz w:val="19"/>
+          <w:szCs w:val="19"/>
+          <w:highlight w:val="white"/>
+        </w:rPr>
+        <w:t>;</w:t>
       </w:r>
     </w:p>
     <w:p>
@@ -2559,6 +2862,7 @@
           <w:highlight w:val="white"/>
         </w:rPr>
       </w:pPr>
+      <w:proofErr w:type="spellStart"/>
       <w:r>
         <w:rPr>
           <w:rFonts w:ascii="Cascadia Mono" w:hAnsi="Cascadia Mono" w:cs="Cascadia Mono"/>
@@ -2569,15 +2873,38 @@
         </w:rPr>
         <w:t>namespace</w:t>
       </w:r>
-      <w:r>
-        <w:rPr>
-          <w:rFonts w:ascii="Cascadia Mono" w:hAnsi="Cascadia Mono" w:cs="Cascadia Mono"/>
-          <w:color w:val="000000"/>
-          <w:sz w:val="19"/>
-          <w:szCs w:val="19"/>
-          <w:highlight w:val="white"/>
-        </w:rPr>
-        <w:t xml:space="preserve"> MainForm;</w:t>
+      <w:proofErr w:type="spellEnd"/>
+      <w:r>
+        <w:rPr>
+          <w:rFonts w:ascii="Cascadia Mono" w:hAnsi="Cascadia Mono" w:cs="Cascadia Mono"/>
+          <w:color w:val="000000"/>
+          <w:sz w:val="19"/>
+          <w:szCs w:val="19"/>
+          <w:highlight w:val="white"/>
+        </w:rPr>
+        <w:t xml:space="preserve"> </w:t>
+      </w:r>
+      <w:proofErr w:type="spellStart"/>
+      <w:r>
+        <w:rPr>
+          <w:rFonts w:ascii="Cascadia Mono" w:hAnsi="Cascadia Mono" w:cs="Cascadia Mono"/>
+          <w:color w:val="000000"/>
+          <w:sz w:val="19"/>
+          <w:szCs w:val="19"/>
+          <w:highlight w:val="white"/>
+        </w:rPr>
+        <w:t>MainForm</w:t>
+      </w:r>
+      <w:proofErr w:type="spellEnd"/>
+      <w:r>
+        <w:rPr>
+          <w:rFonts w:ascii="Cascadia Mono" w:hAnsi="Cascadia Mono" w:cs="Cascadia Mono"/>
+          <w:color w:val="000000"/>
+          <w:sz w:val="19"/>
+          <w:szCs w:val="19"/>
+          <w:highlight w:val="white"/>
+        </w:rPr>
+        <w:t>;</w:t>
       </w:r>
     </w:p>
     <w:p>
@@ -2634,6 +2961,7 @@
         </w:rPr>
         <w:t>[</w:t>
       </w:r>
+      <w:proofErr w:type="spellStart"/>
       <w:r>
         <w:rPr>
           <w:rFonts w:ascii="Cascadia Mono" w:hAnsi="Cascadia Mono" w:cs="Cascadia Mono"/>
@@ -2644,6 +2972,7 @@
         </w:rPr>
         <w:t>SuppressMessage</w:t>
       </w:r>
+      <w:proofErr w:type="spellEnd"/>
       <w:r>
         <w:rPr>
           <w:rFonts w:ascii="Cascadia Mono" w:hAnsi="Cascadia Mono" w:cs="Cascadia Mono"/>
@@ -2662,7 +2991,29 @@
           <w:szCs w:val="19"/>
           <w:highlight w:val="white"/>
         </w:rPr>
-        <w:t>"ReSharper"</w:t>
+        <w:t>"</w:t>
+      </w:r>
+      <w:proofErr w:type="spellStart"/>
+      <w:r>
+        <w:rPr>
+          <w:rFonts w:ascii="Cascadia Mono" w:hAnsi="Cascadia Mono" w:cs="Cascadia Mono"/>
+          <w:color w:val="A31515"/>
+          <w:sz w:val="19"/>
+          <w:szCs w:val="19"/>
+          <w:highlight w:val="white"/>
+        </w:rPr>
+        <w:t>ReSharper</w:t>
+      </w:r>
+      <w:proofErr w:type="spellEnd"/>
+      <w:r>
+        <w:rPr>
+          <w:rFonts w:ascii="Cascadia Mono" w:hAnsi="Cascadia Mono" w:cs="Cascadia Mono"/>
+          <w:color w:val="A31515"/>
+          <w:sz w:val="19"/>
+          <w:szCs w:val="19"/>
+          <w:highlight w:val="white"/>
+        </w:rPr>
+        <w:t>"</w:t>
       </w:r>
       <w:r>
         <w:rPr>
@@ -2682,7 +3033,29 @@
           <w:szCs w:val="19"/>
           <w:highlight w:val="white"/>
         </w:rPr>
-        <w:t>"CompareOfFloatsByEqualityOperator"</w:t>
+        <w:t>"</w:t>
+      </w:r>
+      <w:proofErr w:type="spellStart"/>
+      <w:r>
+        <w:rPr>
+          <w:rFonts w:ascii="Cascadia Mono" w:hAnsi="Cascadia Mono" w:cs="Cascadia Mono"/>
+          <w:color w:val="A31515"/>
+          <w:sz w:val="19"/>
+          <w:szCs w:val="19"/>
+          <w:highlight w:val="white"/>
+        </w:rPr>
+        <w:t>CompareOfFloatsByEqualityOperator</w:t>
+      </w:r>
+      <w:proofErr w:type="spellEnd"/>
+      <w:r>
+        <w:rPr>
+          <w:rFonts w:ascii="Cascadia Mono" w:hAnsi="Cascadia Mono" w:cs="Cascadia Mono"/>
+          <w:color w:val="A31515"/>
+          <w:sz w:val="19"/>
+          <w:szCs w:val="19"/>
+          <w:highlight w:val="white"/>
+        </w:rPr>
+        <w:t>"</w:t>
       </w:r>
       <w:r>
         <w:rPr>
@@ -2709,6 +3082,7 @@
           <w:highlight w:val="white"/>
         </w:rPr>
       </w:pPr>
+      <w:proofErr w:type="spellStart"/>
       <w:r>
         <w:rPr>
           <w:rFonts w:ascii="Cascadia Mono" w:hAnsi="Cascadia Mono" w:cs="Cascadia Mono"/>
@@ -2719,6 +3093,7 @@
         </w:rPr>
         <w:t>public</w:t>
       </w:r>
+      <w:proofErr w:type="spellEnd"/>
       <w:r>
         <w:rPr>
           <w:rFonts w:ascii="Cascadia Mono" w:hAnsi="Cascadia Mono" w:cs="Cascadia Mono"/>
@@ -2729,6 +3104,7 @@
         </w:rPr>
         <w:t xml:space="preserve"> </w:t>
       </w:r>
+      <w:proofErr w:type="spellStart"/>
       <w:r>
         <w:rPr>
           <w:rFonts w:ascii="Cascadia Mono" w:hAnsi="Cascadia Mono" w:cs="Cascadia Mono"/>
@@ -2739,6 +3115,7 @@
         </w:rPr>
         <w:t>class</w:t>
       </w:r>
+      <w:proofErr w:type="spellEnd"/>
       <w:r>
         <w:rPr>
           <w:rFonts w:ascii="Cascadia Mono" w:hAnsi="Cascadia Mono" w:cs="Cascadia Mono"/>
@@ -2749,6 +3126,7 @@
         </w:rPr>
         <w:t xml:space="preserve"> </w:t>
       </w:r>
+      <w:proofErr w:type="spellStart"/>
       <w:r>
         <w:rPr>
           <w:rFonts w:ascii="Cascadia Mono" w:hAnsi="Cascadia Mono" w:cs="Cascadia Mono"/>
@@ -2759,6 +3137,7 @@
         </w:rPr>
         <w:t>Triangle</w:t>
       </w:r>
+      <w:proofErr w:type="spellEnd"/>
     </w:p>
     <w:p>
       <w:pPr>
@@ -3173,6 +3552,7 @@
         </w:rPr>
         <w:t xml:space="preserve"> </w:t>
       </w:r>
+      <w:proofErr w:type="gramStart"/>
       <w:r>
         <w:rPr>
           <w:rFonts w:ascii="Cascadia Mono" w:hAnsi="Cascadia Mono" w:cs="Cascadia Mono"/>
@@ -3195,6 +3575,7 @@
         </w:rPr>
         <w:t>; }</w:t>
       </w:r>
+      <w:proofErr w:type="gramEnd"/>
     </w:p>
     <w:p>
       <w:pPr>
@@ -3891,6 +4272,7 @@
         </w:rPr>
         <w:t xml:space="preserve">    </w:t>
       </w:r>
+      <w:proofErr w:type="gramStart"/>
       <w:r>
         <w:rPr>
           <w:rFonts w:ascii="Cascadia Mono" w:hAnsi="Cascadia Mono" w:cs="Cascadia Mono"/>
@@ -3946,6 +4328,7 @@
         </w:rPr>
         <w:t>bool</w:t>
       </w:r>
+      <w:proofErr w:type="gramEnd"/>
       <w:r>
         <w:rPr>
           <w:rFonts w:ascii="Cascadia Mono" w:hAnsi="Cascadia Mono" w:cs="Cascadia Mono"/>
@@ -4236,6 +4619,7 @@
         </w:rPr>
         <w:t xml:space="preserve"> A == </w:t>
       </w:r>
+      <w:proofErr w:type="spellStart"/>
       <w:r>
         <w:rPr>
           <w:rFonts w:ascii="Cascadia Mono" w:hAnsi="Cascadia Mono" w:cs="Cascadia Mono"/>
@@ -4256,8 +4640,45 @@
           <w:highlight w:val="white"/>
           <w:lang w:val="en-US"/>
         </w:rPr>
-        <w:t xml:space="preserve">.A &amp;&amp; B == </w:t>
-      </w:r>
+        <w:t>.</w:t>
+      </w:r>
+      <w:proofErr w:type="gramStart"/>
+      <w:r>
+        <w:rPr>
+          <w:rFonts w:ascii="Cascadia Mono" w:hAnsi="Cascadia Mono" w:cs="Cascadia Mono"/>
+          <w:color w:val="000000"/>
+          <w:sz w:val="19"/>
+          <w:szCs w:val="19"/>
+          <w:highlight w:val="white"/>
+          <w:lang w:val="en-US"/>
+        </w:rPr>
+        <w:t>A</w:t>
+      </w:r>
+      <w:proofErr w:type="spellEnd"/>
+      <w:r>
+        <w:rPr>
+          <w:rFonts w:ascii="Cascadia Mono" w:hAnsi="Cascadia Mono" w:cs="Cascadia Mono"/>
+          <w:color w:val="000000"/>
+          <w:sz w:val="19"/>
+          <w:szCs w:val="19"/>
+          <w:highlight w:val="white"/>
+          <w:lang w:val="en-US"/>
+        </w:rPr>
+        <w:t xml:space="preserve"> &amp;&amp;</w:t>
+      </w:r>
+      <w:proofErr w:type="gramEnd"/>
+      <w:r>
+        <w:rPr>
+          <w:rFonts w:ascii="Cascadia Mono" w:hAnsi="Cascadia Mono" w:cs="Cascadia Mono"/>
+          <w:color w:val="000000"/>
+          <w:sz w:val="19"/>
+          <w:szCs w:val="19"/>
+          <w:highlight w:val="white"/>
+          <w:lang w:val="en-US"/>
+        </w:rPr>
+        <w:t xml:space="preserve"> B == </w:t>
+      </w:r>
+      <w:proofErr w:type="spellStart"/>
       <w:r>
         <w:rPr>
           <w:rFonts w:ascii="Cascadia Mono" w:hAnsi="Cascadia Mono" w:cs="Cascadia Mono"/>
@@ -4278,8 +4699,45 @@
           <w:highlight w:val="white"/>
           <w:lang w:val="en-US"/>
         </w:rPr>
-        <w:t xml:space="preserve">.B &amp;&amp; C == </w:t>
-      </w:r>
+        <w:t>.</w:t>
+      </w:r>
+      <w:proofErr w:type="gramStart"/>
+      <w:r>
+        <w:rPr>
+          <w:rFonts w:ascii="Cascadia Mono" w:hAnsi="Cascadia Mono" w:cs="Cascadia Mono"/>
+          <w:color w:val="000000"/>
+          <w:sz w:val="19"/>
+          <w:szCs w:val="19"/>
+          <w:highlight w:val="white"/>
+          <w:lang w:val="en-US"/>
+        </w:rPr>
+        <w:t>B</w:t>
+      </w:r>
+      <w:proofErr w:type="spellEnd"/>
+      <w:r>
+        <w:rPr>
+          <w:rFonts w:ascii="Cascadia Mono" w:hAnsi="Cascadia Mono" w:cs="Cascadia Mono"/>
+          <w:color w:val="000000"/>
+          <w:sz w:val="19"/>
+          <w:szCs w:val="19"/>
+          <w:highlight w:val="white"/>
+          <w:lang w:val="en-US"/>
+        </w:rPr>
+        <w:t xml:space="preserve"> &amp;&amp;</w:t>
+      </w:r>
+      <w:proofErr w:type="gramEnd"/>
+      <w:r>
+        <w:rPr>
+          <w:rFonts w:ascii="Cascadia Mono" w:hAnsi="Cascadia Mono" w:cs="Cascadia Mono"/>
+          <w:color w:val="000000"/>
+          <w:sz w:val="19"/>
+          <w:szCs w:val="19"/>
+          <w:highlight w:val="white"/>
+          <w:lang w:val="en-US"/>
+        </w:rPr>
+        <w:t xml:space="preserve"> C == </w:t>
+      </w:r>
+      <w:proofErr w:type="spellStart"/>
       <w:r>
         <w:rPr>
           <w:rFonts w:ascii="Cascadia Mono" w:hAnsi="Cascadia Mono" w:cs="Cascadia Mono"/>
@@ -4300,7 +4758,19 @@
           <w:highlight w:val="white"/>
           <w:lang w:val="en-US"/>
         </w:rPr>
-        <w:t>.C;</w:t>
+        <w:t>.C</w:t>
+      </w:r>
+      <w:proofErr w:type="spellEnd"/>
+      <w:r>
+        <w:rPr>
+          <w:rFonts w:ascii="Cascadia Mono" w:hAnsi="Cascadia Mono" w:cs="Cascadia Mono"/>
+          <w:color w:val="000000"/>
+          <w:sz w:val="19"/>
+          <w:szCs w:val="19"/>
+          <w:highlight w:val="white"/>
+          <w:lang w:val="en-US"/>
+        </w:rPr>
+        <w:t>;</w:t>
       </w:r>
     </w:p>
     <w:p>
@@ -4651,6 +5121,7 @@
         </w:rPr>
         <w:t xml:space="preserve"> A == </w:t>
       </w:r>
+      <w:proofErr w:type="spellStart"/>
       <w:r>
         <w:rPr>
           <w:rFonts w:ascii="Cascadia Mono" w:hAnsi="Cascadia Mono" w:cs="Cascadia Mono"/>
@@ -4671,8 +5142,21 @@
           <w:highlight w:val="white"/>
           <w:lang w:val="en-US"/>
         </w:rPr>
-        <w:t xml:space="preserve">.A &amp;&amp; B == </w:t>
-      </w:r>
+        <w:t>.A</w:t>
+      </w:r>
+      <w:proofErr w:type="spellEnd"/>
+      <w:r>
+        <w:rPr>
+          <w:rFonts w:ascii="Cascadia Mono" w:hAnsi="Cascadia Mono" w:cs="Cascadia Mono"/>
+          <w:color w:val="000000"/>
+          <w:sz w:val="19"/>
+          <w:szCs w:val="19"/>
+          <w:highlight w:val="white"/>
+          <w:lang w:val="en-US"/>
+        </w:rPr>
+        <w:t xml:space="preserve"> &amp;&amp; B == </w:t>
+      </w:r>
+      <w:proofErr w:type="spellStart"/>
       <w:r>
         <w:rPr>
           <w:rFonts w:ascii="Cascadia Mono" w:hAnsi="Cascadia Mono" w:cs="Cascadia Mono"/>
@@ -4693,8 +5177,45 @@
           <w:highlight w:val="white"/>
           <w:lang w:val="en-US"/>
         </w:rPr>
-        <w:t xml:space="preserve">.B &amp;&amp; C == </w:t>
-      </w:r>
+        <w:t>.</w:t>
+      </w:r>
+      <w:proofErr w:type="gramStart"/>
+      <w:r>
+        <w:rPr>
+          <w:rFonts w:ascii="Cascadia Mono" w:hAnsi="Cascadia Mono" w:cs="Cascadia Mono"/>
+          <w:color w:val="000000"/>
+          <w:sz w:val="19"/>
+          <w:szCs w:val="19"/>
+          <w:highlight w:val="white"/>
+          <w:lang w:val="en-US"/>
+        </w:rPr>
+        <w:t>B</w:t>
+      </w:r>
+      <w:proofErr w:type="spellEnd"/>
+      <w:r>
+        <w:rPr>
+          <w:rFonts w:ascii="Cascadia Mono" w:hAnsi="Cascadia Mono" w:cs="Cascadia Mono"/>
+          <w:color w:val="000000"/>
+          <w:sz w:val="19"/>
+          <w:szCs w:val="19"/>
+          <w:highlight w:val="white"/>
+          <w:lang w:val="en-US"/>
+        </w:rPr>
+        <w:t xml:space="preserve"> &amp;&amp;</w:t>
+      </w:r>
+      <w:proofErr w:type="gramEnd"/>
+      <w:r>
+        <w:rPr>
+          <w:rFonts w:ascii="Cascadia Mono" w:hAnsi="Cascadia Mono" w:cs="Cascadia Mono"/>
+          <w:color w:val="000000"/>
+          <w:sz w:val="19"/>
+          <w:szCs w:val="19"/>
+          <w:highlight w:val="white"/>
+          <w:lang w:val="en-US"/>
+        </w:rPr>
+        <w:t xml:space="preserve"> C == </w:t>
+      </w:r>
+      <w:proofErr w:type="spellStart"/>
       <w:r>
         <w:rPr>
           <w:rFonts w:ascii="Cascadia Mono" w:hAnsi="Cascadia Mono" w:cs="Cascadia Mono"/>
@@ -4715,7 +5236,19 @@
           <w:highlight w:val="white"/>
           <w:lang w:val="en-US"/>
         </w:rPr>
-        <w:t>.C;</w:t>
+        <w:t>.C</w:t>
+      </w:r>
+      <w:proofErr w:type="spellEnd"/>
+      <w:r>
+        <w:rPr>
+          <w:rFonts w:ascii="Cascadia Mono" w:hAnsi="Cascadia Mono" w:cs="Cascadia Mono"/>
+          <w:color w:val="000000"/>
+          <w:sz w:val="19"/>
+          <w:szCs w:val="19"/>
+          <w:highlight w:val="white"/>
+          <w:lang w:val="en-US"/>
+        </w:rPr>
+        <w:t>;</w:t>
       </w:r>
     </w:p>
     <w:p>
@@ -4853,6 +5386,7 @@
         </w:rPr>
         <w:t xml:space="preserve"> </w:t>
       </w:r>
+      <w:proofErr w:type="spellStart"/>
       <w:r>
         <w:rPr>
           <w:rFonts w:ascii="Cascadia Mono" w:hAnsi="Cascadia Mono" w:cs="Cascadia Mono"/>
@@ -4864,6 +5398,7 @@
         </w:rPr>
         <w:t>GetHashCode</w:t>
       </w:r>
+      <w:proofErr w:type="spellEnd"/>
       <w:r>
         <w:rPr>
           <w:rFonts w:ascii="Cascadia Mono" w:hAnsi="Cascadia Mono" w:cs="Cascadia Mono"/>
@@ -4951,6 +5486,7 @@
         </w:rPr>
         <w:t xml:space="preserve"> </w:t>
       </w:r>
+      <w:proofErr w:type="spellStart"/>
       <w:r>
         <w:rPr>
           <w:rFonts w:ascii="Cascadia Mono" w:hAnsi="Cascadia Mono" w:cs="Cascadia Mono"/>
@@ -4984,6 +5520,7 @@
         </w:rPr>
         <w:t>Combine</w:t>
       </w:r>
+      <w:proofErr w:type="spellEnd"/>
       <w:r>
         <w:rPr>
           <w:rFonts w:ascii="Cascadia Mono" w:hAnsi="Cascadia Mono" w:cs="Cascadia Mono"/>
@@ -5114,7 +5651,29 @@
           <w:szCs w:val="19"/>
           <w:highlight w:val="white"/>
         </w:rPr>
-        <w:t>&lt;summary&gt;</w:t>
+        <w:t>&lt;</w:t>
+      </w:r>
+      <w:proofErr w:type="spellStart"/>
+      <w:r>
+        <w:rPr>
+          <w:rFonts w:ascii="Cascadia Mono" w:hAnsi="Cascadia Mono" w:cs="Cascadia Mono"/>
+          <w:color w:val="808080"/>
+          <w:sz w:val="19"/>
+          <w:szCs w:val="19"/>
+          <w:highlight w:val="white"/>
+        </w:rPr>
+        <w:t>summary</w:t>
+      </w:r>
+      <w:proofErr w:type="spellEnd"/>
+      <w:r>
+        <w:rPr>
+          <w:rFonts w:ascii="Cascadia Mono" w:hAnsi="Cascadia Mono" w:cs="Cascadia Mono"/>
+          <w:color w:val="808080"/>
+          <w:sz w:val="19"/>
+          <w:szCs w:val="19"/>
+          <w:highlight w:val="white"/>
+        </w:rPr>
+        <w:t>&gt;</w:t>
       </w:r>
     </w:p>
     <w:p>
@@ -5214,7 +5773,29 @@
           <w:szCs w:val="19"/>
           <w:highlight w:val="white"/>
         </w:rPr>
-        <w:t>&lt;/summary&gt;</w:t>
+        <w:t>&lt;/</w:t>
+      </w:r>
+      <w:proofErr w:type="spellStart"/>
+      <w:r>
+        <w:rPr>
+          <w:rFonts w:ascii="Cascadia Mono" w:hAnsi="Cascadia Mono" w:cs="Cascadia Mono"/>
+          <w:color w:val="808080"/>
+          <w:sz w:val="19"/>
+          <w:szCs w:val="19"/>
+          <w:highlight w:val="white"/>
+        </w:rPr>
+        <w:t>summary</w:t>
+      </w:r>
+      <w:proofErr w:type="spellEnd"/>
+      <w:r>
+        <w:rPr>
+          <w:rFonts w:ascii="Cascadia Mono" w:hAnsi="Cascadia Mono" w:cs="Cascadia Mono"/>
+          <w:color w:val="808080"/>
+          <w:sz w:val="19"/>
+          <w:szCs w:val="19"/>
+          <w:highlight w:val="white"/>
+        </w:rPr>
+        <w:t>&gt;</w:t>
       </w:r>
     </w:p>
     <w:p>
@@ -5269,7 +5850,29 @@
           <w:szCs w:val="19"/>
           <w:highlight w:val="white"/>
         </w:rPr>
-        <w:t>&lt;returns&gt;</w:t>
+        <w:t>&lt;</w:t>
+      </w:r>
+      <w:proofErr w:type="spellStart"/>
+      <w:r>
+        <w:rPr>
+          <w:rFonts w:ascii="Cascadia Mono" w:hAnsi="Cascadia Mono" w:cs="Cascadia Mono"/>
+          <w:color w:val="808080"/>
+          <w:sz w:val="19"/>
+          <w:szCs w:val="19"/>
+          <w:highlight w:val="white"/>
+        </w:rPr>
+        <w:t>returns</w:t>
+      </w:r>
+      <w:proofErr w:type="spellEnd"/>
+      <w:r>
+        <w:rPr>
+          <w:rFonts w:ascii="Cascadia Mono" w:hAnsi="Cascadia Mono" w:cs="Cascadia Mono"/>
+          <w:color w:val="808080"/>
+          <w:sz w:val="19"/>
+          <w:szCs w:val="19"/>
+          <w:highlight w:val="white"/>
+        </w:rPr>
+        <w:t>&gt;</w:t>
       </w:r>
       <w:r>
         <w:rPr>
@@ -5279,8 +5882,20 @@
           <w:szCs w:val="19"/>
           <w:highlight w:val="white"/>
         </w:rPr>
-        <w:t>True - если треугольник возможен, иначе False</w:t>
-      </w:r>
+        <w:t xml:space="preserve">True - если треугольник возможен, иначе </w:t>
+      </w:r>
+      <w:proofErr w:type="spellStart"/>
+      <w:r>
+        <w:rPr>
+          <w:rFonts w:ascii="Cascadia Mono" w:hAnsi="Cascadia Mono" w:cs="Cascadia Mono"/>
+          <w:color w:val="008000"/>
+          <w:sz w:val="19"/>
+          <w:szCs w:val="19"/>
+          <w:highlight w:val="white"/>
+        </w:rPr>
+        <w:t>False</w:t>
+      </w:r>
+      <w:proofErr w:type="spellEnd"/>
       <w:r>
         <w:rPr>
           <w:rFonts w:ascii="Cascadia Mono" w:hAnsi="Cascadia Mono" w:cs="Cascadia Mono"/>
@@ -5289,7 +5904,29 @@
           <w:szCs w:val="19"/>
           <w:highlight w:val="white"/>
         </w:rPr>
-        <w:t>&lt;/returns&gt;</w:t>
+        <w:t>&lt;/</w:t>
+      </w:r>
+      <w:proofErr w:type="spellStart"/>
+      <w:r>
+        <w:rPr>
+          <w:rFonts w:ascii="Cascadia Mono" w:hAnsi="Cascadia Mono" w:cs="Cascadia Mono"/>
+          <w:color w:val="808080"/>
+          <w:sz w:val="19"/>
+          <w:szCs w:val="19"/>
+          <w:highlight w:val="white"/>
+        </w:rPr>
+        <w:t>returns</w:t>
+      </w:r>
+      <w:proofErr w:type="spellEnd"/>
+      <w:r>
+        <w:rPr>
+          <w:rFonts w:ascii="Cascadia Mono" w:hAnsi="Cascadia Mono" w:cs="Cascadia Mono"/>
+          <w:color w:val="808080"/>
+          <w:sz w:val="19"/>
+          <w:szCs w:val="19"/>
+          <w:highlight w:val="white"/>
+        </w:rPr>
+        <w:t>&gt;</w:t>
       </w:r>
     </w:p>
     <w:p>
@@ -5339,6 +5976,7 @@
         </w:rPr>
         <w:t xml:space="preserve"> </w:t>
       </w:r>
+      <w:proofErr w:type="gramStart"/>
       <w:r>
         <w:rPr>
           <w:rFonts w:ascii="Cascadia Mono" w:hAnsi="Cascadia Mono" w:cs="Cascadia Mono"/>
@@ -5350,6 +5988,7 @@
         </w:rPr>
         <w:t>bool</w:t>
       </w:r>
+      <w:proofErr w:type="gramEnd"/>
       <w:r>
         <w:rPr>
           <w:rFonts w:ascii="Cascadia Mono" w:hAnsi="Cascadia Mono" w:cs="Cascadia Mono"/>
@@ -5361,6 +6000,7 @@
         </w:rPr>
         <w:t xml:space="preserve"> </w:t>
       </w:r>
+      <w:proofErr w:type="spellStart"/>
       <w:r>
         <w:rPr>
           <w:rFonts w:ascii="Cascadia Mono" w:hAnsi="Cascadia Mono" w:cs="Cascadia Mono"/>
@@ -5372,6 +6012,7 @@
         </w:rPr>
         <w:t>ValidateTriangle</w:t>
       </w:r>
+      <w:proofErr w:type="spellEnd"/>
       <w:r>
         <w:rPr>
           <w:rFonts w:ascii="Cascadia Mono" w:hAnsi="Cascadia Mono" w:cs="Cascadia Mono"/>
@@ -5459,6 +6100,7 @@
         </w:rPr>
         <w:t xml:space="preserve"> (</w:t>
       </w:r>
+      <w:proofErr w:type="spellStart"/>
       <w:r>
         <w:rPr>
           <w:rFonts w:ascii="Cascadia Mono" w:hAnsi="Cascadia Mono" w:cs="Cascadia Mono"/>
@@ -5479,8 +6121,21 @@
           <w:highlight w:val="white"/>
           <w:lang w:val="en-US"/>
         </w:rPr>
-        <w:t xml:space="preserve">.A &gt;= </w:t>
-      </w:r>
+        <w:t>.A</w:t>
+      </w:r>
+      <w:proofErr w:type="spellEnd"/>
+      <w:r>
+        <w:rPr>
+          <w:rFonts w:ascii="Cascadia Mono" w:hAnsi="Cascadia Mono" w:cs="Cascadia Mono"/>
+          <w:color w:val="000000"/>
+          <w:sz w:val="19"/>
+          <w:szCs w:val="19"/>
+          <w:highlight w:val="white"/>
+          <w:lang w:val="en-US"/>
+        </w:rPr>
+        <w:t xml:space="preserve"> &gt;= </w:t>
+      </w:r>
+      <w:proofErr w:type="spellStart"/>
       <w:r>
         <w:rPr>
           <w:rFonts w:ascii="Cascadia Mono" w:hAnsi="Cascadia Mono" w:cs="Cascadia Mono"/>
@@ -5501,8 +6156,21 @@
           <w:highlight w:val="white"/>
           <w:lang w:val="en-US"/>
         </w:rPr>
-        <w:t xml:space="preserve">.B + </w:t>
-      </w:r>
+        <w:t>.B</w:t>
+      </w:r>
+      <w:proofErr w:type="spellEnd"/>
+      <w:r>
+        <w:rPr>
+          <w:rFonts w:ascii="Cascadia Mono" w:hAnsi="Cascadia Mono" w:cs="Cascadia Mono"/>
+          <w:color w:val="000000"/>
+          <w:sz w:val="19"/>
+          <w:szCs w:val="19"/>
+          <w:highlight w:val="white"/>
+          <w:lang w:val="en-US"/>
+        </w:rPr>
+        <w:t xml:space="preserve"> + </w:t>
+      </w:r>
+      <w:proofErr w:type="spellStart"/>
       <w:r>
         <w:rPr>
           <w:rFonts w:ascii="Cascadia Mono" w:hAnsi="Cascadia Mono" w:cs="Cascadia Mono"/>
@@ -5523,7 +6191,19 @@
           <w:highlight w:val="white"/>
           <w:lang w:val="en-US"/>
         </w:rPr>
-        <w:t>.C)</w:t>
+        <w:t>.C</w:t>
+      </w:r>
+      <w:proofErr w:type="spellEnd"/>
+      <w:r>
+        <w:rPr>
+          <w:rFonts w:ascii="Cascadia Mono" w:hAnsi="Cascadia Mono" w:cs="Cascadia Mono"/>
+          <w:color w:val="000000"/>
+          <w:sz w:val="19"/>
+          <w:szCs w:val="19"/>
+          <w:highlight w:val="white"/>
+          <w:lang w:val="en-US"/>
+        </w:rPr>
+        <w:t>)</w:t>
       </w:r>
     </w:p>
     <w:p>
@@ -5661,6 +6341,7 @@
         </w:rPr>
         <w:t xml:space="preserve"> (</w:t>
       </w:r>
+      <w:proofErr w:type="spellStart"/>
       <w:r>
         <w:rPr>
           <w:rFonts w:ascii="Cascadia Mono" w:hAnsi="Cascadia Mono" w:cs="Cascadia Mono"/>
@@ -5681,8 +6362,21 @@
           <w:highlight w:val="white"/>
           <w:lang w:val="en-US"/>
         </w:rPr>
-        <w:t xml:space="preserve">.B &gt;= </w:t>
-      </w:r>
+        <w:t>.B</w:t>
+      </w:r>
+      <w:proofErr w:type="spellEnd"/>
+      <w:r>
+        <w:rPr>
+          <w:rFonts w:ascii="Cascadia Mono" w:hAnsi="Cascadia Mono" w:cs="Cascadia Mono"/>
+          <w:color w:val="000000"/>
+          <w:sz w:val="19"/>
+          <w:szCs w:val="19"/>
+          <w:highlight w:val="white"/>
+          <w:lang w:val="en-US"/>
+        </w:rPr>
+        <w:t xml:space="preserve"> &gt;= </w:t>
+      </w:r>
+      <w:proofErr w:type="spellStart"/>
       <w:r>
         <w:rPr>
           <w:rFonts w:ascii="Cascadia Mono" w:hAnsi="Cascadia Mono" w:cs="Cascadia Mono"/>
@@ -5703,8 +6397,21 @@
           <w:highlight w:val="white"/>
           <w:lang w:val="en-US"/>
         </w:rPr>
-        <w:t xml:space="preserve">.A + </w:t>
-      </w:r>
+        <w:t>.A</w:t>
+      </w:r>
+      <w:proofErr w:type="spellEnd"/>
+      <w:r>
+        <w:rPr>
+          <w:rFonts w:ascii="Cascadia Mono" w:hAnsi="Cascadia Mono" w:cs="Cascadia Mono"/>
+          <w:color w:val="000000"/>
+          <w:sz w:val="19"/>
+          <w:szCs w:val="19"/>
+          <w:highlight w:val="white"/>
+          <w:lang w:val="en-US"/>
+        </w:rPr>
+        <w:t xml:space="preserve"> + </w:t>
+      </w:r>
+      <w:proofErr w:type="spellStart"/>
       <w:r>
         <w:rPr>
           <w:rFonts w:ascii="Cascadia Mono" w:hAnsi="Cascadia Mono" w:cs="Cascadia Mono"/>
@@ -5725,7 +6432,19 @@
           <w:highlight w:val="white"/>
           <w:lang w:val="en-US"/>
         </w:rPr>
-        <w:t>.C)</w:t>
+        <w:t>.C</w:t>
+      </w:r>
+      <w:proofErr w:type="spellEnd"/>
+      <w:r>
+        <w:rPr>
+          <w:rFonts w:ascii="Cascadia Mono" w:hAnsi="Cascadia Mono" w:cs="Cascadia Mono"/>
+          <w:color w:val="000000"/>
+          <w:sz w:val="19"/>
+          <w:szCs w:val="19"/>
+          <w:highlight w:val="white"/>
+          <w:lang w:val="en-US"/>
+        </w:rPr>
+        <w:t>)</w:t>
       </w:r>
     </w:p>
     <w:p>
@@ -5863,6 +6582,7 @@
         </w:rPr>
         <w:t xml:space="preserve"> (</w:t>
       </w:r>
+      <w:proofErr w:type="spellStart"/>
       <w:r>
         <w:rPr>
           <w:rFonts w:ascii="Cascadia Mono" w:hAnsi="Cascadia Mono" w:cs="Cascadia Mono"/>
@@ -5883,8 +6603,21 @@
           <w:highlight w:val="white"/>
           <w:lang w:val="en-US"/>
         </w:rPr>
-        <w:t xml:space="preserve">.C &gt;= </w:t>
-      </w:r>
+        <w:t>.C</w:t>
+      </w:r>
+      <w:proofErr w:type="spellEnd"/>
+      <w:r>
+        <w:rPr>
+          <w:rFonts w:ascii="Cascadia Mono" w:hAnsi="Cascadia Mono" w:cs="Cascadia Mono"/>
+          <w:color w:val="000000"/>
+          <w:sz w:val="19"/>
+          <w:szCs w:val="19"/>
+          <w:highlight w:val="white"/>
+          <w:lang w:val="en-US"/>
+        </w:rPr>
+        <w:t xml:space="preserve"> &gt;= </w:t>
+      </w:r>
+      <w:proofErr w:type="spellStart"/>
       <w:r>
         <w:rPr>
           <w:rFonts w:ascii="Cascadia Mono" w:hAnsi="Cascadia Mono" w:cs="Cascadia Mono"/>
@@ -5905,8 +6638,21 @@
           <w:highlight w:val="white"/>
           <w:lang w:val="en-US"/>
         </w:rPr>
-        <w:t xml:space="preserve">.A + </w:t>
-      </w:r>
+        <w:t>.A</w:t>
+      </w:r>
+      <w:proofErr w:type="spellEnd"/>
+      <w:r>
+        <w:rPr>
+          <w:rFonts w:ascii="Cascadia Mono" w:hAnsi="Cascadia Mono" w:cs="Cascadia Mono"/>
+          <w:color w:val="000000"/>
+          <w:sz w:val="19"/>
+          <w:szCs w:val="19"/>
+          <w:highlight w:val="white"/>
+          <w:lang w:val="en-US"/>
+        </w:rPr>
+        <w:t xml:space="preserve"> + </w:t>
+      </w:r>
+      <w:proofErr w:type="spellStart"/>
       <w:r>
         <w:rPr>
           <w:rFonts w:ascii="Cascadia Mono" w:hAnsi="Cascadia Mono" w:cs="Cascadia Mono"/>
@@ -5927,7 +6673,19 @@
           <w:highlight w:val="white"/>
           <w:lang w:val="en-US"/>
         </w:rPr>
-        <w:t>.B)</w:t>
+        <w:t>.B</w:t>
+      </w:r>
+      <w:proofErr w:type="spellEnd"/>
+      <w:r>
+        <w:rPr>
+          <w:rFonts w:ascii="Cascadia Mono" w:hAnsi="Cascadia Mono" w:cs="Cascadia Mono"/>
+          <w:color w:val="000000"/>
+          <w:sz w:val="19"/>
+          <w:szCs w:val="19"/>
+          <w:highlight w:val="white"/>
+          <w:lang w:val="en-US"/>
+        </w:rPr>
+        <w:t>)</w:t>
       </w:r>
     </w:p>
     <w:p>
@@ -6468,6 +7226,7 @@
         </w:rPr>
         <w:t xml:space="preserve"> </w:t>
       </w:r>
+      <w:proofErr w:type="spellStart"/>
       <w:r>
         <w:rPr>
           <w:rFonts w:ascii="Cascadia Mono" w:hAnsi="Cascadia Mono" w:cs="Cascadia Mono"/>
@@ -6479,6 +7238,7 @@
         </w:rPr>
         <w:t>GetTriangleArea</w:t>
       </w:r>
+      <w:proofErr w:type="spellEnd"/>
       <w:r>
         <w:rPr>
           <w:rFonts w:ascii="Cascadia Mono" w:hAnsi="Cascadia Mono" w:cs="Cascadia Mono"/>
@@ -6566,6 +7326,7 @@
         </w:rPr>
         <w:t xml:space="preserve"> (!</w:t>
       </w:r>
+      <w:proofErr w:type="spellStart"/>
       <w:r>
         <w:rPr>
           <w:rFonts w:ascii="Cascadia Mono" w:hAnsi="Cascadia Mono" w:cs="Cascadia Mono"/>
@@ -6599,6 +7360,7 @@
         </w:rPr>
         <w:t>ValidateTriangle</w:t>
       </w:r>
+      <w:proofErr w:type="spellEnd"/>
       <w:r>
         <w:rPr>
           <w:rFonts w:ascii="Cascadia Mono" w:hAnsi="Cascadia Mono" w:cs="Cascadia Mono"/>
@@ -6681,6 +7443,7 @@
         </w:rPr>
         <w:t xml:space="preserve"> </w:t>
       </w:r>
+      <w:proofErr w:type="spellStart"/>
       <w:r>
         <w:rPr>
           <w:rFonts w:ascii="Cascadia Mono" w:hAnsi="Cascadia Mono" w:cs="Cascadia Mono"/>
@@ -6692,6 +7455,7 @@
         </w:rPr>
         <w:t>ArgumentException</w:t>
       </w:r>
+      <w:proofErr w:type="spellEnd"/>
       <w:r>
         <w:rPr>
           <w:rFonts w:ascii="Cascadia Mono" w:hAnsi="Cascadia Mono" w:cs="Cascadia Mono"/>
@@ -6832,6 +7596,7 @@
         </w:rPr>
         <w:t xml:space="preserve"> </w:t>
       </w:r>
+      <w:proofErr w:type="spellStart"/>
       <w:r>
         <w:rPr>
           <w:rFonts w:ascii="Cascadia Mono" w:hAnsi="Cascadia Mono" w:cs="Cascadia Mono"/>
@@ -6843,6 +7608,7 @@
         </w:rPr>
         <w:t>halfPerimeter</w:t>
       </w:r>
+      <w:proofErr w:type="spellEnd"/>
       <w:r>
         <w:rPr>
           <w:rFonts w:ascii="Cascadia Mono" w:hAnsi="Cascadia Mono" w:cs="Cascadia Mono"/>
@@ -6854,6 +7620,7 @@
         </w:rPr>
         <w:t xml:space="preserve"> = (</w:t>
       </w:r>
+      <w:proofErr w:type="spellStart"/>
       <w:r>
         <w:rPr>
           <w:rFonts w:ascii="Cascadia Mono" w:hAnsi="Cascadia Mono" w:cs="Cascadia Mono"/>
@@ -6874,8 +7641,21 @@
           <w:highlight w:val="white"/>
           <w:lang w:val="en-US"/>
         </w:rPr>
-        <w:t xml:space="preserve">.A + </w:t>
-      </w:r>
+        <w:t>.A</w:t>
+      </w:r>
+      <w:proofErr w:type="spellEnd"/>
+      <w:r>
+        <w:rPr>
+          <w:rFonts w:ascii="Cascadia Mono" w:hAnsi="Cascadia Mono" w:cs="Cascadia Mono"/>
+          <w:color w:val="000000"/>
+          <w:sz w:val="19"/>
+          <w:szCs w:val="19"/>
+          <w:highlight w:val="white"/>
+          <w:lang w:val="en-US"/>
+        </w:rPr>
+        <w:t xml:space="preserve"> + </w:t>
+      </w:r>
+      <w:proofErr w:type="spellStart"/>
       <w:r>
         <w:rPr>
           <w:rFonts w:ascii="Cascadia Mono" w:hAnsi="Cascadia Mono" w:cs="Cascadia Mono"/>
@@ -6896,8 +7676,21 @@
           <w:highlight w:val="white"/>
           <w:lang w:val="en-US"/>
         </w:rPr>
-        <w:t xml:space="preserve">.B + </w:t>
-      </w:r>
+        <w:t>.B</w:t>
+      </w:r>
+      <w:proofErr w:type="spellEnd"/>
+      <w:r>
+        <w:rPr>
+          <w:rFonts w:ascii="Cascadia Mono" w:hAnsi="Cascadia Mono" w:cs="Cascadia Mono"/>
+          <w:color w:val="000000"/>
+          <w:sz w:val="19"/>
+          <w:szCs w:val="19"/>
+          <w:highlight w:val="white"/>
+          <w:lang w:val="en-US"/>
+        </w:rPr>
+        <w:t xml:space="preserve"> + </w:t>
+      </w:r>
+      <w:proofErr w:type="spellStart"/>
       <w:r>
         <w:rPr>
           <w:rFonts w:ascii="Cascadia Mono" w:hAnsi="Cascadia Mono" w:cs="Cascadia Mono"/>
@@ -6918,7 +7711,19 @@
           <w:highlight w:val="white"/>
           <w:lang w:val="en-US"/>
         </w:rPr>
-        <w:t>.C) / 2;</w:t>
+        <w:t>.C</w:t>
+      </w:r>
+      <w:proofErr w:type="spellEnd"/>
+      <w:r>
+        <w:rPr>
+          <w:rFonts w:ascii="Cascadia Mono" w:hAnsi="Cascadia Mono" w:cs="Cascadia Mono"/>
+          <w:color w:val="000000"/>
+          <w:sz w:val="19"/>
+          <w:szCs w:val="19"/>
+          <w:highlight w:val="white"/>
+          <w:lang w:val="en-US"/>
+        </w:rPr>
+        <w:t>) / 2;</w:t>
       </w:r>
     </w:p>
     <w:p>
@@ -6969,6 +7774,7 @@
         </w:rPr>
         <w:t xml:space="preserve"> </w:t>
       </w:r>
+      <w:proofErr w:type="spellStart"/>
       <w:r>
         <w:rPr>
           <w:rFonts w:ascii="Cascadia Mono" w:hAnsi="Cascadia Mono" w:cs="Cascadia Mono"/>
@@ -7002,6 +7808,7 @@
         </w:rPr>
         <w:t>Sqrt</w:t>
       </w:r>
+      <w:proofErr w:type="spellEnd"/>
       <w:r>
         <w:rPr>
           <w:rFonts w:ascii="Cascadia Mono" w:hAnsi="Cascadia Mono" w:cs="Cascadia Mono"/>
@@ -7013,6 +7820,7 @@
         </w:rPr>
         <w:t>(</w:t>
       </w:r>
+      <w:proofErr w:type="spellStart"/>
       <w:r>
         <w:rPr>
           <w:rFonts w:ascii="Cascadia Mono" w:hAnsi="Cascadia Mono" w:cs="Cascadia Mono"/>
@@ -7024,6 +7832,7 @@
         </w:rPr>
         <w:t>halfPerimeter</w:t>
       </w:r>
+      <w:proofErr w:type="spellEnd"/>
       <w:r>
         <w:rPr>
           <w:rFonts w:ascii="Cascadia Mono" w:hAnsi="Cascadia Mono" w:cs="Cascadia Mono"/>
@@ -7035,6 +7844,7 @@
         </w:rPr>
         <w:t xml:space="preserve"> * (</w:t>
       </w:r>
+      <w:proofErr w:type="spellStart"/>
       <w:r>
         <w:rPr>
           <w:rFonts w:ascii="Cascadia Mono" w:hAnsi="Cascadia Mono" w:cs="Cascadia Mono"/>
@@ -7046,6 +7856,7 @@
         </w:rPr>
         <w:t>halfPerimeter</w:t>
       </w:r>
+      <w:proofErr w:type="spellEnd"/>
       <w:r>
         <w:rPr>
           <w:rFonts w:ascii="Cascadia Mono" w:hAnsi="Cascadia Mono" w:cs="Cascadia Mono"/>
@@ -7057,6 +7868,7 @@
         </w:rPr>
         <w:t xml:space="preserve"> - </w:t>
       </w:r>
+      <w:proofErr w:type="spellStart"/>
       <w:r>
         <w:rPr>
           <w:rFonts w:ascii="Cascadia Mono" w:hAnsi="Cascadia Mono" w:cs="Cascadia Mono"/>
@@ -7077,8 +7889,21 @@
           <w:highlight w:val="white"/>
           <w:lang w:val="en-US"/>
         </w:rPr>
-        <w:t>.A) * (</w:t>
-      </w:r>
+        <w:t>.A</w:t>
+      </w:r>
+      <w:proofErr w:type="spellEnd"/>
+      <w:r>
+        <w:rPr>
+          <w:rFonts w:ascii="Cascadia Mono" w:hAnsi="Cascadia Mono" w:cs="Cascadia Mono"/>
+          <w:color w:val="000000"/>
+          <w:sz w:val="19"/>
+          <w:szCs w:val="19"/>
+          <w:highlight w:val="white"/>
+          <w:lang w:val="en-US"/>
+        </w:rPr>
+        <w:t>) * (</w:t>
+      </w:r>
+      <w:proofErr w:type="spellStart"/>
       <w:r>
         <w:rPr>
           <w:rFonts w:ascii="Cascadia Mono" w:hAnsi="Cascadia Mono" w:cs="Cascadia Mono"/>
@@ -7090,6 +7915,7 @@
         </w:rPr>
         <w:t>halfPerimeter</w:t>
       </w:r>
+      <w:proofErr w:type="spellEnd"/>
       <w:r>
         <w:rPr>
           <w:rFonts w:ascii="Cascadia Mono" w:hAnsi="Cascadia Mono" w:cs="Cascadia Mono"/>
@@ -7101,6 +7927,7 @@
         </w:rPr>
         <w:t xml:space="preserve"> - </w:t>
       </w:r>
+      <w:proofErr w:type="spellStart"/>
       <w:r>
         <w:rPr>
           <w:rFonts w:ascii="Cascadia Mono" w:hAnsi="Cascadia Mono" w:cs="Cascadia Mono"/>
@@ -7121,8 +7948,21 @@
           <w:highlight w:val="white"/>
           <w:lang w:val="en-US"/>
         </w:rPr>
-        <w:t>.B) * (</w:t>
-      </w:r>
+        <w:t>.B</w:t>
+      </w:r>
+      <w:proofErr w:type="spellEnd"/>
+      <w:r>
+        <w:rPr>
+          <w:rFonts w:ascii="Cascadia Mono" w:hAnsi="Cascadia Mono" w:cs="Cascadia Mono"/>
+          <w:color w:val="000000"/>
+          <w:sz w:val="19"/>
+          <w:szCs w:val="19"/>
+          <w:highlight w:val="white"/>
+          <w:lang w:val="en-US"/>
+        </w:rPr>
+        <w:t>) * (</w:t>
+      </w:r>
+      <w:proofErr w:type="spellStart"/>
       <w:r>
         <w:rPr>
           <w:rFonts w:ascii="Cascadia Mono" w:hAnsi="Cascadia Mono" w:cs="Cascadia Mono"/>
@@ -7134,6 +7974,7 @@
         </w:rPr>
         <w:t>halfPerimeter</w:t>
       </w:r>
+      <w:proofErr w:type="spellEnd"/>
       <w:r>
         <w:rPr>
           <w:rFonts w:ascii="Cascadia Mono" w:hAnsi="Cascadia Mono" w:cs="Cascadia Mono"/>
@@ -7145,6 +7986,7 @@
         </w:rPr>
         <w:t xml:space="preserve"> - </w:t>
       </w:r>
+      <w:proofErr w:type="spellStart"/>
       <w:r>
         <w:rPr>
           <w:rFonts w:ascii="Cascadia Mono" w:hAnsi="Cascadia Mono" w:cs="Cascadia Mono"/>
@@ -7165,7 +8007,19 @@
           <w:highlight w:val="white"/>
           <w:lang w:val="en-US"/>
         </w:rPr>
-        <w:t>.C));</w:t>
+        <w:t>.C</w:t>
+      </w:r>
+      <w:proofErr w:type="spellEnd"/>
+      <w:r>
+        <w:rPr>
+          <w:rFonts w:ascii="Cascadia Mono" w:hAnsi="Cascadia Mono" w:cs="Cascadia Mono"/>
+          <w:color w:val="000000"/>
+          <w:sz w:val="19"/>
+          <w:szCs w:val="19"/>
+          <w:highlight w:val="white"/>
+          <w:lang w:val="en-US"/>
+        </w:rPr>
+        <w:t>));</w:t>
       </w:r>
     </w:p>
     <w:p>
@@ -7302,7 +8156,29 @@
           <w:szCs w:val="19"/>
           <w:highlight w:val="white"/>
         </w:rPr>
-        <w:t>&lt;summary&gt;</w:t>
+        <w:t>&lt;</w:t>
+      </w:r>
+      <w:proofErr w:type="spellStart"/>
+      <w:r>
+        <w:rPr>
+          <w:rFonts w:ascii="Cascadia Mono" w:hAnsi="Cascadia Mono" w:cs="Cascadia Mono"/>
+          <w:color w:val="808080"/>
+          <w:sz w:val="19"/>
+          <w:szCs w:val="19"/>
+          <w:highlight w:val="white"/>
+        </w:rPr>
+        <w:t>summary</w:t>
+      </w:r>
+      <w:proofErr w:type="spellEnd"/>
+      <w:r>
+        <w:rPr>
+          <w:rFonts w:ascii="Cascadia Mono" w:hAnsi="Cascadia Mono" w:cs="Cascadia Mono"/>
+          <w:color w:val="808080"/>
+          <w:sz w:val="19"/>
+          <w:szCs w:val="19"/>
+          <w:highlight w:val="white"/>
+        </w:rPr>
+        <w:t>&gt;</w:t>
       </w:r>
     </w:p>
     <w:p>
@@ -7402,7 +8278,29 @@
           <w:szCs w:val="19"/>
           <w:highlight w:val="white"/>
         </w:rPr>
-        <w:t>&lt;/summary&gt;</w:t>
+        <w:t>&lt;/</w:t>
+      </w:r>
+      <w:proofErr w:type="spellStart"/>
+      <w:r>
+        <w:rPr>
+          <w:rFonts w:ascii="Cascadia Mono" w:hAnsi="Cascadia Mono" w:cs="Cascadia Mono"/>
+          <w:color w:val="808080"/>
+          <w:sz w:val="19"/>
+          <w:szCs w:val="19"/>
+          <w:highlight w:val="white"/>
+        </w:rPr>
+        <w:t>summary</w:t>
+      </w:r>
+      <w:proofErr w:type="spellEnd"/>
+      <w:r>
+        <w:rPr>
+          <w:rFonts w:ascii="Cascadia Mono" w:hAnsi="Cascadia Mono" w:cs="Cascadia Mono"/>
+          <w:color w:val="808080"/>
+          <w:sz w:val="19"/>
+          <w:szCs w:val="19"/>
+          <w:highlight w:val="white"/>
+        </w:rPr>
+        <w:t>&gt;</w:t>
       </w:r>
     </w:p>
     <w:p>
@@ -7457,7 +8355,29 @@
           <w:szCs w:val="19"/>
           <w:highlight w:val="white"/>
         </w:rPr>
-        <w:t>&lt;returns&gt;</w:t>
+        <w:t>&lt;</w:t>
+      </w:r>
+      <w:proofErr w:type="spellStart"/>
+      <w:r>
+        <w:rPr>
+          <w:rFonts w:ascii="Cascadia Mono" w:hAnsi="Cascadia Mono" w:cs="Cascadia Mono"/>
+          <w:color w:val="808080"/>
+          <w:sz w:val="19"/>
+          <w:szCs w:val="19"/>
+          <w:highlight w:val="white"/>
+        </w:rPr>
+        <w:t>returns</w:t>
+      </w:r>
+      <w:proofErr w:type="spellEnd"/>
+      <w:r>
+        <w:rPr>
+          <w:rFonts w:ascii="Cascadia Mono" w:hAnsi="Cascadia Mono" w:cs="Cascadia Mono"/>
+          <w:color w:val="808080"/>
+          <w:sz w:val="19"/>
+          <w:szCs w:val="19"/>
+          <w:highlight w:val="white"/>
+        </w:rPr>
+        <w:t>&gt;</w:t>
       </w:r>
       <w:r>
         <w:rPr>
@@ -7477,7 +8397,29 @@
           <w:szCs w:val="19"/>
           <w:highlight w:val="white"/>
         </w:rPr>
-        <w:t>&lt;/returns&gt;</w:t>
+        <w:t>&lt;/</w:t>
+      </w:r>
+      <w:proofErr w:type="spellStart"/>
+      <w:r>
+        <w:rPr>
+          <w:rFonts w:ascii="Cascadia Mono" w:hAnsi="Cascadia Mono" w:cs="Cascadia Mono"/>
+          <w:color w:val="808080"/>
+          <w:sz w:val="19"/>
+          <w:szCs w:val="19"/>
+          <w:highlight w:val="white"/>
+        </w:rPr>
+        <w:t>returns</w:t>
+      </w:r>
+      <w:proofErr w:type="spellEnd"/>
+      <w:r>
+        <w:rPr>
+          <w:rFonts w:ascii="Cascadia Mono" w:hAnsi="Cascadia Mono" w:cs="Cascadia Mono"/>
+          <w:color w:val="808080"/>
+          <w:sz w:val="19"/>
+          <w:szCs w:val="19"/>
+          <w:highlight w:val="white"/>
+        </w:rPr>
+        <w:t>&gt;</w:t>
       </w:r>
     </w:p>
     <w:p>
@@ -7549,6 +8491,7 @@
         </w:rPr>
         <w:t xml:space="preserve">[] </w:t>
       </w:r>
+      <w:proofErr w:type="spellStart"/>
       <w:r>
         <w:rPr>
           <w:rFonts w:ascii="Cascadia Mono" w:hAnsi="Cascadia Mono" w:cs="Cascadia Mono"/>
@@ -7560,6 +8503,7 @@
         </w:rPr>
         <w:t>GetTriangleAngles</w:t>
       </w:r>
+      <w:proofErr w:type="spellEnd"/>
       <w:r>
         <w:rPr>
           <w:rFonts w:ascii="Cascadia Mono" w:hAnsi="Cascadia Mono" w:cs="Cascadia Mono"/>
@@ -7647,6 +8591,7 @@
         </w:rPr>
         <w:t xml:space="preserve"> (!</w:t>
       </w:r>
+      <w:proofErr w:type="spellStart"/>
       <w:r>
         <w:rPr>
           <w:rFonts w:ascii="Cascadia Mono" w:hAnsi="Cascadia Mono" w:cs="Cascadia Mono"/>
@@ -7680,6 +8625,7 @@
         </w:rPr>
         <w:t>ValidateTriangle</w:t>
       </w:r>
+      <w:proofErr w:type="spellEnd"/>
       <w:r>
         <w:rPr>
           <w:rFonts w:ascii="Cascadia Mono" w:hAnsi="Cascadia Mono" w:cs="Cascadia Mono"/>
@@ -7762,6 +8708,7 @@
         </w:rPr>
         <w:t xml:space="preserve"> </w:t>
       </w:r>
+      <w:proofErr w:type="spellStart"/>
       <w:r>
         <w:rPr>
           <w:rFonts w:ascii="Cascadia Mono" w:hAnsi="Cascadia Mono" w:cs="Cascadia Mono"/>
@@ -7773,6 +8720,7 @@
         </w:rPr>
         <w:t>ArgumentException</w:t>
       </w:r>
+      <w:proofErr w:type="spellEnd"/>
       <w:r>
         <w:rPr>
           <w:rFonts w:ascii="Cascadia Mono" w:hAnsi="Cascadia Mono" w:cs="Cascadia Mono"/>
@@ -7924,6 +8872,7 @@
         </w:rPr>
         <w:t xml:space="preserve"> </w:t>
       </w:r>
+      <w:proofErr w:type="spellStart"/>
       <w:r>
         <w:rPr>
           <w:rFonts w:ascii="Cascadia Mono" w:hAnsi="Cascadia Mono" w:cs="Cascadia Mono"/>
@@ -7935,6 +8884,7 @@
         </w:rPr>
         <w:t>firstAngle</w:t>
       </w:r>
+      <w:proofErr w:type="spellEnd"/>
       <w:r>
         <w:rPr>
           <w:rFonts w:ascii="Cascadia Mono" w:hAnsi="Cascadia Mono" w:cs="Cascadia Mono"/>
@@ -7946,6 +8896,7 @@
         </w:rPr>
         <w:t xml:space="preserve"> = </w:t>
       </w:r>
+      <w:proofErr w:type="spellStart"/>
       <w:r>
         <w:rPr>
           <w:rFonts w:ascii="Cascadia Mono" w:hAnsi="Cascadia Mono" w:cs="Cascadia Mono"/>
@@ -7968,6 +8919,7 @@
         </w:rPr>
         <w:t>.</w:t>
       </w:r>
+      <w:proofErr w:type="gramStart"/>
       <w:r>
         <w:rPr>
           <w:rFonts w:ascii="Cascadia Mono" w:hAnsi="Cascadia Mono" w:cs="Cascadia Mono"/>
@@ -7979,6 +8931,7 @@
         </w:rPr>
         <w:t>Acos</w:t>
       </w:r>
+      <w:proofErr w:type="spellEnd"/>
       <w:r>
         <w:rPr>
           <w:rFonts w:ascii="Cascadia Mono" w:hAnsi="Cascadia Mono" w:cs="Cascadia Mono"/>
@@ -7990,6 +8943,8 @@
         </w:rPr>
         <w:t>((</w:t>
       </w:r>
+      <w:proofErr w:type="spellStart"/>
+      <w:proofErr w:type="gramEnd"/>
       <w:r>
         <w:rPr>
           <w:rFonts w:ascii="Cascadia Mono" w:hAnsi="Cascadia Mono" w:cs="Cascadia Mono"/>
@@ -8023,6 +8978,7 @@
         </w:rPr>
         <w:t>Pow</w:t>
       </w:r>
+      <w:proofErr w:type="spellEnd"/>
       <w:r>
         <w:rPr>
           <w:rFonts w:ascii="Cascadia Mono" w:hAnsi="Cascadia Mono" w:cs="Cascadia Mono"/>
@@ -8034,6 +8990,7 @@
         </w:rPr>
         <w:t>(</w:t>
       </w:r>
+      <w:proofErr w:type="spellStart"/>
       <w:r>
         <w:rPr>
           <w:rFonts w:ascii="Cascadia Mono" w:hAnsi="Cascadia Mono" w:cs="Cascadia Mono"/>
@@ -8054,8 +9011,21 @@
           <w:highlight w:val="white"/>
           <w:lang w:val="en-US"/>
         </w:rPr>
-        <w:t xml:space="preserve">.A, 2) + </w:t>
-      </w:r>
+        <w:t>.A</w:t>
+      </w:r>
+      <w:proofErr w:type="spellEnd"/>
+      <w:r>
+        <w:rPr>
+          <w:rFonts w:ascii="Cascadia Mono" w:hAnsi="Cascadia Mono" w:cs="Cascadia Mono"/>
+          <w:color w:val="000000"/>
+          <w:sz w:val="19"/>
+          <w:szCs w:val="19"/>
+          <w:highlight w:val="white"/>
+          <w:lang w:val="en-US"/>
+        </w:rPr>
+        <w:t xml:space="preserve">, 2) + </w:t>
+      </w:r>
+      <w:proofErr w:type="spellStart"/>
       <w:r>
         <w:rPr>
           <w:rFonts w:ascii="Cascadia Mono" w:hAnsi="Cascadia Mono" w:cs="Cascadia Mono"/>
@@ -8089,6 +9059,7 @@
         </w:rPr>
         <w:t>Pow</w:t>
       </w:r>
+      <w:proofErr w:type="spellEnd"/>
       <w:r>
         <w:rPr>
           <w:rFonts w:ascii="Cascadia Mono" w:hAnsi="Cascadia Mono" w:cs="Cascadia Mono"/>
@@ -8100,6 +9071,7 @@
         </w:rPr>
         <w:t>(</w:t>
       </w:r>
+      <w:proofErr w:type="spellStart"/>
       <w:r>
         <w:rPr>
           <w:rFonts w:ascii="Cascadia Mono" w:hAnsi="Cascadia Mono" w:cs="Cascadia Mono"/>
@@ -8120,8 +9092,21 @@
           <w:highlight w:val="white"/>
           <w:lang w:val="en-US"/>
         </w:rPr>
-        <w:t xml:space="preserve">.C, 2) - </w:t>
-      </w:r>
+        <w:t>.C</w:t>
+      </w:r>
+      <w:proofErr w:type="spellEnd"/>
+      <w:r>
+        <w:rPr>
+          <w:rFonts w:ascii="Cascadia Mono" w:hAnsi="Cascadia Mono" w:cs="Cascadia Mono"/>
+          <w:color w:val="000000"/>
+          <w:sz w:val="19"/>
+          <w:szCs w:val="19"/>
+          <w:highlight w:val="white"/>
+          <w:lang w:val="en-US"/>
+        </w:rPr>
+        <w:t xml:space="preserve">, 2) - </w:t>
+      </w:r>
+      <w:proofErr w:type="spellStart"/>
       <w:r>
         <w:rPr>
           <w:rFonts w:ascii="Cascadia Mono" w:hAnsi="Cascadia Mono" w:cs="Cascadia Mono"/>
@@ -8155,6 +9140,7 @@
         </w:rPr>
         <w:t>Pow</w:t>
       </w:r>
+      <w:proofErr w:type="spellEnd"/>
       <w:r>
         <w:rPr>
           <w:rFonts w:ascii="Cascadia Mono" w:hAnsi="Cascadia Mono" w:cs="Cascadia Mono"/>
@@ -8166,6 +9152,7 @@
         </w:rPr>
         <w:t>(</w:t>
       </w:r>
+      <w:proofErr w:type="spellStart"/>
       <w:r>
         <w:rPr>
           <w:rFonts w:ascii="Cascadia Mono" w:hAnsi="Cascadia Mono" w:cs="Cascadia Mono"/>
@@ -8186,7 +9173,19 @@
           <w:highlight w:val="white"/>
           <w:lang w:val="en-US"/>
         </w:rPr>
-        <w:t>.B, 2))</w:t>
+        <w:t>.B</w:t>
+      </w:r>
+      <w:proofErr w:type="spellEnd"/>
+      <w:r>
+        <w:rPr>
+          <w:rFonts w:ascii="Cascadia Mono" w:hAnsi="Cascadia Mono" w:cs="Cascadia Mono"/>
+          <w:color w:val="000000"/>
+          <w:sz w:val="19"/>
+          <w:szCs w:val="19"/>
+          <w:highlight w:val="white"/>
+          <w:lang w:val="en-US"/>
+        </w:rPr>
+        <w:t>, 2))</w:t>
       </w:r>
     </w:p>
     <w:p>
@@ -8215,6 +9214,7 @@
         </w:rPr>
         <w:t xml:space="preserve">                                   / (2 * </w:t>
       </w:r>
+      <w:proofErr w:type="spellStart"/>
       <w:r>
         <w:rPr>
           <w:rFonts w:ascii="Cascadia Mono" w:hAnsi="Cascadia Mono" w:cs="Cascadia Mono"/>
@@ -8235,8 +9235,21 @@
           <w:highlight w:val="white"/>
           <w:lang w:val="en-US"/>
         </w:rPr>
-        <w:t xml:space="preserve">.A * </w:t>
-      </w:r>
+        <w:t>.A</w:t>
+      </w:r>
+      <w:proofErr w:type="spellEnd"/>
+      <w:r>
+        <w:rPr>
+          <w:rFonts w:ascii="Cascadia Mono" w:hAnsi="Cascadia Mono" w:cs="Cascadia Mono"/>
+          <w:color w:val="000000"/>
+          <w:sz w:val="19"/>
+          <w:szCs w:val="19"/>
+          <w:highlight w:val="white"/>
+          <w:lang w:val="en-US"/>
+        </w:rPr>
+        <w:t xml:space="preserve"> * </w:t>
+      </w:r>
+      <w:proofErr w:type="spellStart"/>
       <w:r>
         <w:rPr>
           <w:rFonts w:ascii="Cascadia Mono" w:hAnsi="Cascadia Mono" w:cs="Cascadia Mono"/>
@@ -8257,7 +9270,19 @@
           <w:highlight w:val="white"/>
           <w:lang w:val="en-US"/>
         </w:rPr>
-        <w:t>.C));</w:t>
+        <w:t>.C</w:t>
+      </w:r>
+      <w:proofErr w:type="spellEnd"/>
+      <w:r>
+        <w:rPr>
+          <w:rFonts w:ascii="Cascadia Mono" w:hAnsi="Cascadia Mono" w:cs="Cascadia Mono"/>
+          <w:color w:val="000000"/>
+          <w:sz w:val="19"/>
+          <w:szCs w:val="19"/>
+          <w:highlight w:val="white"/>
+          <w:lang w:val="en-US"/>
+        </w:rPr>
+        <w:t>));</w:t>
       </w:r>
     </w:p>
     <w:p>
@@ -8309,6 +9334,7 @@
         </w:rPr>
         <w:t xml:space="preserve"> </w:t>
       </w:r>
+      <w:proofErr w:type="spellStart"/>
       <w:r>
         <w:rPr>
           <w:rFonts w:ascii="Cascadia Mono" w:hAnsi="Cascadia Mono" w:cs="Cascadia Mono"/>
@@ -8320,6 +9346,7 @@
         </w:rPr>
         <w:t>secondAngle</w:t>
       </w:r>
+      <w:proofErr w:type="spellEnd"/>
       <w:r>
         <w:rPr>
           <w:rFonts w:ascii="Cascadia Mono" w:hAnsi="Cascadia Mono" w:cs="Cascadia Mono"/>
@@ -8331,6 +9358,7 @@
         </w:rPr>
         <w:t xml:space="preserve"> = </w:t>
       </w:r>
+      <w:proofErr w:type="spellStart"/>
       <w:r>
         <w:rPr>
           <w:rFonts w:ascii="Cascadia Mono" w:hAnsi="Cascadia Mono" w:cs="Cascadia Mono"/>
@@ -8353,6 +9381,7 @@
         </w:rPr>
         <w:t>.</w:t>
       </w:r>
+      <w:proofErr w:type="gramStart"/>
       <w:r>
         <w:rPr>
           <w:rFonts w:ascii="Cascadia Mono" w:hAnsi="Cascadia Mono" w:cs="Cascadia Mono"/>
@@ -8364,6 +9393,7 @@
         </w:rPr>
         <w:t>Acos</w:t>
       </w:r>
+      <w:proofErr w:type="spellEnd"/>
       <w:r>
         <w:rPr>
           <w:rFonts w:ascii="Cascadia Mono" w:hAnsi="Cascadia Mono" w:cs="Cascadia Mono"/>
@@ -8375,6 +9405,8 @@
         </w:rPr>
         <w:t>((</w:t>
       </w:r>
+      <w:proofErr w:type="spellStart"/>
+      <w:proofErr w:type="gramEnd"/>
       <w:r>
         <w:rPr>
           <w:rFonts w:ascii="Cascadia Mono" w:hAnsi="Cascadia Mono" w:cs="Cascadia Mono"/>
@@ -8408,6 +9440,7 @@
         </w:rPr>
         <w:t>Pow</w:t>
       </w:r>
+      <w:proofErr w:type="spellEnd"/>
       <w:r>
         <w:rPr>
           <w:rFonts w:ascii="Cascadia Mono" w:hAnsi="Cascadia Mono" w:cs="Cascadia Mono"/>
@@ -8419,6 +9452,7 @@
         </w:rPr>
         <w:t>(</w:t>
       </w:r>
+      <w:proofErr w:type="spellStart"/>
       <w:r>
         <w:rPr>
           <w:rFonts w:ascii="Cascadia Mono" w:hAnsi="Cascadia Mono" w:cs="Cascadia Mono"/>
@@ -8439,8 +9473,21 @@
           <w:highlight w:val="white"/>
           <w:lang w:val="en-US"/>
         </w:rPr>
-        <w:t xml:space="preserve">.A, 2) + </w:t>
-      </w:r>
+        <w:t>.A</w:t>
+      </w:r>
+      <w:proofErr w:type="spellEnd"/>
+      <w:r>
+        <w:rPr>
+          <w:rFonts w:ascii="Cascadia Mono" w:hAnsi="Cascadia Mono" w:cs="Cascadia Mono"/>
+          <w:color w:val="000000"/>
+          <w:sz w:val="19"/>
+          <w:szCs w:val="19"/>
+          <w:highlight w:val="white"/>
+          <w:lang w:val="en-US"/>
+        </w:rPr>
+        <w:t xml:space="preserve">, 2) + </w:t>
+      </w:r>
+      <w:proofErr w:type="spellStart"/>
       <w:r>
         <w:rPr>
           <w:rFonts w:ascii="Cascadia Mono" w:hAnsi="Cascadia Mono" w:cs="Cascadia Mono"/>
@@ -8474,6 +9521,7 @@
         </w:rPr>
         <w:t>Pow</w:t>
       </w:r>
+      <w:proofErr w:type="spellEnd"/>
       <w:r>
         <w:rPr>
           <w:rFonts w:ascii="Cascadia Mono" w:hAnsi="Cascadia Mono" w:cs="Cascadia Mono"/>
@@ -8485,6 +9533,7 @@
         </w:rPr>
         <w:t>(</w:t>
       </w:r>
+      <w:proofErr w:type="spellStart"/>
       <w:r>
         <w:rPr>
           <w:rFonts w:ascii="Cascadia Mono" w:hAnsi="Cascadia Mono" w:cs="Cascadia Mono"/>
@@ -8505,8 +9554,21 @@
           <w:highlight w:val="white"/>
           <w:lang w:val="en-US"/>
         </w:rPr>
-        <w:t xml:space="preserve">.B, 2) - </w:t>
-      </w:r>
+        <w:t>.B</w:t>
+      </w:r>
+      <w:proofErr w:type="spellEnd"/>
+      <w:r>
+        <w:rPr>
+          <w:rFonts w:ascii="Cascadia Mono" w:hAnsi="Cascadia Mono" w:cs="Cascadia Mono"/>
+          <w:color w:val="000000"/>
+          <w:sz w:val="19"/>
+          <w:szCs w:val="19"/>
+          <w:highlight w:val="white"/>
+          <w:lang w:val="en-US"/>
+        </w:rPr>
+        <w:t xml:space="preserve">, 2) - </w:t>
+      </w:r>
+      <w:proofErr w:type="spellStart"/>
       <w:r>
         <w:rPr>
           <w:rFonts w:ascii="Cascadia Mono" w:hAnsi="Cascadia Mono" w:cs="Cascadia Mono"/>
@@ -8540,6 +9602,7 @@
         </w:rPr>
         <w:t>Pow</w:t>
       </w:r>
+      <w:proofErr w:type="spellEnd"/>
       <w:r>
         <w:rPr>
           <w:rFonts w:ascii="Cascadia Mono" w:hAnsi="Cascadia Mono" w:cs="Cascadia Mono"/>
@@ -8551,6 +9614,7 @@
         </w:rPr>
         <w:t>(</w:t>
       </w:r>
+      <w:proofErr w:type="spellStart"/>
       <w:r>
         <w:rPr>
           <w:rFonts w:ascii="Cascadia Mono" w:hAnsi="Cascadia Mono" w:cs="Cascadia Mono"/>
@@ -8571,7 +9635,19 @@
           <w:highlight w:val="white"/>
           <w:lang w:val="en-US"/>
         </w:rPr>
-        <w:t>.C, 2))</w:t>
+        <w:t>.C</w:t>
+      </w:r>
+      <w:proofErr w:type="spellEnd"/>
+      <w:r>
+        <w:rPr>
+          <w:rFonts w:ascii="Cascadia Mono" w:hAnsi="Cascadia Mono" w:cs="Cascadia Mono"/>
+          <w:color w:val="000000"/>
+          <w:sz w:val="19"/>
+          <w:szCs w:val="19"/>
+          <w:highlight w:val="white"/>
+          <w:lang w:val="en-US"/>
+        </w:rPr>
+        <w:t>, 2))</w:t>
       </w:r>
     </w:p>
     <w:p>
@@ -8600,6 +9676,7 @@
         </w:rPr>
         <w:t xml:space="preserve">                                   / (2 * </w:t>
       </w:r>
+      <w:proofErr w:type="spellStart"/>
       <w:r>
         <w:rPr>
           <w:rFonts w:ascii="Cascadia Mono" w:hAnsi="Cascadia Mono" w:cs="Cascadia Mono"/>
@@ -8620,8 +9697,21 @@
           <w:highlight w:val="white"/>
           <w:lang w:val="en-US"/>
         </w:rPr>
-        <w:t xml:space="preserve">.A * </w:t>
-      </w:r>
+        <w:t>.A</w:t>
+      </w:r>
+      <w:proofErr w:type="spellEnd"/>
+      <w:r>
+        <w:rPr>
+          <w:rFonts w:ascii="Cascadia Mono" w:hAnsi="Cascadia Mono" w:cs="Cascadia Mono"/>
+          <w:color w:val="000000"/>
+          <w:sz w:val="19"/>
+          <w:szCs w:val="19"/>
+          <w:highlight w:val="white"/>
+          <w:lang w:val="en-US"/>
+        </w:rPr>
+        <w:t xml:space="preserve"> * </w:t>
+      </w:r>
+      <w:proofErr w:type="spellStart"/>
       <w:r>
         <w:rPr>
           <w:rFonts w:ascii="Cascadia Mono" w:hAnsi="Cascadia Mono" w:cs="Cascadia Mono"/>
@@ -8642,7 +9732,43 @@
           <w:highlight w:val="white"/>
           <w:lang w:val="en-US"/>
         </w:rPr>
-        <w:t>.B));</w:t>
+        <w:t>.</w:t>
+      </w:r>
+      <w:proofErr w:type="gramStart"/>
+      <w:r>
+        <w:rPr>
+          <w:rFonts w:ascii="Cascadia Mono" w:hAnsi="Cascadia Mono" w:cs="Cascadia Mono"/>
+          <w:color w:val="000000"/>
+          <w:sz w:val="19"/>
+          <w:szCs w:val="19"/>
+          <w:highlight w:val="white"/>
+          <w:lang w:val="en-US"/>
+        </w:rPr>
+        <w:t>B</w:t>
+      </w:r>
+      <w:proofErr w:type="spellEnd"/>
+      <w:r>
+        <w:rPr>
+          <w:rFonts w:ascii="Cascadia Mono" w:hAnsi="Cascadia Mono" w:cs="Cascadia Mono"/>
+          <w:color w:val="000000"/>
+          <w:sz w:val="19"/>
+          <w:szCs w:val="19"/>
+          <w:highlight w:val="white"/>
+          <w:lang w:val="en-US"/>
+        </w:rPr>
+        <w:t>))</w:t>
+      </w:r>
+      <w:proofErr w:type="gramEnd"/>
+      <w:r>
+        <w:rPr>
+          <w:rFonts w:ascii="Cascadia Mono" w:hAnsi="Cascadia Mono" w:cs="Cascadia Mono"/>
+          <w:color w:val="000000"/>
+          <w:sz w:val="19"/>
+          <w:szCs w:val="19"/>
+          <w:highlight w:val="white"/>
+          <w:lang w:val="en-US"/>
+        </w:rPr>
+        <w:t>;</w:t>
       </w:r>
     </w:p>
     <w:p>
@@ -8709,6 +9835,7 @@
         </w:rPr>
         <w:t xml:space="preserve"> </w:t>
       </w:r>
+      <w:proofErr w:type="spellStart"/>
       <w:r>
         <w:rPr>
           <w:rFonts w:ascii="Cascadia Mono" w:hAnsi="Cascadia Mono" w:cs="Cascadia Mono"/>
@@ -8720,6 +9847,7 @@
         </w:rPr>
         <w:t>thirdAngle</w:t>
       </w:r>
+      <w:proofErr w:type="spellEnd"/>
       <w:r>
         <w:rPr>
           <w:rFonts w:ascii="Cascadia Mono" w:hAnsi="Cascadia Mono" w:cs="Cascadia Mono"/>
@@ -8731,6 +9859,7 @@
         </w:rPr>
         <w:t xml:space="preserve"> = </w:t>
       </w:r>
+      <w:proofErr w:type="spellStart"/>
       <w:r>
         <w:rPr>
           <w:rFonts w:ascii="Cascadia Mono" w:hAnsi="Cascadia Mono" w:cs="Cascadia Mono"/>
@@ -8753,6 +9882,7 @@
         </w:rPr>
         <w:t>.</w:t>
       </w:r>
+      <w:proofErr w:type="gramStart"/>
       <w:r>
         <w:rPr>
           <w:rFonts w:ascii="Cascadia Mono" w:hAnsi="Cascadia Mono" w:cs="Cascadia Mono"/>
@@ -8764,6 +9894,7 @@
         </w:rPr>
         <w:t>Acos</w:t>
       </w:r>
+      <w:proofErr w:type="spellEnd"/>
       <w:r>
         <w:rPr>
           <w:rFonts w:ascii="Cascadia Mono" w:hAnsi="Cascadia Mono" w:cs="Cascadia Mono"/>
@@ -8775,6 +9906,8 @@
         </w:rPr>
         <w:t>((</w:t>
       </w:r>
+      <w:proofErr w:type="spellStart"/>
+      <w:proofErr w:type="gramEnd"/>
       <w:r>
         <w:rPr>
           <w:rFonts w:ascii="Cascadia Mono" w:hAnsi="Cascadia Mono" w:cs="Cascadia Mono"/>
@@ -8808,6 +9941,7 @@
         </w:rPr>
         <w:t>Pow</w:t>
       </w:r>
+      <w:proofErr w:type="spellEnd"/>
       <w:r>
         <w:rPr>
           <w:rFonts w:ascii="Cascadia Mono" w:hAnsi="Cascadia Mono" w:cs="Cascadia Mono"/>
@@ -8819,6 +9953,7 @@
         </w:rPr>
         <w:t>(</w:t>
       </w:r>
+      <w:proofErr w:type="spellStart"/>
       <w:r>
         <w:rPr>
           <w:rFonts w:ascii="Cascadia Mono" w:hAnsi="Cascadia Mono" w:cs="Cascadia Mono"/>
@@ -8839,8 +9974,21 @@
           <w:highlight w:val="white"/>
           <w:lang w:val="en-US"/>
         </w:rPr>
-        <w:t xml:space="preserve">.B, 2) + </w:t>
-      </w:r>
+        <w:t>.B</w:t>
+      </w:r>
+      <w:proofErr w:type="spellEnd"/>
+      <w:r>
+        <w:rPr>
+          <w:rFonts w:ascii="Cascadia Mono" w:hAnsi="Cascadia Mono" w:cs="Cascadia Mono"/>
+          <w:color w:val="000000"/>
+          <w:sz w:val="19"/>
+          <w:szCs w:val="19"/>
+          <w:highlight w:val="white"/>
+          <w:lang w:val="en-US"/>
+        </w:rPr>
+        <w:t xml:space="preserve">, 2) + </w:t>
+      </w:r>
+      <w:proofErr w:type="spellStart"/>
       <w:r>
         <w:rPr>
           <w:rFonts w:ascii="Cascadia Mono" w:hAnsi="Cascadia Mono" w:cs="Cascadia Mono"/>
@@ -8874,6 +10022,7 @@
         </w:rPr>
         <w:t>Pow</w:t>
       </w:r>
+      <w:proofErr w:type="spellEnd"/>
       <w:r>
         <w:rPr>
           <w:rFonts w:ascii="Cascadia Mono" w:hAnsi="Cascadia Mono" w:cs="Cascadia Mono"/>
@@ -8885,6 +10034,7 @@
         </w:rPr>
         <w:t>(</w:t>
       </w:r>
+      <w:proofErr w:type="spellStart"/>
       <w:r>
         <w:rPr>
           <w:rFonts w:ascii="Cascadia Mono" w:hAnsi="Cascadia Mono" w:cs="Cascadia Mono"/>
@@ -8905,8 +10055,21 @@
           <w:highlight w:val="white"/>
           <w:lang w:val="en-US"/>
         </w:rPr>
-        <w:t xml:space="preserve">.C, 2) - </w:t>
-      </w:r>
+        <w:t>.C</w:t>
+      </w:r>
+      <w:proofErr w:type="spellEnd"/>
+      <w:r>
+        <w:rPr>
+          <w:rFonts w:ascii="Cascadia Mono" w:hAnsi="Cascadia Mono" w:cs="Cascadia Mono"/>
+          <w:color w:val="000000"/>
+          <w:sz w:val="19"/>
+          <w:szCs w:val="19"/>
+          <w:highlight w:val="white"/>
+          <w:lang w:val="en-US"/>
+        </w:rPr>
+        <w:t xml:space="preserve">, 2) - </w:t>
+      </w:r>
+      <w:proofErr w:type="spellStart"/>
       <w:r>
         <w:rPr>
           <w:rFonts w:ascii="Cascadia Mono" w:hAnsi="Cascadia Mono" w:cs="Cascadia Mono"/>
@@ -8940,6 +10103,7 @@
         </w:rPr>
         <w:t>Pow</w:t>
       </w:r>
+      <w:proofErr w:type="spellEnd"/>
       <w:r>
         <w:rPr>
           <w:rFonts w:ascii="Cascadia Mono" w:hAnsi="Cascadia Mono" w:cs="Cascadia Mono"/>
@@ -8951,6 +10115,7 @@
         </w:rPr>
         <w:t>(</w:t>
       </w:r>
+      <w:proofErr w:type="spellStart"/>
       <w:r>
         <w:rPr>
           <w:rFonts w:ascii="Cascadia Mono" w:hAnsi="Cascadia Mono" w:cs="Cascadia Mono"/>
@@ -8971,7 +10136,19 @@
           <w:highlight w:val="white"/>
           <w:lang w:val="en-US"/>
         </w:rPr>
-        <w:t>.A, 2))</w:t>
+        <w:t>.A</w:t>
+      </w:r>
+      <w:proofErr w:type="spellEnd"/>
+      <w:r>
+        <w:rPr>
+          <w:rFonts w:ascii="Cascadia Mono" w:hAnsi="Cascadia Mono" w:cs="Cascadia Mono"/>
+          <w:color w:val="000000"/>
+          <w:sz w:val="19"/>
+          <w:szCs w:val="19"/>
+          <w:highlight w:val="white"/>
+          <w:lang w:val="en-US"/>
+        </w:rPr>
+        <w:t>, 2))</w:t>
       </w:r>
     </w:p>
     <w:p>
@@ -9000,6 +10177,7 @@
         </w:rPr>
         <w:t xml:space="preserve">                                    / (2 * </w:t>
       </w:r>
+      <w:proofErr w:type="spellStart"/>
       <w:r>
         <w:rPr>
           <w:rFonts w:ascii="Cascadia Mono" w:hAnsi="Cascadia Mono" w:cs="Cascadia Mono"/>
@@ -9020,8 +10198,21 @@
           <w:highlight w:val="white"/>
           <w:lang w:val="en-US"/>
         </w:rPr>
-        <w:t xml:space="preserve">.C * </w:t>
-      </w:r>
+        <w:t>.C</w:t>
+      </w:r>
+      <w:proofErr w:type="spellEnd"/>
+      <w:r>
+        <w:rPr>
+          <w:rFonts w:ascii="Cascadia Mono" w:hAnsi="Cascadia Mono" w:cs="Cascadia Mono"/>
+          <w:color w:val="000000"/>
+          <w:sz w:val="19"/>
+          <w:szCs w:val="19"/>
+          <w:highlight w:val="white"/>
+          <w:lang w:val="en-US"/>
+        </w:rPr>
+        <w:t xml:space="preserve"> * </w:t>
+      </w:r>
+      <w:proofErr w:type="spellStart"/>
       <w:r>
         <w:rPr>
           <w:rFonts w:ascii="Cascadia Mono" w:hAnsi="Cascadia Mono" w:cs="Cascadia Mono"/>
@@ -9042,7 +10233,43 @@
           <w:highlight w:val="white"/>
           <w:lang w:val="en-US"/>
         </w:rPr>
-        <w:t>.B));</w:t>
+        <w:t>.</w:t>
+      </w:r>
+      <w:proofErr w:type="gramStart"/>
+      <w:r>
+        <w:rPr>
+          <w:rFonts w:ascii="Cascadia Mono" w:hAnsi="Cascadia Mono" w:cs="Cascadia Mono"/>
+          <w:color w:val="000000"/>
+          <w:sz w:val="19"/>
+          <w:szCs w:val="19"/>
+          <w:highlight w:val="white"/>
+          <w:lang w:val="en-US"/>
+        </w:rPr>
+        <w:t>B</w:t>
+      </w:r>
+      <w:proofErr w:type="spellEnd"/>
+      <w:r>
+        <w:rPr>
+          <w:rFonts w:ascii="Cascadia Mono" w:hAnsi="Cascadia Mono" w:cs="Cascadia Mono"/>
+          <w:color w:val="000000"/>
+          <w:sz w:val="19"/>
+          <w:szCs w:val="19"/>
+          <w:highlight w:val="white"/>
+          <w:lang w:val="en-US"/>
+        </w:rPr>
+        <w:t>))</w:t>
+      </w:r>
+      <w:proofErr w:type="gramEnd"/>
+      <w:r>
+        <w:rPr>
+          <w:rFonts w:ascii="Cascadia Mono" w:hAnsi="Cascadia Mono" w:cs="Cascadia Mono"/>
+          <w:color w:val="000000"/>
+          <w:sz w:val="19"/>
+          <w:szCs w:val="19"/>
+          <w:highlight w:val="white"/>
+          <w:lang w:val="en-US"/>
+        </w:rPr>
+        <w:t>;</w:t>
       </w:r>
     </w:p>
     <w:p>
@@ -9093,6 +10320,7 @@
         </w:rPr>
         <w:t xml:space="preserve"> [</w:t>
       </w:r>
+      <w:proofErr w:type="spellStart"/>
       <w:r>
         <w:rPr>
           <w:rFonts w:ascii="Cascadia Mono" w:hAnsi="Cascadia Mono" w:cs="Cascadia Mono"/>
@@ -9104,6 +10332,7 @@
         </w:rPr>
         <w:t>firstAngle</w:t>
       </w:r>
+      <w:proofErr w:type="spellEnd"/>
       <w:r>
         <w:rPr>
           <w:rFonts w:ascii="Cascadia Mono" w:hAnsi="Cascadia Mono" w:cs="Cascadia Mono"/>
@@ -9115,6 +10344,7 @@
         </w:rPr>
         <w:t xml:space="preserve">, </w:t>
       </w:r>
+      <w:proofErr w:type="spellStart"/>
       <w:r>
         <w:rPr>
           <w:rFonts w:ascii="Cascadia Mono" w:hAnsi="Cascadia Mono" w:cs="Cascadia Mono"/>
@@ -9126,6 +10356,7 @@
         </w:rPr>
         <w:t>secondAngle</w:t>
       </w:r>
+      <w:proofErr w:type="spellEnd"/>
       <w:r>
         <w:rPr>
           <w:rFonts w:ascii="Cascadia Mono" w:hAnsi="Cascadia Mono" w:cs="Cascadia Mono"/>
@@ -9137,6 +10368,7 @@
         </w:rPr>
         <w:t xml:space="preserve">, </w:t>
       </w:r>
+      <w:proofErr w:type="spellStart"/>
       <w:r>
         <w:rPr>
           <w:rFonts w:ascii="Cascadia Mono" w:hAnsi="Cascadia Mono" w:cs="Cascadia Mono"/>
@@ -9148,6 +10380,7 @@
         </w:rPr>
         <w:t>thirdAngle</w:t>
       </w:r>
+      <w:proofErr w:type="spellEnd"/>
       <w:r>
         <w:rPr>
           <w:rFonts w:ascii="Cascadia Mono" w:hAnsi="Cascadia Mono" w:cs="Cascadia Mono"/>
@@ -9263,7 +10496,29 @@
           <w:szCs w:val="19"/>
           <w:highlight w:val="white"/>
         </w:rPr>
-        <w:t>&lt;summary&gt;</w:t>
+        <w:t>&lt;</w:t>
+      </w:r>
+      <w:proofErr w:type="spellStart"/>
+      <w:r>
+        <w:rPr>
+          <w:rFonts w:ascii="Cascadia Mono" w:hAnsi="Cascadia Mono" w:cs="Cascadia Mono"/>
+          <w:color w:val="808080"/>
+          <w:sz w:val="19"/>
+          <w:szCs w:val="19"/>
+          <w:highlight w:val="white"/>
+        </w:rPr>
+        <w:t>summary</w:t>
+      </w:r>
+      <w:proofErr w:type="spellEnd"/>
+      <w:r>
+        <w:rPr>
+          <w:rFonts w:ascii="Cascadia Mono" w:hAnsi="Cascadia Mono" w:cs="Cascadia Mono"/>
+          <w:color w:val="808080"/>
+          <w:sz w:val="19"/>
+          <w:szCs w:val="19"/>
+          <w:highlight w:val="white"/>
+        </w:rPr>
+        <w:t>&gt;</w:t>
       </w:r>
     </w:p>
     <w:p>
@@ -9363,7 +10618,29 @@
           <w:szCs w:val="19"/>
           <w:highlight w:val="white"/>
         </w:rPr>
-        <w:t>&lt;/summary&gt;</w:t>
+        <w:t>&lt;/</w:t>
+      </w:r>
+      <w:proofErr w:type="spellStart"/>
+      <w:r>
+        <w:rPr>
+          <w:rFonts w:ascii="Cascadia Mono" w:hAnsi="Cascadia Mono" w:cs="Cascadia Mono"/>
+          <w:color w:val="808080"/>
+          <w:sz w:val="19"/>
+          <w:szCs w:val="19"/>
+          <w:highlight w:val="white"/>
+        </w:rPr>
+        <w:t>summary</w:t>
+      </w:r>
+      <w:proofErr w:type="spellEnd"/>
+      <w:r>
+        <w:rPr>
+          <w:rFonts w:ascii="Cascadia Mono" w:hAnsi="Cascadia Mono" w:cs="Cascadia Mono"/>
+          <w:color w:val="808080"/>
+          <w:sz w:val="19"/>
+          <w:szCs w:val="19"/>
+          <w:highlight w:val="white"/>
+        </w:rPr>
+        <w:t>&gt;</w:t>
       </w:r>
     </w:p>
     <w:p>
@@ -9418,7 +10695,29 @@
           <w:szCs w:val="19"/>
           <w:highlight w:val="white"/>
         </w:rPr>
-        <w:t>&lt;returns&gt;</w:t>
+        <w:t>&lt;</w:t>
+      </w:r>
+      <w:proofErr w:type="spellStart"/>
+      <w:r>
+        <w:rPr>
+          <w:rFonts w:ascii="Cascadia Mono" w:hAnsi="Cascadia Mono" w:cs="Cascadia Mono"/>
+          <w:color w:val="808080"/>
+          <w:sz w:val="19"/>
+          <w:szCs w:val="19"/>
+          <w:highlight w:val="white"/>
+        </w:rPr>
+        <w:t>returns</w:t>
+      </w:r>
+      <w:proofErr w:type="spellEnd"/>
+      <w:r>
+        <w:rPr>
+          <w:rFonts w:ascii="Cascadia Mono" w:hAnsi="Cascadia Mono" w:cs="Cascadia Mono"/>
+          <w:color w:val="808080"/>
+          <w:sz w:val="19"/>
+          <w:szCs w:val="19"/>
+          <w:highlight w:val="white"/>
+        </w:rPr>
+        <w:t>&gt;</w:t>
       </w:r>
       <w:r>
         <w:rPr>
@@ -9438,7 +10737,29 @@
           <w:szCs w:val="19"/>
           <w:highlight w:val="white"/>
         </w:rPr>
-        <w:t>&lt;/returns&gt;</w:t>
+        <w:t>&lt;/</w:t>
+      </w:r>
+      <w:proofErr w:type="spellStart"/>
+      <w:r>
+        <w:rPr>
+          <w:rFonts w:ascii="Cascadia Mono" w:hAnsi="Cascadia Mono" w:cs="Cascadia Mono"/>
+          <w:color w:val="808080"/>
+          <w:sz w:val="19"/>
+          <w:szCs w:val="19"/>
+          <w:highlight w:val="white"/>
+        </w:rPr>
+        <w:t>returns</w:t>
+      </w:r>
+      <w:proofErr w:type="spellEnd"/>
+      <w:r>
+        <w:rPr>
+          <w:rFonts w:ascii="Cascadia Mono" w:hAnsi="Cascadia Mono" w:cs="Cascadia Mono"/>
+          <w:color w:val="808080"/>
+          <w:sz w:val="19"/>
+          <w:szCs w:val="19"/>
+          <w:highlight w:val="white"/>
+        </w:rPr>
+        <w:t>&gt;</w:t>
       </w:r>
     </w:p>
     <w:p>
@@ -9465,6 +10786,7 @@
         </w:rPr>
         <w:t xml:space="preserve">    </w:t>
       </w:r>
+      <w:proofErr w:type="spellStart"/>
       <w:r>
         <w:rPr>
           <w:rFonts w:ascii="Cascadia Mono" w:hAnsi="Cascadia Mono" w:cs="Cascadia Mono"/>
@@ -9475,6 +10797,7 @@
         </w:rPr>
         <w:t>public</w:t>
       </w:r>
+      <w:proofErr w:type="spellEnd"/>
       <w:r>
         <w:rPr>
           <w:rFonts w:ascii="Cascadia Mono" w:hAnsi="Cascadia Mono" w:cs="Cascadia Mono"/>
@@ -9485,6 +10808,7 @@
         </w:rPr>
         <w:t xml:space="preserve"> </w:t>
       </w:r>
+      <w:proofErr w:type="spellStart"/>
       <w:r>
         <w:rPr>
           <w:rFonts w:ascii="Cascadia Mono" w:hAnsi="Cascadia Mono" w:cs="Cascadia Mono"/>
@@ -9495,6 +10819,7 @@
         </w:rPr>
         <w:t>double</w:t>
       </w:r>
+      <w:proofErr w:type="spellEnd"/>
       <w:r>
         <w:rPr>
           <w:rFonts w:ascii="Cascadia Mono" w:hAnsi="Cascadia Mono" w:cs="Cascadia Mono"/>
@@ -9505,6 +10830,7 @@
         </w:rPr>
         <w:t xml:space="preserve">[] </w:t>
       </w:r>
+      <w:proofErr w:type="spellStart"/>
       <w:r>
         <w:rPr>
           <w:rFonts w:ascii="Cascadia Mono" w:hAnsi="Cascadia Mono" w:cs="Cascadia Mono"/>
@@ -9515,6 +10841,7 @@
         </w:rPr>
         <w:t>GetTriangleHeights</w:t>
       </w:r>
+      <w:proofErr w:type="spellEnd"/>
       <w:r>
         <w:rPr>
           <w:rFonts w:ascii="Cascadia Mono" w:hAnsi="Cascadia Mono" w:cs="Cascadia Mono"/>
@@ -9575,6 +10902,7 @@
         </w:rPr>
         <w:t xml:space="preserve">        </w:t>
       </w:r>
+      <w:proofErr w:type="spellStart"/>
       <w:r>
         <w:rPr>
           <w:rFonts w:ascii="Cascadia Mono" w:hAnsi="Cascadia Mono" w:cs="Cascadia Mono"/>
@@ -9585,6 +10913,7 @@
         </w:rPr>
         <w:t>var</w:t>
       </w:r>
+      <w:proofErr w:type="spellEnd"/>
       <w:r>
         <w:rPr>
           <w:rFonts w:ascii="Cascadia Mono" w:hAnsi="Cascadia Mono" w:cs="Cascadia Mono"/>
@@ -9595,6 +10924,7 @@
         </w:rPr>
         <w:t xml:space="preserve"> </w:t>
       </w:r>
+      <w:proofErr w:type="spellStart"/>
       <w:r>
         <w:rPr>
           <w:rFonts w:ascii="Cascadia Mono" w:hAnsi="Cascadia Mono" w:cs="Cascadia Mono"/>
@@ -9605,6 +10935,7 @@
         </w:rPr>
         <w:t>trArea</w:t>
       </w:r>
+      <w:proofErr w:type="spellEnd"/>
       <w:r>
         <w:rPr>
           <w:rFonts w:ascii="Cascadia Mono" w:hAnsi="Cascadia Mono" w:cs="Cascadia Mono"/>
@@ -9615,6 +10946,7 @@
         </w:rPr>
         <w:t xml:space="preserve"> = </w:t>
       </w:r>
+      <w:proofErr w:type="spellStart"/>
       <w:r>
         <w:rPr>
           <w:rFonts w:ascii="Cascadia Mono" w:hAnsi="Cascadia Mono" w:cs="Cascadia Mono"/>
@@ -9645,6 +10977,7 @@
         </w:rPr>
         <w:t>GetTriangleArea</w:t>
       </w:r>
+      <w:proofErr w:type="spellEnd"/>
       <w:r>
         <w:rPr>
           <w:rFonts w:ascii="Cascadia Mono" w:hAnsi="Cascadia Mono" w:cs="Cascadia Mono"/>
@@ -9663,7 +10996,29 @@
           <w:szCs w:val="19"/>
           <w:highlight w:val="white"/>
         </w:rPr>
-        <w:t>// Не будем проверять на Validatethis, так как тут уже есть проверка</w:t>
+        <w:t xml:space="preserve">// Не будем проверять на </w:t>
+      </w:r>
+      <w:proofErr w:type="spellStart"/>
+      <w:r>
+        <w:rPr>
+          <w:rFonts w:ascii="Cascadia Mono" w:hAnsi="Cascadia Mono" w:cs="Cascadia Mono"/>
+          <w:color w:val="008000"/>
+          <w:sz w:val="19"/>
+          <w:szCs w:val="19"/>
+          <w:highlight w:val="white"/>
+        </w:rPr>
+        <w:t>Validatethis</w:t>
+      </w:r>
+      <w:proofErr w:type="spellEnd"/>
+      <w:r>
+        <w:rPr>
+          <w:rFonts w:ascii="Cascadia Mono" w:hAnsi="Cascadia Mono" w:cs="Cascadia Mono"/>
+          <w:color w:val="008000"/>
+          <w:sz w:val="19"/>
+          <w:szCs w:val="19"/>
+          <w:highlight w:val="white"/>
+        </w:rPr>
+        <w:t>, так как тут уже есть проверка</w:t>
       </w:r>
     </w:p>
     <w:p>
@@ -9713,6 +11068,7 @@
         </w:rPr>
         <w:t xml:space="preserve"> </w:t>
       </w:r>
+      <w:proofErr w:type="spellStart"/>
       <w:r>
         <w:rPr>
           <w:rFonts w:ascii="Cascadia Mono" w:hAnsi="Cascadia Mono" w:cs="Cascadia Mono"/>
@@ -9724,6 +11080,7 @@
         </w:rPr>
         <w:t>firstHeight</w:t>
       </w:r>
+      <w:proofErr w:type="spellEnd"/>
       <w:r>
         <w:rPr>
           <w:rFonts w:ascii="Cascadia Mono" w:hAnsi="Cascadia Mono" w:cs="Cascadia Mono"/>
@@ -9735,6 +11092,7 @@
         </w:rPr>
         <w:t xml:space="preserve"> = 2 * </w:t>
       </w:r>
+      <w:proofErr w:type="spellStart"/>
       <w:r>
         <w:rPr>
           <w:rFonts w:ascii="Cascadia Mono" w:hAnsi="Cascadia Mono" w:cs="Cascadia Mono"/>
@@ -9746,6 +11104,7 @@
         </w:rPr>
         <w:t>trArea</w:t>
       </w:r>
+      <w:proofErr w:type="spellEnd"/>
       <w:r>
         <w:rPr>
           <w:rFonts w:ascii="Cascadia Mono" w:hAnsi="Cascadia Mono" w:cs="Cascadia Mono"/>
@@ -9757,6 +11116,7 @@
         </w:rPr>
         <w:t xml:space="preserve"> / </w:t>
       </w:r>
+      <w:proofErr w:type="spellStart"/>
       <w:r>
         <w:rPr>
           <w:rFonts w:ascii="Cascadia Mono" w:hAnsi="Cascadia Mono" w:cs="Cascadia Mono"/>
@@ -9777,7 +11137,19 @@
           <w:highlight w:val="white"/>
           <w:lang w:val="en-US"/>
         </w:rPr>
-        <w:t>.A;</w:t>
+        <w:t>.A</w:t>
+      </w:r>
+      <w:proofErr w:type="spellEnd"/>
+      <w:r>
+        <w:rPr>
+          <w:rFonts w:ascii="Cascadia Mono" w:hAnsi="Cascadia Mono" w:cs="Cascadia Mono"/>
+          <w:color w:val="000000"/>
+          <w:sz w:val="19"/>
+          <w:szCs w:val="19"/>
+          <w:highlight w:val="white"/>
+          <w:lang w:val="en-US"/>
+        </w:rPr>
+        <w:t>;</w:t>
       </w:r>
     </w:p>
     <w:p>
@@ -9828,6 +11200,7 @@
         </w:rPr>
         <w:t xml:space="preserve"> </w:t>
       </w:r>
+      <w:proofErr w:type="spellStart"/>
       <w:r>
         <w:rPr>
           <w:rFonts w:ascii="Cascadia Mono" w:hAnsi="Cascadia Mono" w:cs="Cascadia Mono"/>
@@ -9839,6 +11212,7 @@
         </w:rPr>
         <w:t>secondHeight</w:t>
       </w:r>
+      <w:proofErr w:type="spellEnd"/>
       <w:r>
         <w:rPr>
           <w:rFonts w:ascii="Cascadia Mono" w:hAnsi="Cascadia Mono" w:cs="Cascadia Mono"/>
@@ -9850,6 +11224,7 @@
         </w:rPr>
         <w:t xml:space="preserve"> = 2 * </w:t>
       </w:r>
+      <w:proofErr w:type="spellStart"/>
       <w:r>
         <w:rPr>
           <w:rFonts w:ascii="Cascadia Mono" w:hAnsi="Cascadia Mono" w:cs="Cascadia Mono"/>
@@ -9861,6 +11236,7 @@
         </w:rPr>
         <w:t>trArea</w:t>
       </w:r>
+      <w:proofErr w:type="spellEnd"/>
       <w:r>
         <w:rPr>
           <w:rFonts w:ascii="Cascadia Mono" w:hAnsi="Cascadia Mono" w:cs="Cascadia Mono"/>
@@ -9872,6 +11248,7 @@
         </w:rPr>
         <w:t xml:space="preserve"> / </w:t>
       </w:r>
+      <w:proofErr w:type="spellStart"/>
       <w:r>
         <w:rPr>
           <w:rFonts w:ascii="Cascadia Mono" w:hAnsi="Cascadia Mono" w:cs="Cascadia Mono"/>
@@ -9892,7 +11269,19 @@
           <w:highlight w:val="white"/>
           <w:lang w:val="en-US"/>
         </w:rPr>
-        <w:t>.B;</w:t>
+        <w:t>.B</w:t>
+      </w:r>
+      <w:proofErr w:type="spellEnd"/>
+      <w:r>
+        <w:rPr>
+          <w:rFonts w:ascii="Cascadia Mono" w:hAnsi="Cascadia Mono" w:cs="Cascadia Mono"/>
+          <w:color w:val="000000"/>
+          <w:sz w:val="19"/>
+          <w:szCs w:val="19"/>
+          <w:highlight w:val="white"/>
+          <w:lang w:val="en-US"/>
+        </w:rPr>
+        <w:t>;</w:t>
       </w:r>
     </w:p>
     <w:p>
@@ -9943,6 +11332,7 @@
         </w:rPr>
         <w:t xml:space="preserve"> </w:t>
       </w:r>
+      <w:proofErr w:type="spellStart"/>
       <w:r>
         <w:rPr>
           <w:rFonts w:ascii="Cascadia Mono" w:hAnsi="Cascadia Mono" w:cs="Cascadia Mono"/>
@@ -9954,6 +11344,7 @@
         </w:rPr>
         <w:t>thirdHeight</w:t>
       </w:r>
+      <w:proofErr w:type="spellEnd"/>
       <w:r>
         <w:rPr>
           <w:rFonts w:ascii="Cascadia Mono" w:hAnsi="Cascadia Mono" w:cs="Cascadia Mono"/>
@@ -9965,6 +11356,7 @@
         </w:rPr>
         <w:t xml:space="preserve"> = 2 * </w:t>
       </w:r>
+      <w:proofErr w:type="spellStart"/>
       <w:r>
         <w:rPr>
           <w:rFonts w:ascii="Cascadia Mono" w:hAnsi="Cascadia Mono" w:cs="Cascadia Mono"/>
@@ -9976,6 +11368,7 @@
         </w:rPr>
         <w:t>trArea</w:t>
       </w:r>
+      <w:proofErr w:type="spellEnd"/>
       <w:r>
         <w:rPr>
           <w:rFonts w:ascii="Cascadia Mono" w:hAnsi="Cascadia Mono" w:cs="Cascadia Mono"/>
@@ -9987,6 +11380,7 @@
         </w:rPr>
         <w:t xml:space="preserve"> / </w:t>
       </w:r>
+      <w:proofErr w:type="spellStart"/>
       <w:r>
         <w:rPr>
           <w:rFonts w:ascii="Cascadia Mono" w:hAnsi="Cascadia Mono" w:cs="Cascadia Mono"/>
@@ -10007,7 +11401,19 @@
           <w:highlight w:val="white"/>
           <w:lang w:val="en-US"/>
         </w:rPr>
-        <w:t>.C;</w:t>
+        <w:t>.C</w:t>
+      </w:r>
+      <w:proofErr w:type="spellEnd"/>
+      <w:r>
+        <w:rPr>
+          <w:rFonts w:ascii="Cascadia Mono" w:hAnsi="Cascadia Mono" w:cs="Cascadia Mono"/>
+          <w:color w:val="000000"/>
+          <w:sz w:val="19"/>
+          <w:szCs w:val="19"/>
+          <w:highlight w:val="white"/>
+          <w:lang w:val="en-US"/>
+        </w:rPr>
+        <w:t>;</w:t>
       </w:r>
     </w:p>
     <w:p>
@@ -10051,6 +11457,7 @@
         </w:rPr>
         <w:t xml:space="preserve">        </w:t>
       </w:r>
+      <w:proofErr w:type="spellStart"/>
       <w:r>
         <w:rPr>
           <w:rFonts w:ascii="Cascadia Mono" w:hAnsi="Cascadia Mono" w:cs="Cascadia Mono"/>
@@ -10061,6 +11468,7 @@
         </w:rPr>
         <w:t>return</w:t>
       </w:r>
+      <w:proofErr w:type="spellEnd"/>
       <w:r>
         <w:rPr>
           <w:rFonts w:ascii="Cascadia Mono" w:hAnsi="Cascadia Mono" w:cs="Cascadia Mono"/>
@@ -10071,6 +11479,7 @@
         </w:rPr>
         <w:t xml:space="preserve"> [</w:t>
       </w:r>
+      <w:proofErr w:type="spellStart"/>
       <w:r>
         <w:rPr>
           <w:rFonts w:ascii="Cascadia Mono" w:hAnsi="Cascadia Mono" w:cs="Cascadia Mono"/>
@@ -10081,6 +11490,7 @@
         </w:rPr>
         <w:t>firstHeight</w:t>
       </w:r>
+      <w:proofErr w:type="spellEnd"/>
       <w:r>
         <w:rPr>
           <w:rFonts w:ascii="Cascadia Mono" w:hAnsi="Cascadia Mono" w:cs="Cascadia Mono"/>
@@ -10091,6 +11501,7 @@
         </w:rPr>
         <w:t xml:space="preserve">, </w:t>
       </w:r>
+      <w:proofErr w:type="spellStart"/>
       <w:r>
         <w:rPr>
           <w:rFonts w:ascii="Cascadia Mono" w:hAnsi="Cascadia Mono" w:cs="Cascadia Mono"/>
@@ -10101,6 +11512,7 @@
         </w:rPr>
         <w:t>secondHeight</w:t>
       </w:r>
+      <w:proofErr w:type="spellEnd"/>
       <w:r>
         <w:rPr>
           <w:rFonts w:ascii="Cascadia Mono" w:hAnsi="Cascadia Mono" w:cs="Cascadia Mono"/>
@@ -10111,6 +11523,7 @@
         </w:rPr>
         <w:t xml:space="preserve">, </w:t>
       </w:r>
+      <w:proofErr w:type="spellStart"/>
       <w:r>
         <w:rPr>
           <w:rFonts w:ascii="Cascadia Mono" w:hAnsi="Cascadia Mono" w:cs="Cascadia Mono"/>
@@ -10121,6 +11534,7 @@
         </w:rPr>
         <w:t>thirdHeight</w:t>
       </w:r>
+      <w:proofErr w:type="spellEnd"/>
       <w:r>
         <w:rPr>
           <w:rFonts w:ascii="Cascadia Mono" w:hAnsi="Cascadia Mono" w:cs="Cascadia Mono"/>
@@ -10290,6 +11704,7 @@
           <w:highlight w:val="white"/>
         </w:rPr>
       </w:pPr>
+      <w:proofErr w:type="spellStart"/>
       <w:r>
         <w:rPr>
           <w:rFonts w:ascii="Cascadia Mono" w:hAnsi="Cascadia Mono" w:cs="Cascadia Mono"/>
@@ -10300,15 +11715,38 @@
         </w:rPr>
         <w:t>using</w:t>
       </w:r>
-      <w:r>
-        <w:rPr>
-          <w:rFonts w:ascii="Cascadia Mono" w:hAnsi="Cascadia Mono" w:cs="Cascadia Mono"/>
-          <w:color w:val="000000"/>
-          <w:sz w:val="19"/>
-          <w:szCs w:val="19"/>
-          <w:highlight w:val="white"/>
-        </w:rPr>
-        <w:t xml:space="preserve"> MainForm;</w:t>
+      <w:proofErr w:type="spellEnd"/>
+      <w:r>
+        <w:rPr>
+          <w:rFonts w:ascii="Cascadia Mono" w:hAnsi="Cascadia Mono" w:cs="Cascadia Mono"/>
+          <w:color w:val="000000"/>
+          <w:sz w:val="19"/>
+          <w:szCs w:val="19"/>
+          <w:highlight w:val="white"/>
+        </w:rPr>
+        <w:t xml:space="preserve"> </w:t>
+      </w:r>
+      <w:proofErr w:type="spellStart"/>
+      <w:r>
+        <w:rPr>
+          <w:rFonts w:ascii="Cascadia Mono" w:hAnsi="Cascadia Mono" w:cs="Cascadia Mono"/>
+          <w:color w:val="000000"/>
+          <w:sz w:val="19"/>
+          <w:szCs w:val="19"/>
+          <w:highlight w:val="white"/>
+        </w:rPr>
+        <w:t>MainForm</w:t>
+      </w:r>
+      <w:proofErr w:type="spellEnd"/>
+      <w:r>
+        <w:rPr>
+          <w:rFonts w:ascii="Cascadia Mono" w:hAnsi="Cascadia Mono" w:cs="Cascadia Mono"/>
+          <w:color w:val="000000"/>
+          <w:sz w:val="19"/>
+          <w:szCs w:val="19"/>
+          <w:highlight w:val="white"/>
+        </w:rPr>
+        <w:t>;</w:t>
       </w:r>
     </w:p>
     <w:p>
@@ -10340,6 +11778,7 @@
           <w:highlight w:val="white"/>
         </w:rPr>
       </w:pPr>
+      <w:proofErr w:type="spellStart"/>
       <w:r>
         <w:rPr>
           <w:rFonts w:ascii="Cascadia Mono" w:hAnsi="Cascadia Mono" w:cs="Cascadia Mono"/>
@@ -10350,15 +11789,38 @@
         </w:rPr>
         <w:t>namespace</w:t>
       </w:r>
-      <w:r>
-        <w:rPr>
-          <w:rFonts w:ascii="Cascadia Mono" w:hAnsi="Cascadia Mono" w:cs="Cascadia Mono"/>
-          <w:color w:val="000000"/>
-          <w:sz w:val="19"/>
-          <w:szCs w:val="19"/>
-          <w:highlight w:val="white"/>
-        </w:rPr>
-        <w:t xml:space="preserve"> UnitTestTask;</w:t>
+      <w:proofErr w:type="spellEnd"/>
+      <w:r>
+        <w:rPr>
+          <w:rFonts w:ascii="Cascadia Mono" w:hAnsi="Cascadia Mono" w:cs="Cascadia Mono"/>
+          <w:color w:val="000000"/>
+          <w:sz w:val="19"/>
+          <w:szCs w:val="19"/>
+          <w:highlight w:val="white"/>
+        </w:rPr>
+        <w:t xml:space="preserve"> </w:t>
+      </w:r>
+      <w:proofErr w:type="spellStart"/>
+      <w:r>
+        <w:rPr>
+          <w:rFonts w:ascii="Cascadia Mono" w:hAnsi="Cascadia Mono" w:cs="Cascadia Mono"/>
+          <w:color w:val="000000"/>
+          <w:sz w:val="19"/>
+          <w:szCs w:val="19"/>
+          <w:highlight w:val="white"/>
+        </w:rPr>
+        <w:t>UnitTestTask</w:t>
+      </w:r>
+      <w:proofErr w:type="spellEnd"/>
+      <w:r>
+        <w:rPr>
+          <w:rFonts w:ascii="Cascadia Mono" w:hAnsi="Cascadia Mono" w:cs="Cascadia Mono"/>
+          <w:color w:val="000000"/>
+          <w:sz w:val="19"/>
+          <w:szCs w:val="19"/>
+          <w:highlight w:val="white"/>
+        </w:rPr>
+        <w:t>;</w:t>
       </w:r>
     </w:p>
     <w:p>
@@ -10390,6 +11852,7 @@
           <w:highlight w:val="white"/>
         </w:rPr>
       </w:pPr>
+      <w:proofErr w:type="spellStart"/>
       <w:r>
         <w:rPr>
           <w:rFonts w:ascii="Cascadia Mono" w:hAnsi="Cascadia Mono" w:cs="Cascadia Mono"/>
@@ -10400,6 +11863,7 @@
         </w:rPr>
         <w:t>public</w:t>
       </w:r>
+      <w:proofErr w:type="spellEnd"/>
       <w:r>
         <w:rPr>
           <w:rFonts w:ascii="Cascadia Mono" w:hAnsi="Cascadia Mono" w:cs="Cascadia Mono"/>
@@ -10410,6 +11874,7 @@
         </w:rPr>
         <w:t xml:space="preserve"> </w:t>
       </w:r>
+      <w:proofErr w:type="spellStart"/>
       <w:r>
         <w:rPr>
           <w:rFonts w:ascii="Cascadia Mono" w:hAnsi="Cascadia Mono" w:cs="Cascadia Mono"/>
@@ -10420,6 +11885,7 @@
         </w:rPr>
         <w:t>class</w:t>
       </w:r>
+      <w:proofErr w:type="spellEnd"/>
       <w:r>
         <w:rPr>
           <w:rFonts w:ascii="Cascadia Mono" w:hAnsi="Cascadia Mono" w:cs="Cascadia Mono"/>
@@ -10430,6 +11896,7 @@
         </w:rPr>
         <w:t xml:space="preserve"> </w:t>
       </w:r>
+      <w:proofErr w:type="spellStart"/>
       <w:r>
         <w:rPr>
           <w:rFonts w:ascii="Cascadia Mono" w:hAnsi="Cascadia Mono" w:cs="Cascadia Mono"/>
@@ -10440,6 +11907,7 @@
         </w:rPr>
         <w:t>Tests</w:t>
       </w:r>
+      <w:proofErr w:type="spellEnd"/>
     </w:p>
     <w:p>
       <w:pPr>
@@ -10490,6 +11958,7 @@
         </w:rPr>
         <w:t xml:space="preserve">    [</w:t>
       </w:r>
+      <w:proofErr w:type="spellStart"/>
       <w:r>
         <w:rPr>
           <w:rFonts w:ascii="Cascadia Mono" w:hAnsi="Cascadia Mono" w:cs="Cascadia Mono"/>
@@ -10500,6 +11969,7 @@
         </w:rPr>
         <w:t>SetUp</w:t>
       </w:r>
+      <w:proofErr w:type="spellEnd"/>
       <w:r>
         <w:rPr>
           <w:rFonts w:ascii="Cascadia Mono" w:hAnsi="Cascadia Mono" w:cs="Cascadia Mono"/>
@@ -10535,6 +12005,7 @@
         </w:rPr>
         <w:t xml:space="preserve">    </w:t>
       </w:r>
+      <w:proofErr w:type="spellStart"/>
       <w:r>
         <w:rPr>
           <w:rFonts w:ascii="Cascadia Mono" w:hAnsi="Cascadia Mono" w:cs="Cascadia Mono"/>
@@ -10545,6 +12016,7 @@
         </w:rPr>
         <w:t>public</w:t>
       </w:r>
+      <w:proofErr w:type="spellEnd"/>
       <w:r>
         <w:rPr>
           <w:rFonts w:ascii="Cascadia Mono" w:hAnsi="Cascadia Mono" w:cs="Cascadia Mono"/>
@@ -10555,6 +12027,7 @@
         </w:rPr>
         <w:t xml:space="preserve"> </w:t>
       </w:r>
+      <w:proofErr w:type="spellStart"/>
       <w:r>
         <w:rPr>
           <w:rFonts w:ascii="Cascadia Mono" w:hAnsi="Cascadia Mono" w:cs="Cascadia Mono"/>
@@ -10565,6 +12038,7 @@
         </w:rPr>
         <w:t>void</w:t>
       </w:r>
+      <w:proofErr w:type="spellEnd"/>
       <w:r>
         <w:rPr>
           <w:rFonts w:ascii="Cascadia Mono" w:hAnsi="Cascadia Mono" w:cs="Cascadia Mono"/>
@@ -10575,6 +12049,7 @@
         </w:rPr>
         <w:t xml:space="preserve"> </w:t>
       </w:r>
+      <w:proofErr w:type="spellStart"/>
       <w:r>
         <w:rPr>
           <w:rFonts w:ascii="Cascadia Mono" w:hAnsi="Cascadia Mono" w:cs="Cascadia Mono"/>
@@ -10585,6 +12060,7 @@
         </w:rPr>
         <w:t>Setup</w:t>
       </w:r>
+      <w:proofErr w:type="spellEnd"/>
       <w:r>
         <w:rPr>
           <w:rFonts w:ascii="Cascadia Mono" w:hAnsi="Cascadia Mono" w:cs="Cascadia Mono"/>
@@ -10685,6 +12161,7 @@
         </w:rPr>
         <w:t xml:space="preserve">    [</w:t>
       </w:r>
+      <w:proofErr w:type="spellStart"/>
       <w:r>
         <w:rPr>
           <w:rFonts w:ascii="Cascadia Mono" w:hAnsi="Cascadia Mono" w:cs="Cascadia Mono"/>
@@ -10695,6 +12172,7 @@
         </w:rPr>
         <w:t>TestCase</w:t>
       </w:r>
+      <w:proofErr w:type="spellEnd"/>
       <w:r>
         <w:rPr>
           <w:rFonts w:ascii="Cascadia Mono" w:hAnsi="Cascadia Mono" w:cs="Cascadia Mono"/>
@@ -10730,6 +12208,7 @@
         </w:rPr>
         <w:t xml:space="preserve">    [</w:t>
       </w:r>
+      <w:proofErr w:type="spellStart"/>
       <w:r>
         <w:rPr>
           <w:rFonts w:ascii="Cascadia Mono" w:hAnsi="Cascadia Mono" w:cs="Cascadia Mono"/>
@@ -10740,6 +12219,7 @@
         </w:rPr>
         <w:t>TestCase</w:t>
       </w:r>
+      <w:proofErr w:type="spellEnd"/>
       <w:r>
         <w:rPr>
           <w:rFonts w:ascii="Cascadia Mono" w:hAnsi="Cascadia Mono" w:cs="Cascadia Mono"/>
@@ -10821,6 +12301,7 @@
         </w:rPr>
         <w:t xml:space="preserve"> </w:t>
       </w:r>
+      <w:proofErr w:type="spellStart"/>
       <w:r>
         <w:rPr>
           <w:rFonts w:ascii="Cascadia Mono" w:hAnsi="Cascadia Mono" w:cs="Cascadia Mono"/>
@@ -10832,6 +12313,7 @@
         </w:rPr>
         <w:t>ValidateTriangleTest</w:t>
       </w:r>
+      <w:proofErr w:type="spellEnd"/>
       <w:r>
         <w:rPr>
           <w:rFonts w:ascii="Cascadia Mono" w:hAnsi="Cascadia Mono" w:cs="Cascadia Mono"/>
@@ -11210,6 +12692,7 @@
         </w:rPr>
         <w:t xml:space="preserve">        </w:t>
       </w:r>
+      <w:proofErr w:type="spellStart"/>
       <w:r>
         <w:rPr>
           <w:rFonts w:ascii="Cascadia Mono" w:hAnsi="Cascadia Mono" w:cs="Cascadia Mono"/>
@@ -11243,6 +12726,7 @@
         </w:rPr>
         <w:t>That</w:t>
       </w:r>
+      <w:proofErr w:type="spellEnd"/>
       <w:r>
         <w:rPr>
           <w:rFonts w:ascii="Cascadia Mono" w:hAnsi="Cascadia Mono" w:cs="Cascadia Mono"/>
@@ -11254,6 +12738,7 @@
         </w:rPr>
         <w:t>(</w:t>
       </w:r>
+      <w:proofErr w:type="spellStart"/>
       <w:r>
         <w:rPr>
           <w:rFonts w:ascii="Cascadia Mono" w:hAnsi="Cascadia Mono" w:cs="Cascadia Mono"/>
@@ -11287,6 +12772,7 @@
         </w:rPr>
         <w:t>ValidateTriangle</w:t>
       </w:r>
+      <w:proofErr w:type="spellEnd"/>
       <w:r>
         <w:rPr>
           <w:rFonts w:ascii="Cascadia Mono" w:hAnsi="Cascadia Mono" w:cs="Cascadia Mono"/>
@@ -11298,6 +12784,7 @@
         </w:rPr>
         <w:t xml:space="preserve">(), </w:t>
       </w:r>
+      <w:proofErr w:type="spellStart"/>
       <w:r>
         <w:rPr>
           <w:rFonts w:ascii="Cascadia Mono" w:hAnsi="Cascadia Mono" w:cs="Cascadia Mono"/>
@@ -11318,7 +12805,19 @@
           <w:highlight w:val="white"/>
           <w:lang w:val="en-US"/>
         </w:rPr>
-        <w:t>.True);</w:t>
+        <w:t>.True</w:t>
+      </w:r>
+      <w:proofErr w:type="spellEnd"/>
+      <w:r>
+        <w:rPr>
+          <w:rFonts w:ascii="Cascadia Mono" w:hAnsi="Cascadia Mono" w:cs="Cascadia Mono"/>
+          <w:color w:val="000000"/>
+          <w:sz w:val="19"/>
+          <w:szCs w:val="19"/>
+          <w:highlight w:val="white"/>
+          <w:lang w:val="en-US"/>
+        </w:rPr>
+        <w:t>);</w:t>
       </w:r>
     </w:p>
     <w:p>
@@ -11390,6 +12889,7 @@
         </w:rPr>
         <w:t xml:space="preserve">    [</w:t>
       </w:r>
+      <w:proofErr w:type="spellStart"/>
       <w:r>
         <w:rPr>
           <w:rFonts w:ascii="Cascadia Mono" w:hAnsi="Cascadia Mono" w:cs="Cascadia Mono"/>
@@ -11401,6 +12901,7 @@
         </w:rPr>
         <w:t>TestCase</w:t>
       </w:r>
+      <w:proofErr w:type="spellEnd"/>
       <w:r>
         <w:rPr>
           <w:rFonts w:ascii="Cascadia Mono" w:hAnsi="Cascadia Mono" w:cs="Cascadia Mono"/>
@@ -11439,6 +12940,7 @@
         </w:rPr>
         <w:t xml:space="preserve">    [</w:t>
       </w:r>
+      <w:proofErr w:type="spellStart"/>
       <w:r>
         <w:rPr>
           <w:rFonts w:ascii="Cascadia Mono" w:hAnsi="Cascadia Mono" w:cs="Cascadia Mono"/>
@@ -11450,6 +12952,7 @@
         </w:rPr>
         <w:t>TestCase</w:t>
       </w:r>
+      <w:proofErr w:type="spellEnd"/>
       <w:r>
         <w:rPr>
           <w:rFonts w:ascii="Cascadia Mono" w:hAnsi="Cascadia Mono" w:cs="Cascadia Mono"/>
@@ -11532,6 +13035,7 @@
         </w:rPr>
         <w:t xml:space="preserve"> </w:t>
       </w:r>
+      <w:proofErr w:type="spellStart"/>
       <w:r>
         <w:rPr>
           <w:rFonts w:ascii="Cascadia Mono" w:hAnsi="Cascadia Mono" w:cs="Cascadia Mono"/>
@@ -11543,6 +13047,7 @@
         </w:rPr>
         <w:t>ThreeSidesTriangleAreaTest</w:t>
       </w:r>
+      <w:proofErr w:type="spellEnd"/>
       <w:r>
         <w:rPr>
           <w:rFonts w:ascii="Cascadia Mono" w:hAnsi="Cascadia Mono" w:cs="Cascadia Mono"/>
@@ -11965,6 +13470,7 @@
         </w:rPr>
         <w:t xml:space="preserve">        </w:t>
       </w:r>
+      <w:proofErr w:type="spellStart"/>
       <w:r>
         <w:rPr>
           <w:rFonts w:ascii="Cascadia Mono" w:hAnsi="Cascadia Mono" w:cs="Cascadia Mono"/>
@@ -11998,6 +13504,7 @@
         </w:rPr>
         <w:t>That</w:t>
       </w:r>
+      <w:proofErr w:type="spellEnd"/>
       <w:r>
         <w:rPr>
           <w:rFonts w:ascii="Cascadia Mono" w:hAnsi="Cascadia Mono" w:cs="Cascadia Mono"/>
@@ -12009,6 +13516,7 @@
         </w:rPr>
         <w:t>(</w:t>
       </w:r>
+      <w:proofErr w:type="spellStart"/>
       <w:r>
         <w:rPr>
           <w:rFonts w:ascii="Cascadia Mono" w:hAnsi="Cascadia Mono" w:cs="Cascadia Mono"/>
@@ -12042,6 +13550,7 @@
         </w:rPr>
         <w:t>GetTriangleArea</w:t>
       </w:r>
+      <w:proofErr w:type="spellEnd"/>
       <w:r>
         <w:rPr>
           <w:rFonts w:ascii="Cascadia Mono" w:hAnsi="Cascadia Mono" w:cs="Cascadia Mono"/>
@@ -12053,6 +13562,7 @@
         </w:rPr>
         <w:t xml:space="preserve">(), </w:t>
       </w:r>
+      <w:proofErr w:type="spellStart"/>
       <w:r>
         <w:rPr>
           <w:rFonts w:ascii="Cascadia Mono" w:hAnsi="Cascadia Mono" w:cs="Cascadia Mono"/>
@@ -12086,6 +13596,7 @@
         </w:rPr>
         <w:t>EqualTo</w:t>
       </w:r>
+      <w:proofErr w:type="spellEnd"/>
       <w:r>
         <w:rPr>
           <w:rFonts w:ascii="Cascadia Mono" w:hAnsi="Cascadia Mono" w:cs="Cascadia Mono"/>
@@ -12211,6 +13722,7 @@
         </w:rPr>
         <w:t xml:space="preserve">    [</w:t>
       </w:r>
+      <w:proofErr w:type="spellStart"/>
       <w:r>
         <w:rPr>
           <w:rFonts w:ascii="Cascadia Mono" w:hAnsi="Cascadia Mono" w:cs="Cascadia Mono"/>
@@ -12222,6 +13734,7 @@
         </w:rPr>
         <w:t>TestCase</w:t>
       </w:r>
+      <w:proofErr w:type="spellEnd"/>
       <w:r>
         <w:rPr>
           <w:rFonts w:ascii="Cascadia Mono" w:hAnsi="Cascadia Mono" w:cs="Cascadia Mono"/>
@@ -12266,16 +13779,53 @@
         </w:rPr>
         <w:t>double</w:t>
       </w:r>
-      <w:r>
-        <w:rPr>
-          <w:rFonts w:ascii="Cascadia Mono" w:hAnsi="Cascadia Mono" w:cs="Cascadia Mono"/>
-          <w:color w:val="000000"/>
-          <w:sz w:val="19"/>
-          <w:szCs w:val="19"/>
-          <w:highlight w:val="white"/>
-          <w:lang w:val="en-US"/>
-        </w:rPr>
-        <w:t>[] { 0.661797, 0.78819, 1.6916 })]</w:t>
+      <w:proofErr w:type="gramStart"/>
+      <w:r>
+        <w:rPr>
+          <w:rFonts w:ascii="Cascadia Mono" w:hAnsi="Cascadia Mono" w:cs="Cascadia Mono"/>
+          <w:color w:val="000000"/>
+          <w:sz w:val="19"/>
+          <w:szCs w:val="19"/>
+          <w:highlight w:val="white"/>
+          <w:lang w:val="en-US"/>
+        </w:rPr>
+        <w:t>[] {</w:t>
+      </w:r>
+      <w:proofErr w:type="gramEnd"/>
+      <w:r>
+        <w:rPr>
+          <w:rFonts w:ascii="Cascadia Mono" w:hAnsi="Cascadia Mono" w:cs="Cascadia Mono"/>
+          <w:color w:val="000000"/>
+          <w:sz w:val="19"/>
+          <w:szCs w:val="19"/>
+          <w:highlight w:val="white"/>
+          <w:lang w:val="en-US"/>
+        </w:rPr>
+        <w:t xml:space="preserve"> 0.661797, 0.78819, </w:t>
+      </w:r>
+      <w:proofErr w:type="gramStart"/>
+      <w:r>
+        <w:rPr>
+          <w:rFonts w:ascii="Cascadia Mono" w:hAnsi="Cascadia Mono" w:cs="Cascadia Mono"/>
+          <w:color w:val="000000"/>
+          <w:sz w:val="19"/>
+          <w:szCs w:val="19"/>
+          <w:highlight w:val="white"/>
+          <w:lang w:val="en-US"/>
+        </w:rPr>
+        <w:t>1.6916 })</w:t>
+      </w:r>
+      <w:proofErr w:type="gramEnd"/>
+      <w:r>
+        <w:rPr>
+          <w:rFonts w:ascii="Cascadia Mono" w:hAnsi="Cascadia Mono" w:cs="Cascadia Mono"/>
+          <w:color w:val="000000"/>
+          <w:sz w:val="19"/>
+          <w:szCs w:val="19"/>
+          <w:highlight w:val="white"/>
+          <w:lang w:val="en-US"/>
+        </w:rPr>
+        <w:t>]</w:t>
       </w:r>
     </w:p>
     <w:p>
@@ -12348,6 +13898,7 @@
         </w:rPr>
         <w:t xml:space="preserve"> </w:t>
       </w:r>
+      <w:proofErr w:type="spellStart"/>
       <w:r>
         <w:rPr>
           <w:rFonts w:ascii="Cascadia Mono" w:hAnsi="Cascadia Mono" w:cs="Cascadia Mono"/>
@@ -12359,6 +13910,7 @@
         </w:rPr>
         <w:t>TriangleAngleesTest</w:t>
       </w:r>
+      <w:proofErr w:type="spellEnd"/>
       <w:r>
         <w:rPr>
           <w:rFonts w:ascii="Cascadia Mono" w:hAnsi="Cascadia Mono" w:cs="Cascadia Mono"/>
@@ -12524,6 +14076,7 @@
         </w:rPr>
         <w:t xml:space="preserve">[] </w:t>
       </w:r>
+      <w:proofErr w:type="spellStart"/>
       <w:r>
         <w:rPr>
           <w:rFonts w:ascii="Cascadia Mono" w:hAnsi="Cascadia Mono" w:cs="Cascadia Mono"/>
@@ -12535,6 +14088,7 @@
         </w:rPr>
         <w:t>angleExpected</w:t>
       </w:r>
+      <w:proofErr w:type="spellEnd"/>
       <w:r>
         <w:rPr>
           <w:rFonts w:ascii="Cascadia Mono" w:hAnsi="Cascadia Mono" w:cs="Cascadia Mono"/>
@@ -12825,6 +14379,7 @@
         </w:rPr>
         <w:t xml:space="preserve"> = </w:t>
       </w:r>
+      <w:proofErr w:type="spellStart"/>
       <w:r>
         <w:rPr>
           <w:rFonts w:ascii="Cascadia Mono" w:hAnsi="Cascadia Mono" w:cs="Cascadia Mono"/>
@@ -12858,6 +14413,7 @@
         </w:rPr>
         <w:t>GetTriangleAngles</w:t>
       </w:r>
+      <w:proofErr w:type="spellEnd"/>
       <w:r>
         <w:rPr>
           <w:rFonts w:ascii="Cascadia Mono" w:hAnsi="Cascadia Mono" w:cs="Cascadia Mono"/>
@@ -12940,6 +14496,7 @@
         </w:rPr>
         <w:t xml:space="preserve"> </w:t>
       </w:r>
+      <w:proofErr w:type="spellStart"/>
       <w:r>
         <w:rPr>
           <w:rFonts w:ascii="Cascadia Mono" w:hAnsi="Cascadia Mono" w:cs="Cascadia Mono"/>
@@ -12951,6 +14508,7 @@
         </w:rPr>
         <w:t>i</w:t>
       </w:r>
+      <w:proofErr w:type="spellEnd"/>
       <w:r>
         <w:rPr>
           <w:rFonts w:ascii="Cascadia Mono" w:hAnsi="Cascadia Mono" w:cs="Cascadia Mono"/>
@@ -12962,6 +14520,7 @@
         </w:rPr>
         <w:t xml:space="preserve"> = 0; </w:t>
       </w:r>
+      <w:proofErr w:type="spellStart"/>
       <w:r>
         <w:rPr>
           <w:rFonts w:ascii="Cascadia Mono" w:hAnsi="Cascadia Mono" w:cs="Cascadia Mono"/>
@@ -12973,6 +14532,7 @@
         </w:rPr>
         <w:t>i</w:t>
       </w:r>
+      <w:proofErr w:type="spellEnd"/>
       <w:r>
         <w:rPr>
           <w:rFonts w:ascii="Cascadia Mono" w:hAnsi="Cascadia Mono" w:cs="Cascadia Mono"/>
@@ -12984,6 +14544,7 @@
         </w:rPr>
         <w:t xml:space="preserve"> &lt; 3; </w:t>
       </w:r>
+      <w:proofErr w:type="spellStart"/>
       <w:r>
         <w:rPr>
           <w:rFonts w:ascii="Cascadia Mono" w:hAnsi="Cascadia Mono" w:cs="Cascadia Mono"/>
@@ -12995,6 +14556,7 @@
         </w:rPr>
         <w:t>i</w:t>
       </w:r>
+      <w:proofErr w:type="spellEnd"/>
       <w:r>
         <w:rPr>
           <w:rFonts w:ascii="Cascadia Mono" w:hAnsi="Cascadia Mono" w:cs="Cascadia Mono"/>
@@ -13060,6 +14622,7 @@
         </w:rPr>
         <w:t xml:space="preserve">            </w:t>
       </w:r>
+      <w:proofErr w:type="spellStart"/>
       <w:r>
         <w:rPr>
           <w:rFonts w:ascii="Cascadia Mono" w:hAnsi="Cascadia Mono" w:cs="Cascadia Mono"/>
@@ -13093,6 +14656,7 @@
         </w:rPr>
         <w:t>That</w:t>
       </w:r>
+      <w:proofErr w:type="spellEnd"/>
       <w:r>
         <w:rPr>
           <w:rFonts w:ascii="Cascadia Mono" w:hAnsi="Cascadia Mono" w:cs="Cascadia Mono"/>
@@ -13126,6 +14690,7 @@
         </w:rPr>
         <w:t>[</w:t>
       </w:r>
+      <w:proofErr w:type="spellStart"/>
       <w:r>
         <w:rPr>
           <w:rFonts w:ascii="Cascadia Mono" w:hAnsi="Cascadia Mono" w:cs="Cascadia Mono"/>
@@ -13137,6 +14702,7 @@
         </w:rPr>
         <w:t>i</w:t>
       </w:r>
+      <w:proofErr w:type="spellEnd"/>
       <w:r>
         <w:rPr>
           <w:rFonts w:ascii="Cascadia Mono" w:hAnsi="Cascadia Mono" w:cs="Cascadia Mono"/>
@@ -13148,6 +14714,7 @@
         </w:rPr>
         <w:t xml:space="preserve">], </w:t>
       </w:r>
+      <w:proofErr w:type="spellStart"/>
       <w:r>
         <w:rPr>
           <w:rFonts w:ascii="Cascadia Mono" w:hAnsi="Cascadia Mono" w:cs="Cascadia Mono"/>
@@ -13181,6 +14748,7 @@
         </w:rPr>
         <w:t>EqualTo</w:t>
       </w:r>
+      <w:proofErr w:type="spellEnd"/>
       <w:r>
         <w:rPr>
           <w:rFonts w:ascii="Cascadia Mono" w:hAnsi="Cascadia Mono" w:cs="Cascadia Mono"/>
@@ -13192,6 +14760,7 @@
         </w:rPr>
         <w:t>(</w:t>
       </w:r>
+      <w:proofErr w:type="spellStart"/>
       <w:r>
         <w:rPr>
           <w:rFonts w:ascii="Cascadia Mono" w:hAnsi="Cascadia Mono" w:cs="Cascadia Mono"/>
@@ -13203,6 +14772,7 @@
         </w:rPr>
         <w:t>angleExpected</w:t>
       </w:r>
+      <w:proofErr w:type="spellEnd"/>
       <w:r>
         <w:rPr>
           <w:rFonts w:ascii="Cascadia Mono" w:hAnsi="Cascadia Mono" w:cs="Cascadia Mono"/>
@@ -13214,6 +14784,7 @@
         </w:rPr>
         <w:t>[</w:t>
       </w:r>
+      <w:proofErr w:type="spellStart"/>
       <w:r>
         <w:rPr>
           <w:rFonts w:ascii="Cascadia Mono" w:hAnsi="Cascadia Mono" w:cs="Cascadia Mono"/>
@@ -13225,6 +14796,7 @@
         </w:rPr>
         <w:t>i</w:t>
       </w:r>
+      <w:proofErr w:type="spellEnd"/>
       <w:r>
         <w:rPr>
           <w:rFonts w:ascii="Cascadia Mono" w:hAnsi="Cascadia Mono" w:cs="Cascadia Mono"/>
@@ -13312,6 +14884,7 @@
         </w:rPr>
         <w:t xml:space="preserve">        </w:t>
       </w:r>
+      <w:proofErr w:type="spellStart"/>
       <w:r>
         <w:rPr>
           <w:rFonts w:ascii="Cascadia Mono" w:hAnsi="Cascadia Mono" w:cs="Cascadia Mono"/>
@@ -13345,6 +14918,7 @@
         </w:rPr>
         <w:t>Pass</w:t>
       </w:r>
+      <w:proofErr w:type="spellEnd"/>
       <w:r>
         <w:rPr>
           <w:rFonts w:ascii="Cascadia Mono" w:hAnsi="Cascadia Mono" w:cs="Cascadia Mono"/>
@@ -13426,6 +15000,7 @@
         </w:rPr>
         <w:t xml:space="preserve">    [</w:t>
       </w:r>
+      <w:proofErr w:type="spellStart"/>
       <w:r>
         <w:rPr>
           <w:rFonts w:ascii="Cascadia Mono" w:hAnsi="Cascadia Mono" w:cs="Cascadia Mono"/>
@@ -13437,6 +15012,7 @@
         </w:rPr>
         <w:t>TestCase</w:t>
       </w:r>
+      <w:proofErr w:type="spellEnd"/>
       <w:r>
         <w:rPr>
           <w:rFonts w:ascii="Cascadia Mono" w:hAnsi="Cascadia Mono" w:cs="Cascadia Mono"/>
@@ -13481,16 +15057,53 @@
         </w:rPr>
         <w:t>double</w:t>
       </w:r>
-      <w:r>
-        <w:rPr>
-          <w:rFonts w:ascii="Cascadia Mono" w:hAnsi="Cascadia Mono" w:cs="Cascadia Mono"/>
-          <w:color w:val="000000"/>
-          <w:sz w:val="19"/>
-          <w:szCs w:val="19"/>
-          <w:highlight w:val="white"/>
-          <w:lang w:val="en-US"/>
-        </w:rPr>
-        <w:t>[] {9.218, 14.890676, 12.905253 })]</w:t>
+      <w:proofErr w:type="gramStart"/>
+      <w:r>
+        <w:rPr>
+          <w:rFonts w:ascii="Cascadia Mono" w:hAnsi="Cascadia Mono" w:cs="Cascadia Mono"/>
+          <w:color w:val="000000"/>
+          <w:sz w:val="19"/>
+          <w:szCs w:val="19"/>
+          <w:highlight w:val="white"/>
+          <w:lang w:val="en-US"/>
+        </w:rPr>
+        <w:t>[] {</w:t>
+      </w:r>
+      <w:proofErr w:type="gramEnd"/>
+      <w:r>
+        <w:rPr>
+          <w:rFonts w:ascii="Cascadia Mono" w:hAnsi="Cascadia Mono" w:cs="Cascadia Mono"/>
+          <w:color w:val="000000"/>
+          <w:sz w:val="19"/>
+          <w:szCs w:val="19"/>
+          <w:highlight w:val="white"/>
+          <w:lang w:val="en-US"/>
+        </w:rPr>
+        <w:t xml:space="preserve">9.218, 14.890676, </w:t>
+      </w:r>
+      <w:proofErr w:type="gramStart"/>
+      <w:r>
+        <w:rPr>
+          <w:rFonts w:ascii="Cascadia Mono" w:hAnsi="Cascadia Mono" w:cs="Cascadia Mono"/>
+          <w:color w:val="000000"/>
+          <w:sz w:val="19"/>
+          <w:szCs w:val="19"/>
+          <w:highlight w:val="white"/>
+          <w:lang w:val="en-US"/>
+        </w:rPr>
+        <w:t>12.905253 })</w:t>
+      </w:r>
+      <w:proofErr w:type="gramEnd"/>
+      <w:r>
+        <w:rPr>
+          <w:rFonts w:ascii="Cascadia Mono" w:hAnsi="Cascadia Mono" w:cs="Cascadia Mono"/>
+          <w:color w:val="000000"/>
+          <w:sz w:val="19"/>
+          <w:szCs w:val="19"/>
+          <w:highlight w:val="white"/>
+          <w:lang w:val="en-US"/>
+        </w:rPr>
+        <w:t>]</w:t>
       </w:r>
     </w:p>
     <w:p>
@@ -13563,6 +15176,7 @@
         </w:rPr>
         <w:t xml:space="preserve"> </w:t>
       </w:r>
+      <w:proofErr w:type="spellStart"/>
       <w:r>
         <w:rPr>
           <w:rFonts w:ascii="Cascadia Mono" w:hAnsi="Cascadia Mono" w:cs="Cascadia Mono"/>
@@ -13574,6 +15188,7 @@
         </w:rPr>
         <w:t>TriangleHeightsTest</w:t>
       </w:r>
+      <w:proofErr w:type="spellEnd"/>
       <w:r>
         <w:rPr>
           <w:rFonts w:ascii="Cascadia Mono" w:hAnsi="Cascadia Mono" w:cs="Cascadia Mono"/>
@@ -13739,6 +15354,7 @@
         </w:rPr>
         <w:t xml:space="preserve">[] </w:t>
       </w:r>
+      <w:proofErr w:type="spellStart"/>
       <w:r>
         <w:rPr>
           <w:rFonts w:ascii="Cascadia Mono" w:hAnsi="Cascadia Mono" w:cs="Cascadia Mono"/>
@@ -13750,6 +15366,7 @@
         </w:rPr>
         <w:t>heightsExpected</w:t>
       </w:r>
+      <w:proofErr w:type="spellEnd"/>
       <w:r>
         <w:rPr>
           <w:rFonts w:ascii="Cascadia Mono" w:hAnsi="Cascadia Mono" w:cs="Cascadia Mono"/>
@@ -14040,6 +15657,7 @@
         </w:rPr>
         <w:t xml:space="preserve"> = </w:t>
       </w:r>
+      <w:proofErr w:type="spellStart"/>
       <w:r>
         <w:rPr>
           <w:rFonts w:ascii="Cascadia Mono" w:hAnsi="Cascadia Mono" w:cs="Cascadia Mono"/>
@@ -14073,6 +15691,7 @@
         </w:rPr>
         <w:t>GetTriangleHeights</w:t>
       </w:r>
+      <w:proofErr w:type="spellEnd"/>
       <w:r>
         <w:rPr>
           <w:rFonts w:ascii="Cascadia Mono" w:hAnsi="Cascadia Mono" w:cs="Cascadia Mono"/>
@@ -14155,6 +15774,7 @@
         </w:rPr>
         <w:t xml:space="preserve"> </w:t>
       </w:r>
+      <w:proofErr w:type="spellStart"/>
       <w:r>
         <w:rPr>
           <w:rFonts w:ascii="Cascadia Mono" w:hAnsi="Cascadia Mono" w:cs="Cascadia Mono"/>
@@ -14166,6 +15786,7 @@
         </w:rPr>
         <w:t>i</w:t>
       </w:r>
+      <w:proofErr w:type="spellEnd"/>
       <w:r>
         <w:rPr>
           <w:rFonts w:ascii="Cascadia Mono" w:hAnsi="Cascadia Mono" w:cs="Cascadia Mono"/>
@@ -14177,6 +15798,7 @@
         </w:rPr>
         <w:t xml:space="preserve"> = 0; </w:t>
       </w:r>
+      <w:proofErr w:type="spellStart"/>
       <w:r>
         <w:rPr>
           <w:rFonts w:ascii="Cascadia Mono" w:hAnsi="Cascadia Mono" w:cs="Cascadia Mono"/>
@@ -14188,6 +15810,7 @@
         </w:rPr>
         <w:t>i</w:t>
       </w:r>
+      <w:proofErr w:type="spellEnd"/>
       <w:r>
         <w:rPr>
           <w:rFonts w:ascii="Cascadia Mono" w:hAnsi="Cascadia Mono" w:cs="Cascadia Mono"/>
@@ -14199,6 +15822,7 @@
         </w:rPr>
         <w:t xml:space="preserve"> &lt; 3; </w:t>
       </w:r>
+      <w:proofErr w:type="spellStart"/>
       <w:r>
         <w:rPr>
           <w:rFonts w:ascii="Cascadia Mono" w:hAnsi="Cascadia Mono" w:cs="Cascadia Mono"/>
@@ -14210,6 +15834,7 @@
         </w:rPr>
         <w:t>i</w:t>
       </w:r>
+      <w:proofErr w:type="spellEnd"/>
       <w:r>
         <w:rPr>
           <w:rFonts w:ascii="Cascadia Mono" w:hAnsi="Cascadia Mono" w:cs="Cascadia Mono"/>
@@ -14275,6 +15900,7 @@
         </w:rPr>
         <w:t xml:space="preserve">            </w:t>
       </w:r>
+      <w:proofErr w:type="spellStart"/>
       <w:r>
         <w:rPr>
           <w:rFonts w:ascii="Cascadia Mono" w:hAnsi="Cascadia Mono" w:cs="Cascadia Mono"/>
@@ -14308,6 +15934,7 @@
         </w:rPr>
         <w:t>That</w:t>
       </w:r>
+      <w:proofErr w:type="spellEnd"/>
       <w:r>
         <w:rPr>
           <w:rFonts w:ascii="Cascadia Mono" w:hAnsi="Cascadia Mono" w:cs="Cascadia Mono"/>
@@ -14341,6 +15968,7 @@
         </w:rPr>
         <w:t>[</w:t>
       </w:r>
+      <w:proofErr w:type="spellStart"/>
       <w:r>
         <w:rPr>
           <w:rFonts w:ascii="Cascadia Mono" w:hAnsi="Cascadia Mono" w:cs="Cascadia Mono"/>
@@ -14352,6 +15980,7 @@
         </w:rPr>
         <w:t>i</w:t>
       </w:r>
+      <w:proofErr w:type="spellEnd"/>
       <w:r>
         <w:rPr>
           <w:rFonts w:ascii="Cascadia Mono" w:hAnsi="Cascadia Mono" w:cs="Cascadia Mono"/>
@@ -14363,6 +15992,7 @@
         </w:rPr>
         <w:t xml:space="preserve">], </w:t>
       </w:r>
+      <w:proofErr w:type="spellStart"/>
       <w:r>
         <w:rPr>
           <w:rFonts w:ascii="Cascadia Mono" w:hAnsi="Cascadia Mono" w:cs="Cascadia Mono"/>
@@ -14396,6 +16026,7 @@
         </w:rPr>
         <w:t>EqualTo</w:t>
       </w:r>
+      <w:proofErr w:type="spellEnd"/>
       <w:r>
         <w:rPr>
           <w:rFonts w:ascii="Cascadia Mono" w:hAnsi="Cascadia Mono" w:cs="Cascadia Mono"/>
@@ -14407,6 +16038,7 @@
         </w:rPr>
         <w:t>(</w:t>
       </w:r>
+      <w:proofErr w:type="spellStart"/>
       <w:r>
         <w:rPr>
           <w:rFonts w:ascii="Cascadia Mono" w:hAnsi="Cascadia Mono" w:cs="Cascadia Mono"/>
@@ -14418,6 +16050,7 @@
         </w:rPr>
         <w:t>heightsExpected</w:t>
       </w:r>
+      <w:proofErr w:type="spellEnd"/>
       <w:r>
         <w:rPr>
           <w:rFonts w:ascii="Cascadia Mono" w:hAnsi="Cascadia Mono" w:cs="Cascadia Mono"/>
@@ -14429,6 +16062,7 @@
         </w:rPr>
         <w:t>[</w:t>
       </w:r>
+      <w:proofErr w:type="spellStart"/>
       <w:r>
         <w:rPr>
           <w:rFonts w:ascii="Cascadia Mono" w:hAnsi="Cascadia Mono" w:cs="Cascadia Mono"/>
@@ -14440,6 +16074,7 @@
         </w:rPr>
         <w:t>i</w:t>
       </w:r>
+      <w:proofErr w:type="spellEnd"/>
       <w:r>
         <w:rPr>
           <w:rFonts w:ascii="Cascadia Mono" w:hAnsi="Cascadia Mono" w:cs="Cascadia Mono"/>
@@ -14534,6 +16169,7 @@
         </w:rPr>
         <w:t xml:space="preserve">        </w:t>
       </w:r>
+      <w:proofErr w:type="spellStart"/>
       <w:r>
         <w:rPr>
           <w:rFonts w:ascii="Cascadia Mono" w:hAnsi="Cascadia Mono" w:cs="Cascadia Mono"/>
@@ -14564,6 +16200,7 @@
         </w:rPr>
         <w:t>Pass</w:t>
       </w:r>
+      <w:proofErr w:type="spellEnd"/>
       <w:r>
         <w:rPr>
           <w:rFonts w:ascii="Cascadia Mono" w:hAnsi="Cascadia Mono" w:cs="Cascadia Mono"/>
@@ -14824,7 +16461,7 @@
           <w:sz w:val="24"/>
           <w:szCs w:val="16"/>
         </w:rPr>
-        <w:t xml:space="preserve">рисунке </w:t>
+        <w:t>рисунке</w:t>
       </w:r>
       <w:r>
         <w:rPr>
@@ -14832,7 +16469,7 @@
           <w:sz w:val="24"/>
           <w:szCs w:val="16"/>
         </w:rPr>
-        <w:t>2</w:t>
+        <w:t xml:space="preserve"> 6</w:t>
       </w:r>
       <w:r>
         <w:rPr>
@@ -15574,6 +17211,7 @@
                 <w:szCs w:val="26"/>
               </w:rPr>
             </w:pPr>
+            <w:proofErr w:type="spellStart"/>
             <w:r>
               <w:rPr>
                 <w:rFonts w:ascii="Times New Roman" w:hAnsi="Times New Roman" w:cs="Times New Roman"/>
@@ -15583,6 +17221,7 @@
               </w:rPr>
               <w:t>labelHeader</w:t>
             </w:r>
+            <w:proofErr w:type="spellEnd"/>
           </w:p>
         </w:tc>
         <w:tc>
@@ -15722,6 +17361,7 @@
                 <w:lang w:val="en-US"/>
               </w:rPr>
             </w:pPr>
+            <w:proofErr w:type="spellStart"/>
             <w:r>
               <w:rPr>
                 <w:rFonts w:ascii="Times New Roman" w:hAnsi="Times New Roman" w:cs="Times New Roman"/>
@@ -15731,6 +17371,7 @@
               </w:rPr>
               <w:t>RowHeadersVisible</w:t>
             </w:r>
+            <w:proofErr w:type="spellEnd"/>
           </w:p>
         </w:tc>
         <w:tc>
@@ -15880,12 +17521,14 @@
       <w:r>
         <w:t xml:space="preserve"> – Алгоритм </w:t>
       </w:r>
+      <w:proofErr w:type="spellStart"/>
       <w:r>
         <w:rPr>
           <w:lang w:val="en-US"/>
         </w:rPr>
         <w:t>GetAndWriteResults</w:t>
       </w:r>
+      <w:proofErr w:type="spellEnd"/>
     </w:p>
     <w:p>
       <w:pPr>
@@ -15897,7 +17540,7 @@
           <v:shape id="_x0000_i1029" type="#_x0000_t75" style="width:247.8pt;height:484.2pt" o:ole="">
             <v:imagedata r:id="rId19" o:title=""/>
           </v:shape>
-          <o:OLEObject Type="Embed" ProgID="Visio.Drawing.15" ShapeID="_x0000_i1029" DrawAspect="Content" ObjectID="_1834899724" r:id="rId20"/>
+          <o:OLEObject Type="Embed" ProgID="Visio.Drawing.15" ShapeID="_x0000_i1029" DrawAspect="Content" ObjectID="_1835336389" r:id="rId20"/>
         </w:object>
       </w:r>
     </w:p>
@@ -15922,12 +17565,14 @@
       <w:r>
         <w:t xml:space="preserve"> – Алгоритм </w:t>
       </w:r>
+      <w:proofErr w:type="spellStart"/>
       <w:r>
         <w:rPr>
           <w:lang w:val="en-US"/>
         </w:rPr>
         <w:t>GenerateTriangles</w:t>
       </w:r>
+      <w:proofErr w:type="spellEnd"/>
     </w:p>
     <w:p>
       <w:pPr>
@@ -16016,6 +17661,7 @@
           <w:highlight w:val="white"/>
         </w:rPr>
       </w:pPr>
+      <w:proofErr w:type="spellStart"/>
       <w:r>
         <w:rPr>
           <w:rFonts w:ascii="Cascadia Mono" w:hAnsi="Cascadia Mono" w:cs="Cascadia Mono"/>
@@ -16026,15 +17672,38 @@
         </w:rPr>
         <w:t>using</w:t>
       </w:r>
-      <w:r>
-        <w:rPr>
-          <w:rFonts w:ascii="Cascadia Mono" w:hAnsi="Cascadia Mono" w:cs="Cascadia Mono"/>
-          <w:color w:val="000000"/>
-          <w:sz w:val="19"/>
-          <w:szCs w:val="19"/>
-          <w:highlight w:val="white"/>
-        </w:rPr>
-        <w:t xml:space="preserve"> System.Data;</w:t>
+      <w:proofErr w:type="spellEnd"/>
+      <w:r>
+        <w:rPr>
+          <w:rFonts w:ascii="Cascadia Mono" w:hAnsi="Cascadia Mono" w:cs="Cascadia Mono"/>
+          <w:color w:val="000000"/>
+          <w:sz w:val="19"/>
+          <w:szCs w:val="19"/>
+          <w:highlight w:val="white"/>
+        </w:rPr>
+        <w:t xml:space="preserve"> </w:t>
+      </w:r>
+      <w:proofErr w:type="spellStart"/>
+      <w:r>
+        <w:rPr>
+          <w:rFonts w:ascii="Cascadia Mono" w:hAnsi="Cascadia Mono" w:cs="Cascadia Mono"/>
+          <w:color w:val="000000"/>
+          <w:sz w:val="19"/>
+          <w:szCs w:val="19"/>
+          <w:highlight w:val="white"/>
+        </w:rPr>
+        <w:t>System.Data</w:t>
+      </w:r>
+      <w:proofErr w:type="spellEnd"/>
+      <w:r>
+        <w:rPr>
+          <w:rFonts w:ascii="Cascadia Mono" w:hAnsi="Cascadia Mono" w:cs="Cascadia Mono"/>
+          <w:color w:val="000000"/>
+          <w:sz w:val="19"/>
+          <w:szCs w:val="19"/>
+          <w:highlight w:val="white"/>
+        </w:rPr>
+        <w:t>;</w:t>
       </w:r>
     </w:p>
     <w:p>
@@ -16051,6 +17720,7 @@
           <w:highlight w:val="white"/>
         </w:rPr>
       </w:pPr>
+      <w:proofErr w:type="spellStart"/>
       <w:r>
         <w:rPr>
           <w:rFonts w:ascii="Cascadia Mono" w:hAnsi="Cascadia Mono" w:cs="Cascadia Mono"/>
@@ -16061,15 +17731,38 @@
         </w:rPr>
         <w:t>using</w:t>
       </w:r>
-      <w:r>
-        <w:rPr>
-          <w:rFonts w:ascii="Cascadia Mono" w:hAnsi="Cascadia Mono" w:cs="Cascadia Mono"/>
-          <w:color w:val="000000"/>
-          <w:sz w:val="19"/>
-          <w:szCs w:val="19"/>
-          <w:highlight w:val="white"/>
-        </w:rPr>
-        <w:t xml:space="preserve"> System.Text;</w:t>
+      <w:proofErr w:type="spellEnd"/>
+      <w:r>
+        <w:rPr>
+          <w:rFonts w:ascii="Cascadia Mono" w:hAnsi="Cascadia Mono" w:cs="Cascadia Mono"/>
+          <w:color w:val="000000"/>
+          <w:sz w:val="19"/>
+          <w:szCs w:val="19"/>
+          <w:highlight w:val="white"/>
+        </w:rPr>
+        <w:t xml:space="preserve"> </w:t>
+      </w:r>
+      <w:proofErr w:type="spellStart"/>
+      <w:r>
+        <w:rPr>
+          <w:rFonts w:ascii="Cascadia Mono" w:hAnsi="Cascadia Mono" w:cs="Cascadia Mono"/>
+          <w:color w:val="000000"/>
+          <w:sz w:val="19"/>
+          <w:szCs w:val="19"/>
+          <w:highlight w:val="white"/>
+        </w:rPr>
+        <w:t>System.Text</w:t>
+      </w:r>
+      <w:proofErr w:type="spellEnd"/>
+      <w:r>
+        <w:rPr>
+          <w:rFonts w:ascii="Cascadia Mono" w:hAnsi="Cascadia Mono" w:cs="Cascadia Mono"/>
+          <w:color w:val="000000"/>
+          <w:sz w:val="19"/>
+          <w:szCs w:val="19"/>
+          <w:highlight w:val="white"/>
+        </w:rPr>
+        <w:t>;</w:t>
       </w:r>
     </w:p>
     <w:p>
@@ -16101,6 +17794,7 @@
           <w:highlight w:val="white"/>
         </w:rPr>
       </w:pPr>
+      <w:proofErr w:type="spellStart"/>
       <w:r>
         <w:rPr>
           <w:rFonts w:ascii="Cascadia Mono" w:hAnsi="Cascadia Mono" w:cs="Cascadia Mono"/>
@@ -16111,15 +17805,38 @@
         </w:rPr>
         <w:t>namespace</w:t>
       </w:r>
-      <w:r>
-        <w:rPr>
-          <w:rFonts w:ascii="Cascadia Mono" w:hAnsi="Cascadia Mono" w:cs="Cascadia Mono"/>
-          <w:color w:val="000000"/>
-          <w:sz w:val="19"/>
-          <w:szCs w:val="19"/>
-          <w:highlight w:val="white"/>
-        </w:rPr>
-        <w:t xml:space="preserve"> MainForm;</w:t>
+      <w:proofErr w:type="spellEnd"/>
+      <w:r>
+        <w:rPr>
+          <w:rFonts w:ascii="Cascadia Mono" w:hAnsi="Cascadia Mono" w:cs="Cascadia Mono"/>
+          <w:color w:val="000000"/>
+          <w:sz w:val="19"/>
+          <w:szCs w:val="19"/>
+          <w:highlight w:val="white"/>
+        </w:rPr>
+        <w:t xml:space="preserve"> </w:t>
+      </w:r>
+      <w:proofErr w:type="spellStart"/>
+      <w:r>
+        <w:rPr>
+          <w:rFonts w:ascii="Cascadia Mono" w:hAnsi="Cascadia Mono" w:cs="Cascadia Mono"/>
+          <w:color w:val="000000"/>
+          <w:sz w:val="19"/>
+          <w:szCs w:val="19"/>
+          <w:highlight w:val="white"/>
+        </w:rPr>
+        <w:t>MainForm</w:t>
+      </w:r>
+      <w:proofErr w:type="spellEnd"/>
+      <w:r>
+        <w:rPr>
+          <w:rFonts w:ascii="Cascadia Mono" w:hAnsi="Cascadia Mono" w:cs="Cascadia Mono"/>
+          <w:color w:val="000000"/>
+          <w:sz w:val="19"/>
+          <w:szCs w:val="19"/>
+          <w:highlight w:val="white"/>
+        </w:rPr>
+        <w:t>;</w:t>
       </w:r>
     </w:p>
     <w:p>
@@ -16151,6 +17868,7 @@
           <w:highlight w:val="white"/>
         </w:rPr>
       </w:pPr>
+      <w:proofErr w:type="spellStart"/>
       <w:r>
         <w:rPr>
           <w:rFonts w:ascii="Cascadia Mono" w:hAnsi="Cascadia Mono" w:cs="Cascadia Mono"/>
@@ -16161,6 +17879,7 @@
         </w:rPr>
         <w:t>public</w:t>
       </w:r>
+      <w:proofErr w:type="spellEnd"/>
       <w:r>
         <w:rPr>
           <w:rFonts w:ascii="Cascadia Mono" w:hAnsi="Cascadia Mono" w:cs="Cascadia Mono"/>
@@ -16171,6 +17890,7 @@
         </w:rPr>
         <w:t xml:space="preserve"> </w:t>
       </w:r>
+      <w:proofErr w:type="spellStart"/>
       <w:r>
         <w:rPr>
           <w:rFonts w:ascii="Cascadia Mono" w:hAnsi="Cascadia Mono" w:cs="Cascadia Mono"/>
@@ -16181,6 +17901,7 @@
         </w:rPr>
         <w:t>partial</w:t>
       </w:r>
+      <w:proofErr w:type="spellEnd"/>
       <w:r>
         <w:rPr>
           <w:rFonts w:ascii="Cascadia Mono" w:hAnsi="Cascadia Mono" w:cs="Cascadia Mono"/>
@@ -16191,6 +17912,7 @@
         </w:rPr>
         <w:t xml:space="preserve"> </w:t>
       </w:r>
+      <w:proofErr w:type="spellStart"/>
       <w:r>
         <w:rPr>
           <w:rFonts w:ascii="Cascadia Mono" w:hAnsi="Cascadia Mono" w:cs="Cascadia Mono"/>
@@ -16201,6 +17923,7 @@
         </w:rPr>
         <w:t>class</w:t>
       </w:r>
+      <w:proofErr w:type="spellEnd"/>
       <w:r>
         <w:rPr>
           <w:rFonts w:ascii="Cascadia Mono" w:hAnsi="Cascadia Mono" w:cs="Cascadia Mono"/>
@@ -16291,6 +18014,7 @@
         </w:rPr>
         <w:t xml:space="preserve">    </w:t>
       </w:r>
+      <w:proofErr w:type="spellStart"/>
       <w:r>
         <w:rPr>
           <w:rFonts w:ascii="Cascadia Mono" w:hAnsi="Cascadia Mono" w:cs="Cascadia Mono"/>
@@ -16301,6 +18025,7 @@
         </w:rPr>
         <w:t>public</w:t>
       </w:r>
+      <w:proofErr w:type="spellEnd"/>
       <w:r>
         <w:rPr>
           <w:rFonts w:ascii="Cascadia Mono" w:hAnsi="Cascadia Mono" w:cs="Cascadia Mono"/>
@@ -16381,6 +18106,7 @@
         </w:rPr>
         <w:t xml:space="preserve">        </w:t>
       </w:r>
+      <w:proofErr w:type="spellStart"/>
       <w:r>
         <w:rPr>
           <w:rFonts w:ascii="Cascadia Mono" w:hAnsi="Cascadia Mono" w:cs="Cascadia Mono"/>
@@ -16391,6 +18117,7 @@
         </w:rPr>
         <w:t>InitializeComponent</w:t>
       </w:r>
+      <w:proofErr w:type="spellEnd"/>
       <w:r>
         <w:rPr>
           <w:rFonts w:ascii="Cascadia Mono" w:hAnsi="Cascadia Mono" w:cs="Cascadia Mono"/>
@@ -16578,6 +18305,7 @@
         </w:rPr>
         <w:t xml:space="preserve">, </w:t>
       </w:r>
+      <w:proofErr w:type="spellStart"/>
       <w:r>
         <w:rPr>
           <w:rFonts w:ascii="Cascadia Mono" w:hAnsi="Cascadia Mono" w:cs="Cascadia Mono"/>
@@ -16589,6 +18317,7 @@
         </w:rPr>
         <w:t>EventArgs</w:t>
       </w:r>
+      <w:proofErr w:type="spellEnd"/>
       <w:r>
         <w:rPr>
           <w:rFonts w:ascii="Cascadia Mono" w:hAnsi="Cascadia Mono" w:cs="Cascadia Mono"/>
@@ -16938,6 +18667,7 @@
         </w:rPr>
         <w:t xml:space="preserve"> </w:t>
       </w:r>
+      <w:proofErr w:type="spellStart"/>
       <w:r>
         <w:rPr>
           <w:rFonts w:ascii="Cascadia Mono" w:hAnsi="Cascadia Mono" w:cs="Cascadia Mono"/>
@@ -16949,6 +18679,7 @@
         </w:rPr>
         <w:t>GenerateTriangles</w:t>
       </w:r>
+      <w:proofErr w:type="spellEnd"/>
       <w:r>
         <w:rPr>
           <w:rFonts w:ascii="Cascadia Mono" w:hAnsi="Cascadia Mono" w:cs="Cascadia Mono"/>
@@ -17085,6 +18816,7 @@
         </w:rPr>
         <w:t xml:space="preserve"> </w:t>
       </w:r>
+      <w:proofErr w:type="spellStart"/>
       <w:r>
         <w:rPr>
           <w:rFonts w:ascii="Cascadia Mono" w:hAnsi="Cascadia Mono" w:cs="Cascadia Mono"/>
@@ -17096,6 +18828,7 @@
         </w:rPr>
         <w:t>random</w:t>
       </w:r>
+      <w:proofErr w:type="spellEnd"/>
       <w:r>
         <w:rPr>
           <w:rFonts w:ascii="Cascadia Mono" w:hAnsi="Cascadia Mono" w:cs="Cascadia Mono"/>
@@ -17222,6 +18955,7 @@
         </w:rPr>
         <w:t xml:space="preserve"> </w:t>
       </w:r>
+      <w:proofErr w:type="spellStart"/>
       <w:r>
         <w:rPr>
           <w:rFonts w:ascii="Cascadia Mono" w:hAnsi="Cascadia Mono" w:cs="Cascadia Mono"/>
@@ -17233,6 +18967,7 @@
         </w:rPr>
         <w:t>i</w:t>
       </w:r>
+      <w:proofErr w:type="spellEnd"/>
       <w:r>
         <w:rPr>
           <w:rFonts w:ascii="Cascadia Mono" w:hAnsi="Cascadia Mono" w:cs="Cascadia Mono"/>
@@ -17244,6 +18979,7 @@
         </w:rPr>
         <w:t xml:space="preserve"> = 0; </w:t>
       </w:r>
+      <w:proofErr w:type="spellStart"/>
       <w:r>
         <w:rPr>
           <w:rFonts w:ascii="Cascadia Mono" w:hAnsi="Cascadia Mono" w:cs="Cascadia Mono"/>
@@ -17255,6 +18991,7 @@
         </w:rPr>
         <w:t>i</w:t>
       </w:r>
+      <w:proofErr w:type="spellEnd"/>
       <w:r>
         <w:rPr>
           <w:rFonts w:ascii="Cascadia Mono" w:hAnsi="Cascadia Mono" w:cs="Cascadia Mono"/>
@@ -17266,6 +19003,7 @@
         </w:rPr>
         <w:t xml:space="preserve"> &lt; 10; </w:t>
       </w:r>
+      <w:proofErr w:type="spellStart"/>
       <w:r>
         <w:rPr>
           <w:rFonts w:ascii="Cascadia Mono" w:hAnsi="Cascadia Mono" w:cs="Cascadia Mono"/>
@@ -17277,6 +19015,7 @@
         </w:rPr>
         <w:t>i</w:t>
       </w:r>
+      <w:proofErr w:type="spellEnd"/>
       <w:r>
         <w:rPr>
           <w:rFonts w:ascii="Cascadia Mono" w:hAnsi="Cascadia Mono" w:cs="Cascadia Mono"/>
@@ -17659,6 +19398,7 @@
         </w:rPr>
         <w:t xml:space="preserve"> = </w:t>
       </w:r>
+      <w:proofErr w:type="spellStart"/>
       <w:r>
         <w:rPr>
           <w:rFonts w:ascii="Cascadia Mono" w:hAnsi="Cascadia Mono" w:cs="Cascadia Mono"/>
@@ -17692,6 +19432,7 @@
         </w:rPr>
         <w:t>Next</w:t>
       </w:r>
+      <w:proofErr w:type="spellEnd"/>
       <w:r>
         <w:rPr>
           <w:rFonts w:ascii="Cascadia Mono" w:hAnsi="Cascadia Mono" w:cs="Cascadia Mono"/>
@@ -17752,6 +19493,7 @@
         </w:rPr>
         <w:t xml:space="preserve"> = </w:t>
       </w:r>
+      <w:proofErr w:type="spellStart"/>
       <w:r>
         <w:rPr>
           <w:rFonts w:ascii="Cascadia Mono" w:hAnsi="Cascadia Mono" w:cs="Cascadia Mono"/>
@@ -17785,6 +19527,7 @@
         </w:rPr>
         <w:t>Next</w:t>
       </w:r>
+      <w:proofErr w:type="spellEnd"/>
       <w:r>
         <w:rPr>
           <w:rFonts w:ascii="Cascadia Mono" w:hAnsi="Cascadia Mono" w:cs="Cascadia Mono"/>
@@ -17845,6 +19588,7 @@
         </w:rPr>
         <w:t xml:space="preserve"> = </w:t>
       </w:r>
+      <w:proofErr w:type="spellStart"/>
       <w:r>
         <w:rPr>
           <w:rFonts w:ascii="Cascadia Mono" w:hAnsi="Cascadia Mono" w:cs="Cascadia Mono"/>
@@ -17878,6 +19622,7 @@
         </w:rPr>
         <w:t>Next</w:t>
       </w:r>
+      <w:proofErr w:type="spellEnd"/>
       <w:r>
         <w:rPr>
           <w:rFonts w:ascii="Cascadia Mono" w:hAnsi="Cascadia Mono" w:cs="Cascadia Mono"/>
@@ -18097,6 +19842,7 @@
         </w:rPr>
         <w:t xml:space="preserve"> (!</w:t>
       </w:r>
+      <w:proofErr w:type="spellStart"/>
       <w:r>
         <w:rPr>
           <w:rFonts w:ascii="Cascadia Mono" w:hAnsi="Cascadia Mono" w:cs="Cascadia Mono"/>
@@ -18130,6 +19876,7 @@
         </w:rPr>
         <w:t>ValidateTriangle</w:t>
       </w:r>
+      <w:proofErr w:type="spellEnd"/>
       <w:r>
         <w:rPr>
           <w:rFonts w:ascii="Cascadia Mono" w:hAnsi="Cascadia Mono" w:cs="Cascadia Mono"/>
@@ -18521,6 +20268,7 @@
         </w:rPr>
         <w:t xml:space="preserve"> </w:t>
       </w:r>
+      <w:proofErr w:type="spellStart"/>
       <w:r>
         <w:rPr>
           <w:rFonts w:ascii="Cascadia Mono" w:hAnsi="Cascadia Mono" w:cs="Cascadia Mono"/>
@@ -18532,6 +20280,7 @@
         </w:rPr>
         <w:t>GetAndWriteResults</w:t>
       </w:r>
+      <w:proofErr w:type="spellEnd"/>
       <w:r>
         <w:rPr>
           <w:rFonts w:ascii="Cascadia Mono" w:hAnsi="Cascadia Mono" w:cs="Cascadia Mono"/>
@@ -18597,6 +20346,7 @@
         </w:rPr>
         <w:t xml:space="preserve">        </w:t>
       </w:r>
+      <w:proofErr w:type="spellStart"/>
       <w:r>
         <w:rPr>
           <w:rFonts w:ascii="Cascadia Mono" w:hAnsi="Cascadia Mono" w:cs="Cascadia Mono"/>
@@ -18608,6 +20358,7 @@
         </w:rPr>
         <w:t>DialogResult</w:t>
       </w:r>
+      <w:proofErr w:type="spellEnd"/>
       <w:r>
         <w:rPr>
           <w:rFonts w:ascii="Cascadia Mono" w:hAnsi="Cascadia Mono" w:cs="Cascadia Mono"/>
@@ -18619,6 +20370,7 @@
         </w:rPr>
         <w:t xml:space="preserve"> </w:t>
       </w:r>
+      <w:proofErr w:type="spellStart"/>
       <w:r>
         <w:rPr>
           <w:rFonts w:ascii="Cascadia Mono" w:hAnsi="Cascadia Mono" w:cs="Cascadia Mono"/>
@@ -18630,6 +20382,7 @@
         </w:rPr>
         <w:t>dialogResult</w:t>
       </w:r>
+      <w:proofErr w:type="spellEnd"/>
       <w:r>
         <w:rPr>
           <w:rFonts w:ascii="Cascadia Mono" w:hAnsi="Cascadia Mono" w:cs="Cascadia Mono"/>
@@ -18712,6 +20465,7 @@
         </w:rPr>
         <w:t xml:space="preserve"> (</w:t>
       </w:r>
+      <w:proofErr w:type="spellStart"/>
       <w:r>
         <w:rPr>
           <w:rFonts w:ascii="Cascadia Mono" w:hAnsi="Cascadia Mono" w:cs="Cascadia Mono"/>
@@ -18723,6 +20477,7 @@
         </w:rPr>
         <w:t>dialogResult</w:t>
       </w:r>
+      <w:proofErr w:type="spellEnd"/>
       <w:r>
         <w:rPr>
           <w:rFonts w:ascii="Cascadia Mono" w:hAnsi="Cascadia Mono" w:cs="Cascadia Mono"/>
@@ -18734,6 +20489,7 @@
         </w:rPr>
         <w:t xml:space="preserve"> != </w:t>
       </w:r>
+      <w:proofErr w:type="spellStart"/>
       <w:r>
         <w:rPr>
           <w:rFonts w:ascii="Cascadia Mono" w:hAnsi="Cascadia Mono" w:cs="Cascadia Mono"/>
@@ -18754,7 +20510,19 @@
           <w:highlight w:val="white"/>
           <w:lang w:val="en-US"/>
         </w:rPr>
-        <w:t>.OK)</w:t>
+        <w:t>.OK</w:t>
+      </w:r>
+      <w:proofErr w:type="spellEnd"/>
+      <w:r>
+        <w:rPr>
+          <w:rFonts w:ascii="Cascadia Mono" w:hAnsi="Cascadia Mono" w:cs="Cascadia Mono"/>
+          <w:color w:val="000000"/>
+          <w:sz w:val="19"/>
+          <w:szCs w:val="19"/>
+          <w:highlight w:val="white"/>
+          <w:lang w:val="en-US"/>
+        </w:rPr>
+        <w:t>)</w:t>
       </w:r>
     </w:p>
     <w:p>
@@ -18919,6 +20687,7 @@
         </w:rPr>
         <w:t xml:space="preserve">        </w:t>
       </w:r>
+      <w:proofErr w:type="spellStart"/>
       <w:r>
         <w:rPr>
           <w:rFonts w:ascii="Cascadia Mono" w:hAnsi="Cascadia Mono" w:cs="Cascadia Mono"/>
@@ -18952,6 +20721,7 @@
         </w:rPr>
         <w:t>WriteAllText</w:t>
       </w:r>
+      <w:proofErr w:type="spellEnd"/>
       <w:r>
         <w:rPr>
           <w:rFonts w:ascii="Cascadia Mono" w:hAnsi="Cascadia Mono" w:cs="Cascadia Mono"/>
@@ -19045,6 +20815,7 @@
         </w:rPr>
         <w:t xml:space="preserve"> (</w:t>
       </w:r>
+      <w:proofErr w:type="spellStart"/>
       <w:r>
         <w:rPr>
           <w:rFonts w:ascii="Cascadia Mono" w:hAnsi="Cascadia Mono" w:cs="Cascadia Mono"/>
@@ -19056,6 +20827,7 @@
         </w:rPr>
         <w:t>DataGridViewRow</w:t>
       </w:r>
+      <w:proofErr w:type="spellEnd"/>
       <w:r>
         <w:rPr>
           <w:rFonts w:ascii="Cascadia Mono" w:hAnsi="Cascadia Mono" w:cs="Cascadia Mono"/>
@@ -19187,6 +20959,7 @@
         </w:rPr>
         <w:t xml:space="preserve"> (</w:t>
       </w:r>
+      <w:proofErr w:type="spellStart"/>
       <w:r>
         <w:rPr>
           <w:rFonts w:ascii="Cascadia Mono" w:hAnsi="Cascadia Mono" w:cs="Cascadia Mono"/>
@@ -19207,7 +20980,19 @@
           <w:highlight w:val="white"/>
           <w:lang w:val="en-US"/>
         </w:rPr>
-        <w:t xml:space="preserve">.IsNewRow) </w:t>
+        <w:t>.IsNewRow</w:t>
+      </w:r>
+      <w:proofErr w:type="spellEnd"/>
+      <w:r>
+        <w:rPr>
+          <w:rFonts w:ascii="Cascadia Mono" w:hAnsi="Cascadia Mono" w:cs="Cascadia Mono"/>
+          <w:color w:val="000000"/>
+          <w:sz w:val="19"/>
+          <w:szCs w:val="19"/>
+          <w:highlight w:val="white"/>
+          <w:lang w:val="en-US"/>
+        </w:rPr>
+        <w:t xml:space="preserve">) </w:t>
       </w:r>
       <w:r>
         <w:rPr>
@@ -19346,6 +21131,7 @@
         </w:rPr>
         <w:t>(</w:t>
       </w:r>
+      <w:proofErr w:type="spellStart"/>
       <w:r>
         <w:rPr>
           <w:rFonts w:ascii="Cascadia Mono" w:hAnsi="Cascadia Mono" w:cs="Cascadia Mono"/>
@@ -19366,7 +21152,19 @@
           <w:highlight w:val="white"/>
           <w:lang w:val="en-US"/>
         </w:rPr>
-        <w:t>.Cells[0].Value);</w:t>
+        <w:t>.Cells</w:t>
+      </w:r>
+      <w:proofErr w:type="spellEnd"/>
+      <w:r>
+        <w:rPr>
+          <w:rFonts w:ascii="Cascadia Mono" w:hAnsi="Cascadia Mono" w:cs="Cascadia Mono"/>
+          <w:color w:val="000000"/>
+          <w:sz w:val="19"/>
+          <w:szCs w:val="19"/>
+          <w:highlight w:val="white"/>
+          <w:lang w:val="en-US"/>
+        </w:rPr>
+        <w:t>[0].Value);</w:t>
       </w:r>
     </w:p>
     <w:p>
@@ -19483,6 +21281,7 @@
         </w:rPr>
         <w:t>(</w:t>
       </w:r>
+      <w:proofErr w:type="spellStart"/>
       <w:r>
         <w:rPr>
           <w:rFonts w:ascii="Cascadia Mono" w:hAnsi="Cascadia Mono" w:cs="Cascadia Mono"/>
@@ -19503,7 +21302,19 @@
           <w:highlight w:val="white"/>
           <w:lang w:val="en-US"/>
         </w:rPr>
-        <w:t>.Cells[1].Value);</w:t>
+        <w:t>.Cells</w:t>
+      </w:r>
+      <w:proofErr w:type="spellEnd"/>
+      <w:r>
+        <w:rPr>
+          <w:rFonts w:ascii="Cascadia Mono" w:hAnsi="Cascadia Mono" w:cs="Cascadia Mono"/>
+          <w:color w:val="000000"/>
+          <w:sz w:val="19"/>
+          <w:szCs w:val="19"/>
+          <w:highlight w:val="white"/>
+          <w:lang w:val="en-US"/>
+        </w:rPr>
+        <w:t>[1].Value);</w:t>
       </w:r>
     </w:p>
     <w:p>
@@ -19620,6 +21431,7 @@
         </w:rPr>
         <w:t>(</w:t>
       </w:r>
+      <w:proofErr w:type="spellStart"/>
       <w:r>
         <w:rPr>
           <w:rFonts w:ascii="Cascadia Mono" w:hAnsi="Cascadia Mono" w:cs="Cascadia Mono"/>
@@ -19640,7 +21452,19 @@
           <w:highlight w:val="white"/>
           <w:lang w:val="en-US"/>
         </w:rPr>
-        <w:t>.Cells[2].Value);</w:t>
+        <w:t>.Cells</w:t>
+      </w:r>
+      <w:proofErr w:type="spellEnd"/>
+      <w:r>
+        <w:rPr>
+          <w:rFonts w:ascii="Cascadia Mono" w:hAnsi="Cascadia Mono" w:cs="Cascadia Mono"/>
+          <w:color w:val="000000"/>
+          <w:sz w:val="19"/>
+          <w:szCs w:val="19"/>
+          <w:highlight w:val="white"/>
+          <w:lang w:val="en-US"/>
+        </w:rPr>
+        <w:t>[2].Value);</w:t>
       </w:r>
     </w:p>
     <w:p>
@@ -19691,6 +21515,7 @@
         </w:rPr>
         <w:t xml:space="preserve"> </w:t>
       </w:r>
+      <w:proofErr w:type="spellStart"/>
       <w:r>
         <w:rPr>
           <w:rFonts w:ascii="Cascadia Mono" w:hAnsi="Cascadia Mono" w:cs="Cascadia Mono"/>
@@ -19702,6 +21527,7 @@
         </w:rPr>
         <w:t>tria</w:t>
       </w:r>
+      <w:proofErr w:type="spellEnd"/>
       <w:r>
         <w:rPr>
           <w:rFonts w:ascii="Cascadia Mono" w:hAnsi="Cascadia Mono" w:cs="Cascadia Mono"/>
@@ -19894,6 +21720,7 @@
         </w:rPr>
         <w:t xml:space="preserve"> = </w:t>
       </w:r>
+      <w:proofErr w:type="spellStart"/>
       <w:r>
         <w:rPr>
           <w:rFonts w:ascii="Cascadia Mono" w:hAnsi="Cascadia Mono" w:cs="Cascadia Mono"/>
@@ -19927,6 +21754,7 @@
         </w:rPr>
         <w:t>GetTriangleArea</w:t>
       </w:r>
+      <w:proofErr w:type="spellEnd"/>
       <w:r>
         <w:rPr>
           <w:rFonts w:ascii="Cascadia Mono" w:hAnsi="Cascadia Mono" w:cs="Cascadia Mono"/>
@@ -20009,6 +21837,7 @@
         </w:rPr>
         <w:t xml:space="preserve"> = </w:t>
       </w:r>
+      <w:proofErr w:type="spellStart"/>
       <w:r>
         <w:rPr>
           <w:rFonts w:ascii="Cascadia Mono" w:hAnsi="Cascadia Mono" w:cs="Cascadia Mono"/>
@@ -20042,6 +21871,7 @@
         </w:rPr>
         <w:t>GetTriangleAngles</w:t>
       </w:r>
+      <w:proofErr w:type="spellEnd"/>
       <w:r>
         <w:rPr>
           <w:rFonts w:ascii="Cascadia Mono" w:hAnsi="Cascadia Mono" w:cs="Cascadia Mono"/>
@@ -20124,6 +21954,7 @@
         </w:rPr>
         <w:t xml:space="preserve"> = </w:t>
       </w:r>
+      <w:proofErr w:type="spellStart"/>
       <w:r>
         <w:rPr>
           <w:rFonts w:ascii="Cascadia Mono" w:hAnsi="Cascadia Mono" w:cs="Cascadia Mono"/>
@@ -20157,6 +21988,7 @@
         </w:rPr>
         <w:t>GetTriangleHeights</w:t>
       </w:r>
+      <w:proofErr w:type="spellEnd"/>
       <w:r>
         <w:rPr>
           <w:rFonts w:ascii="Cascadia Mono" w:hAnsi="Cascadia Mono" w:cs="Cascadia Mono"/>
@@ -20217,6 +22049,7 @@
         </w:rPr>
         <w:t xml:space="preserve"> </w:t>
       </w:r>
+      <w:proofErr w:type="spellStart"/>
       <w:r>
         <w:rPr>
           <w:rFonts w:ascii="Cascadia Mono" w:hAnsi="Cascadia Mono" w:cs="Cascadia Mono"/>
@@ -20228,6 +22061,7 @@
         </w:rPr>
         <w:t>resultString</w:t>
       </w:r>
+      <w:proofErr w:type="spellEnd"/>
       <w:r>
         <w:rPr>
           <w:rFonts w:ascii="Cascadia Mono" w:hAnsi="Cascadia Mono" w:cs="Cascadia Mono"/>
@@ -20579,6 +22413,7 @@
         </w:rPr>
         <w:t>{</w:t>
       </w:r>
+      <w:proofErr w:type="spellStart"/>
       <w:r>
         <w:rPr>
           <w:rFonts w:ascii="Cascadia Mono" w:hAnsi="Cascadia Mono" w:cs="Cascadia Mono"/>
@@ -20589,6 +22424,7 @@
         </w:rPr>
         <w:t>area</w:t>
       </w:r>
+      <w:proofErr w:type="spellEnd"/>
       <w:r>
         <w:rPr>
           <w:rFonts w:ascii="Cascadia Mono" w:hAnsi="Cascadia Mono" w:cs="Cascadia Mono"/>
@@ -20674,6 +22510,7 @@
         </w:rPr>
         <w:t>{</w:t>
       </w:r>
+      <w:proofErr w:type="spellStart"/>
       <w:r>
         <w:rPr>
           <w:rFonts w:ascii="Cascadia Mono" w:hAnsi="Cascadia Mono" w:cs="Cascadia Mono"/>
@@ -20704,6 +22541,7 @@
         </w:rPr>
         <w:t>Round</w:t>
       </w:r>
+      <w:proofErr w:type="spellEnd"/>
       <w:r>
         <w:rPr>
           <w:rFonts w:ascii="Cascadia Mono" w:hAnsi="Cascadia Mono" w:cs="Cascadia Mono"/>
@@ -20714,6 +22552,7 @@
         </w:rPr>
         <w:t>(</w:t>
       </w:r>
+      <w:proofErr w:type="spellStart"/>
       <w:r>
         <w:rPr>
           <w:rFonts w:ascii="Cascadia Mono" w:hAnsi="Cascadia Mono" w:cs="Cascadia Mono"/>
@@ -20724,6 +22563,7 @@
         </w:rPr>
         <w:t>angles</w:t>
       </w:r>
+      <w:proofErr w:type="spellEnd"/>
       <w:r>
         <w:rPr>
           <w:rFonts w:ascii="Cascadia Mono" w:hAnsi="Cascadia Mono" w:cs="Cascadia Mono"/>
@@ -20754,6 +22594,7 @@
         </w:rPr>
         <w:t>{</w:t>
       </w:r>
+      <w:proofErr w:type="spellStart"/>
       <w:r>
         <w:rPr>
           <w:rFonts w:ascii="Cascadia Mono" w:hAnsi="Cascadia Mono" w:cs="Cascadia Mono"/>
@@ -20784,6 +22625,7 @@
         </w:rPr>
         <w:t>Round</w:t>
       </w:r>
+      <w:proofErr w:type="spellEnd"/>
       <w:r>
         <w:rPr>
           <w:rFonts w:ascii="Cascadia Mono" w:hAnsi="Cascadia Mono" w:cs="Cascadia Mono"/>
@@ -20794,6 +22636,7 @@
         </w:rPr>
         <w:t>(</w:t>
       </w:r>
+      <w:proofErr w:type="spellStart"/>
       <w:r>
         <w:rPr>
           <w:rFonts w:ascii="Cascadia Mono" w:hAnsi="Cascadia Mono" w:cs="Cascadia Mono"/>
@@ -20804,6 +22647,7 @@
         </w:rPr>
         <w:t>angles</w:t>
       </w:r>
+      <w:proofErr w:type="spellEnd"/>
       <w:r>
         <w:rPr>
           <w:rFonts w:ascii="Cascadia Mono" w:hAnsi="Cascadia Mono" w:cs="Cascadia Mono"/>
@@ -20834,6 +22678,7 @@
         </w:rPr>
         <w:t>{</w:t>
       </w:r>
+      <w:proofErr w:type="spellStart"/>
       <w:r>
         <w:rPr>
           <w:rFonts w:ascii="Cascadia Mono" w:hAnsi="Cascadia Mono" w:cs="Cascadia Mono"/>
@@ -20864,6 +22709,7 @@
         </w:rPr>
         <w:t>Round</w:t>
       </w:r>
+      <w:proofErr w:type="spellEnd"/>
       <w:r>
         <w:rPr>
           <w:rFonts w:ascii="Cascadia Mono" w:hAnsi="Cascadia Mono" w:cs="Cascadia Mono"/>
@@ -20874,6 +22720,7 @@
         </w:rPr>
         <w:t>(</w:t>
       </w:r>
+      <w:proofErr w:type="spellStart"/>
       <w:r>
         <w:rPr>
           <w:rFonts w:ascii="Cascadia Mono" w:hAnsi="Cascadia Mono" w:cs="Cascadia Mono"/>
@@ -20884,6 +22731,7 @@
         </w:rPr>
         <w:t>angles</w:t>
       </w:r>
+      <w:proofErr w:type="spellEnd"/>
       <w:r>
         <w:rPr>
           <w:rFonts w:ascii="Cascadia Mono" w:hAnsi="Cascadia Mono" w:cs="Cascadia Mono"/>
@@ -20980,7 +22828,19 @@
           <w:highlight w:val="white"/>
           <w:lang w:val="en-US"/>
         </w:rPr>
-        <w:t xml:space="preserve">: 1 - </w:t>
+        <w:t xml:space="preserve">: </w:t>
+      </w:r>
+      <w:proofErr w:type="gramStart"/>
+      <w:r>
+        <w:rPr>
+          <w:rFonts w:ascii="Cascadia Mono" w:hAnsi="Cascadia Mono" w:cs="Cascadia Mono"/>
+          <w:color w:val="A31515"/>
+          <w:sz w:val="19"/>
+          <w:szCs w:val="19"/>
+          <w:highlight w:val="white"/>
+          <w:lang w:val="en-US"/>
+        </w:rPr>
+        <w:t xml:space="preserve">1 - </w:t>
       </w:r>
       <w:r>
         <w:rPr>
@@ -20993,6 +22853,8 @@
         </w:rPr>
         <w:t>{</w:t>
       </w:r>
+      <w:proofErr w:type="spellStart"/>
+      <w:proofErr w:type="gramEnd"/>
       <w:r>
         <w:rPr>
           <w:rFonts w:ascii="Cascadia Mono" w:hAnsi="Cascadia Mono" w:cs="Cascadia Mono"/>
@@ -21026,6 +22888,7 @@
         </w:rPr>
         <w:t>Round</w:t>
       </w:r>
+      <w:proofErr w:type="spellEnd"/>
       <w:r>
         <w:rPr>
           <w:rFonts w:ascii="Cascadia Mono" w:hAnsi="Cascadia Mono" w:cs="Cascadia Mono"/>
@@ -21057,8 +22920,21 @@
           <w:highlight w:val="white"/>
           <w:lang w:val="en-US"/>
         </w:rPr>
-        <w:t>[0], 4)}</w:t>
-      </w:r>
+        <w:t xml:space="preserve">[0], </w:t>
+      </w:r>
+      <w:proofErr w:type="gramStart"/>
+      <w:r>
+        <w:rPr>
+          <w:rFonts w:ascii="Cascadia Mono" w:hAnsi="Cascadia Mono" w:cs="Cascadia Mono"/>
+          <w:color w:val="000000"/>
+          <w:sz w:val="19"/>
+          <w:szCs w:val="19"/>
+          <w:highlight w:val="white"/>
+          <w:lang w:val="en-US"/>
+        </w:rPr>
+        <w:t>4)}</w:t>
+      </w:r>
+      <w:proofErr w:type="gramEnd"/>
       <w:r>
         <w:rPr>
           <w:rFonts w:ascii="Cascadia Mono" w:hAnsi="Cascadia Mono" w:cs="Cascadia Mono"/>
@@ -21068,7 +22944,19 @@
           <w:highlight w:val="white"/>
           <w:lang w:val="en-US"/>
         </w:rPr>
-        <w:t xml:space="preserve">, 2 - </w:t>
+        <w:t xml:space="preserve">, </w:t>
+      </w:r>
+      <w:proofErr w:type="gramStart"/>
+      <w:r>
+        <w:rPr>
+          <w:rFonts w:ascii="Cascadia Mono" w:hAnsi="Cascadia Mono" w:cs="Cascadia Mono"/>
+          <w:color w:val="A31515"/>
+          <w:sz w:val="19"/>
+          <w:szCs w:val="19"/>
+          <w:highlight w:val="white"/>
+          <w:lang w:val="en-US"/>
+        </w:rPr>
+        <w:t xml:space="preserve">2 - </w:t>
       </w:r>
       <w:r>
         <w:rPr>
@@ -21081,6 +22969,8 @@
         </w:rPr>
         <w:t>{</w:t>
       </w:r>
+      <w:proofErr w:type="spellStart"/>
+      <w:proofErr w:type="gramEnd"/>
       <w:r>
         <w:rPr>
           <w:rFonts w:ascii="Cascadia Mono" w:hAnsi="Cascadia Mono" w:cs="Cascadia Mono"/>
@@ -21114,6 +23004,7 @@
         </w:rPr>
         <w:t>Round</w:t>
       </w:r>
+      <w:proofErr w:type="spellEnd"/>
       <w:r>
         <w:rPr>
           <w:rFonts w:ascii="Cascadia Mono" w:hAnsi="Cascadia Mono" w:cs="Cascadia Mono"/>
@@ -21145,8 +23036,21 @@
           <w:highlight w:val="white"/>
           <w:lang w:val="en-US"/>
         </w:rPr>
-        <w:t>[1], 4)}</w:t>
-      </w:r>
+        <w:t xml:space="preserve">[1], </w:t>
+      </w:r>
+      <w:proofErr w:type="gramStart"/>
+      <w:r>
+        <w:rPr>
+          <w:rFonts w:ascii="Cascadia Mono" w:hAnsi="Cascadia Mono" w:cs="Cascadia Mono"/>
+          <w:color w:val="000000"/>
+          <w:sz w:val="19"/>
+          <w:szCs w:val="19"/>
+          <w:highlight w:val="white"/>
+          <w:lang w:val="en-US"/>
+        </w:rPr>
+        <w:t>4)}</w:t>
+      </w:r>
+      <w:proofErr w:type="gramEnd"/>
       <w:r>
         <w:rPr>
           <w:rFonts w:ascii="Cascadia Mono" w:hAnsi="Cascadia Mono" w:cs="Cascadia Mono"/>
@@ -21156,7 +23060,19 @@
           <w:highlight w:val="white"/>
           <w:lang w:val="en-US"/>
         </w:rPr>
-        <w:t xml:space="preserve">, 3 - </w:t>
+        <w:t xml:space="preserve">, </w:t>
+      </w:r>
+      <w:proofErr w:type="gramStart"/>
+      <w:r>
+        <w:rPr>
+          <w:rFonts w:ascii="Cascadia Mono" w:hAnsi="Cascadia Mono" w:cs="Cascadia Mono"/>
+          <w:color w:val="A31515"/>
+          <w:sz w:val="19"/>
+          <w:szCs w:val="19"/>
+          <w:highlight w:val="white"/>
+          <w:lang w:val="en-US"/>
+        </w:rPr>
+        <w:t xml:space="preserve">3 - </w:t>
       </w:r>
       <w:r>
         <w:rPr>
@@ -21169,6 +23085,8 @@
         </w:rPr>
         <w:t>{</w:t>
       </w:r>
+      <w:proofErr w:type="spellStart"/>
+      <w:proofErr w:type="gramEnd"/>
       <w:r>
         <w:rPr>
           <w:rFonts w:ascii="Cascadia Mono" w:hAnsi="Cascadia Mono" w:cs="Cascadia Mono"/>
@@ -21202,6 +23120,7 @@
         </w:rPr>
         <w:t>Round</w:t>
       </w:r>
+      <w:proofErr w:type="spellEnd"/>
       <w:r>
         <w:rPr>
           <w:rFonts w:ascii="Cascadia Mono" w:hAnsi="Cascadia Mono" w:cs="Cascadia Mono"/>
@@ -21233,8 +23152,21 @@
           <w:highlight w:val="white"/>
           <w:lang w:val="en-US"/>
         </w:rPr>
-        <w:t>[2], 4)}</w:t>
-      </w:r>
+        <w:t xml:space="preserve">[2], </w:t>
+      </w:r>
+      <w:proofErr w:type="gramStart"/>
+      <w:r>
+        <w:rPr>
+          <w:rFonts w:ascii="Cascadia Mono" w:hAnsi="Cascadia Mono" w:cs="Cascadia Mono"/>
+          <w:color w:val="000000"/>
+          <w:sz w:val="19"/>
+          <w:szCs w:val="19"/>
+          <w:highlight w:val="white"/>
+          <w:lang w:val="en-US"/>
+        </w:rPr>
+        <w:t>4)}</w:t>
+      </w:r>
+      <w:proofErr w:type="gramEnd"/>
       <w:r>
         <w:rPr>
           <w:rFonts w:ascii="Cascadia Mono" w:hAnsi="Cascadia Mono" w:cs="Cascadia Mono"/>
@@ -21322,6 +23254,7 @@
         </w:rPr>
         <w:t xml:space="preserve">            </w:t>
       </w:r>
+      <w:proofErr w:type="spellStart"/>
       <w:r>
         <w:rPr>
           <w:rFonts w:ascii="Cascadia Mono" w:hAnsi="Cascadia Mono" w:cs="Cascadia Mono"/>
@@ -21355,6 +23288,7 @@
         </w:rPr>
         <w:t>AppendAllText</w:t>
       </w:r>
+      <w:proofErr w:type="spellEnd"/>
       <w:r>
         <w:rPr>
           <w:rFonts w:ascii="Cascadia Mono" w:hAnsi="Cascadia Mono" w:cs="Cascadia Mono"/>
@@ -21366,6 +23300,7 @@
         </w:rPr>
         <w:t xml:space="preserve">(saveFileDialog1.FileName, </w:t>
       </w:r>
+      <w:proofErr w:type="spellStart"/>
       <w:r>
         <w:rPr>
           <w:rFonts w:ascii="Cascadia Mono" w:hAnsi="Cascadia Mono" w:cs="Cascadia Mono"/>
@@ -21377,6 +23312,7 @@
         </w:rPr>
         <w:t>resultString</w:t>
       </w:r>
+      <w:proofErr w:type="spellEnd"/>
       <w:r>
         <w:rPr>
           <w:rFonts w:ascii="Cascadia Mono" w:hAnsi="Cascadia Mono" w:cs="Cascadia Mono"/>
@@ -21660,6 +23596,7 @@
         </w:rPr>
         <w:t xml:space="preserve">, </w:t>
       </w:r>
+      <w:proofErr w:type="spellStart"/>
       <w:r>
         <w:rPr>
           <w:rFonts w:ascii="Cascadia Mono" w:hAnsi="Cascadia Mono" w:cs="Cascadia Mono"/>
@@ -21671,6 +23608,7 @@
         </w:rPr>
         <w:t>EventArgs</w:t>
       </w:r>
+      <w:proofErr w:type="spellEnd"/>
       <w:r>
         <w:rPr>
           <w:rFonts w:ascii="Cascadia Mono" w:hAnsi="Cascadia Mono" w:cs="Cascadia Mono"/>
@@ -21758,6 +23696,7 @@
         </w:rPr>
         <w:t xml:space="preserve">        </w:t>
       </w:r>
+      <w:proofErr w:type="spellStart"/>
       <w:r>
         <w:rPr>
           <w:rFonts w:ascii="Cascadia Mono" w:hAnsi="Cascadia Mono" w:cs="Cascadia Mono"/>
@@ -21769,6 +23708,7 @@
         </w:rPr>
         <w:t>GetAndWriteResults</w:t>
       </w:r>
+      <w:proofErr w:type="spellEnd"/>
       <w:r>
         <w:rPr>
           <w:rFonts w:ascii="Cascadia Mono" w:hAnsi="Cascadia Mono" w:cs="Cascadia Mono"/>
@@ -21960,6 +23900,7 @@
         </w:rPr>
         <w:t xml:space="preserve">, </w:t>
       </w:r>
+      <w:proofErr w:type="spellStart"/>
       <w:r>
         <w:rPr>
           <w:rFonts w:ascii="Cascadia Mono" w:hAnsi="Cascadia Mono" w:cs="Cascadia Mono"/>
@@ -21971,6 +23912,7 @@
         </w:rPr>
         <w:t>EventArgs</w:t>
       </w:r>
+      <w:proofErr w:type="spellEnd"/>
       <w:r>
         <w:rPr>
           <w:rFonts w:ascii="Cascadia Mono" w:hAnsi="Cascadia Mono" w:cs="Cascadia Mono"/>
@@ -22070,6 +24012,7 @@
         </w:rPr>
         <w:t xml:space="preserve">        </w:t>
       </w:r>
+      <w:proofErr w:type="spellStart"/>
       <w:r>
         <w:rPr>
           <w:rFonts w:ascii="Cascadia Mono" w:hAnsi="Cascadia Mono" w:cs="Cascadia Mono"/>
@@ -22081,6 +24024,7 @@
         </w:rPr>
         <w:t>GenerateTriangles</w:t>
       </w:r>
+      <w:proofErr w:type="spellEnd"/>
       <w:r>
         <w:rPr>
           <w:rFonts w:ascii="Cascadia Mono" w:hAnsi="Cascadia Mono" w:cs="Cascadia Mono"/>
@@ -22259,7 +24203,19 @@
           <w:highlight w:val="white"/>
           <w:lang w:val="en-US"/>
         </w:rPr>
-        <w:t>, System.ComponentModel.</w:t>
+        <w:t xml:space="preserve">, </w:t>
+      </w:r>
+      <w:proofErr w:type="spellStart"/>
+      <w:r>
+        <w:rPr>
+          <w:rFonts w:ascii="Cascadia Mono" w:hAnsi="Cascadia Mono" w:cs="Cascadia Mono"/>
+          <w:color w:val="000000"/>
+          <w:sz w:val="19"/>
+          <w:szCs w:val="19"/>
+          <w:highlight w:val="white"/>
+          <w:lang w:val="en-US"/>
+        </w:rPr>
+        <w:t>System.ComponentModel.</w:t>
       </w:r>
       <w:r>
         <w:rPr>
@@ -22272,6 +24228,7 @@
         </w:rPr>
         <w:t>CancelEventArgs</w:t>
       </w:r>
+      <w:proofErr w:type="spellEnd"/>
       <w:r>
         <w:rPr>
           <w:rFonts w:ascii="Cascadia Mono" w:hAnsi="Cascadia Mono" w:cs="Cascadia Mono"/>
@@ -22381,6 +24338,7 @@
         </w:rPr>
         <w:t xml:space="preserve"> (</w:t>
       </w:r>
+      <w:proofErr w:type="spellStart"/>
       <w:r>
         <w:rPr>
           <w:rFonts w:ascii="Cascadia Mono" w:hAnsi="Cascadia Mono" w:cs="Cascadia Mono"/>
@@ -22392,6 +24350,7 @@
         </w:rPr>
         <w:t>DataGridViewRow</w:t>
       </w:r>
+      <w:proofErr w:type="spellEnd"/>
       <w:r>
         <w:rPr>
           <w:rFonts w:ascii="Cascadia Mono" w:hAnsi="Cascadia Mono" w:cs="Cascadia Mono"/>
@@ -22523,6 +24482,7 @@
         </w:rPr>
         <w:t xml:space="preserve"> (</w:t>
       </w:r>
+      <w:proofErr w:type="spellStart"/>
       <w:r>
         <w:rPr>
           <w:rFonts w:ascii="Cascadia Mono" w:hAnsi="Cascadia Mono" w:cs="Cascadia Mono"/>
@@ -22543,7 +24503,19 @@
           <w:highlight w:val="white"/>
           <w:lang w:val="en-US"/>
         </w:rPr>
-        <w:t xml:space="preserve">.IsNewRow) </w:t>
+        <w:t>.IsNewRow</w:t>
+      </w:r>
+      <w:proofErr w:type="spellEnd"/>
+      <w:r>
+        <w:rPr>
+          <w:rFonts w:ascii="Cascadia Mono" w:hAnsi="Cascadia Mono" w:cs="Cascadia Mono"/>
+          <w:color w:val="000000"/>
+          <w:sz w:val="19"/>
+          <w:szCs w:val="19"/>
+          <w:highlight w:val="white"/>
+          <w:lang w:val="en-US"/>
+        </w:rPr>
+        <w:t xml:space="preserve">) </w:t>
       </w:r>
       <w:r>
         <w:rPr>
@@ -22682,6 +24654,7 @@
         </w:rPr>
         <w:t>(</w:t>
       </w:r>
+      <w:proofErr w:type="spellStart"/>
       <w:r>
         <w:rPr>
           <w:rFonts w:ascii="Cascadia Mono" w:hAnsi="Cascadia Mono" w:cs="Cascadia Mono"/>
@@ -22702,7 +24675,19 @@
           <w:highlight w:val="white"/>
           <w:lang w:val="en-US"/>
         </w:rPr>
-        <w:t>.Cells[0].Value);</w:t>
+        <w:t>.Cells</w:t>
+      </w:r>
+      <w:proofErr w:type="spellEnd"/>
+      <w:r>
+        <w:rPr>
+          <w:rFonts w:ascii="Cascadia Mono" w:hAnsi="Cascadia Mono" w:cs="Cascadia Mono"/>
+          <w:color w:val="000000"/>
+          <w:sz w:val="19"/>
+          <w:szCs w:val="19"/>
+          <w:highlight w:val="white"/>
+          <w:lang w:val="en-US"/>
+        </w:rPr>
+        <w:t>[0].Value);</w:t>
       </w:r>
     </w:p>
     <w:p>
@@ -22819,6 +24804,7 @@
         </w:rPr>
         <w:t>(</w:t>
       </w:r>
+      <w:proofErr w:type="spellStart"/>
       <w:r>
         <w:rPr>
           <w:rFonts w:ascii="Cascadia Mono" w:hAnsi="Cascadia Mono" w:cs="Cascadia Mono"/>
@@ -22839,7 +24825,19 @@
           <w:highlight w:val="white"/>
           <w:lang w:val="en-US"/>
         </w:rPr>
-        <w:t>.Cells[1].Value);</w:t>
+        <w:t>.Cells</w:t>
+      </w:r>
+      <w:proofErr w:type="spellEnd"/>
+      <w:r>
+        <w:rPr>
+          <w:rFonts w:ascii="Cascadia Mono" w:hAnsi="Cascadia Mono" w:cs="Cascadia Mono"/>
+          <w:color w:val="000000"/>
+          <w:sz w:val="19"/>
+          <w:szCs w:val="19"/>
+          <w:highlight w:val="white"/>
+          <w:lang w:val="en-US"/>
+        </w:rPr>
+        <w:t>[1].Value);</w:t>
       </w:r>
     </w:p>
     <w:p>
@@ -22956,6 +24954,7 @@
         </w:rPr>
         <w:t>(</w:t>
       </w:r>
+      <w:proofErr w:type="spellStart"/>
       <w:r>
         <w:rPr>
           <w:rFonts w:ascii="Cascadia Mono" w:hAnsi="Cascadia Mono" w:cs="Cascadia Mono"/>
@@ -22976,7 +24975,19 @@
           <w:highlight w:val="white"/>
           <w:lang w:val="en-US"/>
         </w:rPr>
-        <w:t>.Cells[2].Value);</w:t>
+        <w:t>.Cells</w:t>
+      </w:r>
+      <w:proofErr w:type="spellEnd"/>
+      <w:r>
+        <w:rPr>
+          <w:rFonts w:ascii="Cascadia Mono" w:hAnsi="Cascadia Mono" w:cs="Cascadia Mono"/>
+          <w:color w:val="000000"/>
+          <w:sz w:val="19"/>
+          <w:szCs w:val="19"/>
+          <w:highlight w:val="white"/>
+          <w:lang w:val="en-US"/>
+        </w:rPr>
+        <w:t>[2].Value);</w:t>
       </w:r>
     </w:p>
     <w:p>
@@ -23137,6 +25148,7 @@
         </w:rPr>
         <w:t>)).</w:t>
       </w:r>
+      <w:proofErr w:type="spellStart"/>
       <w:r>
         <w:rPr>
           <w:rFonts w:ascii="Cascadia Mono" w:hAnsi="Cascadia Mono" w:cs="Cascadia Mono"/>
@@ -23148,6 +25160,7 @@
         </w:rPr>
         <w:t>ValidateTriangle</w:t>
       </w:r>
+      <w:proofErr w:type="spellEnd"/>
       <w:r>
         <w:rPr>
           <w:rFonts w:ascii="Cascadia Mono" w:hAnsi="Cascadia Mono" w:cs="Cascadia Mono"/>
@@ -23220,6 +25233,7 @@
         </w:rPr>
         <w:t xml:space="preserve">            </w:t>
       </w:r>
+      <w:proofErr w:type="spellStart"/>
       <w:r>
         <w:rPr>
           <w:rFonts w:ascii="Cascadia Mono" w:hAnsi="Cascadia Mono" w:cs="Cascadia Mono"/>
@@ -23250,6 +25264,7 @@
         </w:rPr>
         <w:t>Show</w:t>
       </w:r>
+      <w:proofErr w:type="spellEnd"/>
       <w:r>
         <w:rPr>
           <w:rFonts w:ascii="Cascadia Mono" w:hAnsi="Cascadia Mono" w:cs="Cascadia Mono"/>
@@ -23420,6 +25435,7 @@
         </w:rPr>
         <w:t xml:space="preserve">, </w:t>
       </w:r>
+      <w:proofErr w:type="spellStart"/>
       <w:r>
         <w:rPr>
           <w:rFonts w:ascii="Cascadia Mono" w:hAnsi="Cascadia Mono" w:cs="Cascadia Mono"/>
@@ -23438,7 +25454,18 @@
           <w:szCs w:val="19"/>
           <w:highlight w:val="white"/>
         </w:rPr>
-        <w:t>.OK,</w:t>
+        <w:t>.OK</w:t>
+      </w:r>
+      <w:proofErr w:type="spellEnd"/>
+      <w:r>
+        <w:rPr>
+          <w:rFonts w:ascii="Cascadia Mono" w:hAnsi="Cascadia Mono" w:cs="Cascadia Mono"/>
+          <w:color w:val="000000"/>
+          <w:sz w:val="19"/>
+          <w:szCs w:val="19"/>
+          <w:highlight w:val="white"/>
+        </w:rPr>
+        <w:t>,</w:t>
       </w:r>
     </w:p>
     <w:p>
@@ -23465,6 +25492,7 @@
         </w:rPr>
         <w:t xml:space="preserve">                </w:t>
       </w:r>
+      <w:proofErr w:type="spellStart"/>
       <w:r>
         <w:rPr>
           <w:rFonts w:ascii="Cascadia Mono" w:hAnsi="Cascadia Mono" w:cs="Cascadia Mono"/>
@@ -23483,7 +25511,18 @@
           <w:szCs w:val="19"/>
           <w:highlight w:val="white"/>
         </w:rPr>
-        <w:t>.Error);</w:t>
+        <w:t>.Error</w:t>
+      </w:r>
+      <w:proofErr w:type="spellEnd"/>
+      <w:r>
+        <w:rPr>
+          <w:rFonts w:ascii="Cascadia Mono" w:hAnsi="Cascadia Mono" w:cs="Cascadia Mono"/>
+          <w:color w:val="000000"/>
+          <w:sz w:val="19"/>
+          <w:szCs w:val="19"/>
+          <w:highlight w:val="white"/>
+        </w:rPr>
+        <w:t>);</w:t>
       </w:r>
     </w:p>
     <w:p>
@@ -23510,6 +25549,7 @@
         </w:rPr>
         <w:t xml:space="preserve">            </w:t>
       </w:r>
+      <w:proofErr w:type="spellStart"/>
       <w:r>
         <w:rPr>
           <w:rFonts w:ascii="Cascadia Mono" w:hAnsi="Cascadia Mono" w:cs="Cascadia Mono"/>
@@ -23528,8 +25568,20 @@
           <w:szCs w:val="19"/>
           <w:highlight w:val="white"/>
         </w:rPr>
-        <w:t xml:space="preserve">.Cancel = </w:t>
-      </w:r>
+        <w:t>.Cancel</w:t>
+      </w:r>
+      <w:proofErr w:type="spellEnd"/>
+      <w:r>
+        <w:rPr>
+          <w:rFonts w:ascii="Cascadia Mono" w:hAnsi="Cascadia Mono" w:cs="Cascadia Mono"/>
+          <w:color w:val="000000"/>
+          <w:sz w:val="19"/>
+          <w:szCs w:val="19"/>
+          <w:highlight w:val="white"/>
+        </w:rPr>
+        <w:t xml:space="preserve"> = </w:t>
+      </w:r>
+      <w:proofErr w:type="spellStart"/>
       <w:r>
         <w:rPr>
           <w:rFonts w:ascii="Cascadia Mono" w:hAnsi="Cascadia Mono" w:cs="Cascadia Mono"/>
@@ -23540,6 +25592,7 @@
         </w:rPr>
         <w:t>true</w:t>
       </w:r>
+      <w:proofErr w:type="spellEnd"/>
       <w:r>
         <w:rPr>
           <w:rFonts w:ascii="Cascadia Mono" w:hAnsi="Cascadia Mono" w:cs="Cascadia Mono"/>
